--- a/Quanta, Actually - SERIES/QED Course/chapters/Lesson 30 Conserved Currents.docx
+++ b/Quanta, Actually - SERIES/QED Course/chapters/Lesson 30 Conserved Currents.docx
@@ -17,7 +17,7 @@
         <w:jc w:val="center"/>
       </w:pPr>
       <w:r>
-        <w:t>Lesson 30 of the Complete Quantum Electrodynamics Course</w:t>
+        <w:t>Lesson 30 of Quantum, Actually, Volume 2: A QED Course</w:t>
       </w:r>
     </w:p>
     <w:p>
@@ -103,7 +103,16 @@
         <w:pStyle w:val="ListBullet"/>
       </w:pPr>
       <w:r>
-        <w:t>Compute T^(μν) for the scalar field and verify that plane waves carry momentum p = Ek/ω per unit energy.</w:t>
+        <w:t>Compute T</w:t>
+      </w:r>
+      <w:r>
+        <w:rPr>
+          <w:vertAlign w:val="superscript"/>
+        </w:rPr>
+        <w:t>μν</w:t>
+      </w:r>
+      <w:r>
+        <w:t xml:space="preserve"> for the scalar field and verify that plane waves carry momentum p = Ek/ω per unit energy.</w:t>
       </w:r>
     </w:p>
     <w:p>
@@ -111,7 +120,16 @@
         <w:pStyle w:val="ListBullet"/>
       </w:pPr>
       <w:r>
-        <w:t>Compute T^(μν) for the Dirac field and show that on shell it gives the energy and momentum operators of the single-particle theory.</w:t>
+        <w:t>Compute T</w:t>
+      </w:r>
+      <w:r>
+        <w:rPr>
+          <w:vertAlign w:val="superscript"/>
+        </w:rPr>
+        <w:t>μν</w:t>
+      </w:r>
+      <w:r>
+        <w:t xml:space="preserve"> for the Dirac field and show that on shell it gives the energy and momentum operators of the single-particle theory.</w:t>
       </w:r>
     </w:p>
     <w:p>
@@ -127,7 +145,34 @@
         <w:pStyle w:val="ListBullet"/>
       </w:pPr>
       <w:r>
-        <w:t>Show that T^(00) = (1/2)(E² + B²) and T^(0i) = (E × B)^i for the electromagnetic field.</w:t>
+        <w:t>Show that T</w:t>
+      </w:r>
+      <w:r>
+        <w:rPr>
+          <w:vertAlign w:val="superscript"/>
+        </w:rPr>
+        <w:t>(00)</w:t>
+      </w:r>
+      <w:r>
+        <w:t xml:space="preserve"> = (1/2)(E² + B²) and T</w:t>
+      </w:r>
+      <w:r>
+        <w:rPr>
+          <w:vertAlign w:val="superscript"/>
+        </w:rPr>
+        <w:t>0i</w:t>
+      </w:r>
+      <w:r>
+        <w:t xml:space="preserve"> = (E × B)</w:t>
+      </w:r>
+      <w:r>
+        <w:rPr>
+          <w:vertAlign w:val="superscript"/>
+        </w:rPr>
+        <w:t>i</w:t>
+      </w:r>
+      <w:r>
+        <w:t xml:space="preserve"> for the electromagnetic field.</w:t>
       </w:r>
     </w:p>
     <w:p>
@@ -151,7 +196,43 @@
         <w:pStyle w:val="ListBullet"/>
       </w:pPr>
       <w:r>
-        <w:t>Show that ∂_μT^(μν) = −F^(νλ)j_λ for the electromagnetic tensor and identify the Lorentz force density.</w:t>
+        <w:t>Show that ∂</w:t>
+      </w:r>
+      <w:r>
+        <w:rPr>
+          <w:vertAlign w:val="subscript"/>
+        </w:rPr>
+        <w:t>μ</w:t>
+      </w:r>
+      <w:r>
+        <w:t>T</w:t>
+      </w:r>
+      <w:r>
+        <w:rPr>
+          <w:vertAlign w:val="superscript"/>
+        </w:rPr>
+        <w:t>μν</w:t>
+      </w:r>
+      <w:r>
+        <w:t xml:space="preserve"> = −F</w:t>
+      </w:r>
+      <w:r>
+        <w:rPr>
+          <w:vertAlign w:val="superscript"/>
+        </w:rPr>
+        <w:t>νλ</w:t>
+      </w:r>
+      <w:r>
+        <w:t>j</w:t>
+      </w:r>
+      <w:r>
+        <w:rPr>
+          <w:vertAlign w:val="subscript"/>
+        </w:rPr>
+        <w:t>λ</w:t>
+      </w:r>
+      <w:r>
+        <w:t xml:space="preserve"> for the electromagnetic tensor and identify the Lorentz force density.</w:t>
       </w:r>
     </w:p>
     <w:p>
@@ -235,7 +316,13 @@
           </w:tcPr>
           <w:p>
             <w:r>
-              <w:t>T^(μν)</w:t>
+              <w:t>T</w:t>
+            </w:r>
+            <w:r>
+              <w:rPr>
+                <w:vertAlign w:val="superscript"/>
+              </w:rPr>
+              <w:t>μν</w:t>
             </w:r>
           </w:p>
         </w:tc>
@@ -252,7 +339,25 @@
           </w:tcPr>
           <w:p>
             <w:r>
-              <w:t>Energy-momentum tensor; T^(00) is the energy density and T^(0i) the momentum density</w:t>
+              <w:t>Energy-momentum tensor; T</w:t>
+            </w:r>
+            <w:r>
+              <w:rPr>
+                <w:vertAlign w:val="superscript"/>
+              </w:rPr>
+              <w:t>(00)</w:t>
+            </w:r>
+            <w:r>
+              <w:t xml:space="preserve"> is the energy density and T</w:t>
+            </w:r>
+            <w:r>
+              <w:rPr>
+                <w:vertAlign w:val="superscript"/>
+              </w:rPr>
+              <w:t>0i</w:t>
+            </w:r>
+            <w:r>
+              <w:t xml:space="preserve"> the momentum density</w:t>
             </w:r>
           </w:p>
         </w:tc>
@@ -272,7 +377,22 @@
           </w:tcPr>
           <w:p>
             <w:r>
-              <w:t>P^ν = ∫d³x T^(0ν)</w:t>
+              <w:t>P</w:t>
+            </w:r>
+            <w:r>
+              <w:rPr>
+                <w:vertAlign w:val="superscript"/>
+              </w:rPr>
+              <w:t>ν</w:t>
+            </w:r>
+            <w:r>
+              <w:t xml:space="preserve"> = ∫d³x T</w:t>
+            </w:r>
+            <w:r>
+              <w:rPr>
+                <w:vertAlign w:val="superscript"/>
+              </w:rPr>
+              <w:t>0ν</w:t>
             </w:r>
           </w:p>
         </w:tc>
@@ -309,7 +429,19 @@
           </w:tcPr>
           <w:p>
             <w:r>
-              <w:t>T_c^(μν)</w:t>
+              <w:t>T</w:t>
+            </w:r>
+            <w:r>
+              <w:rPr>
+                <w:vertAlign w:val="subscript"/>
+              </w:rPr>
+              <w:t>c</w:t>
+            </w:r>
+            <w:r>
+              <w:rPr>
+                <w:vertAlign w:val="superscript"/>
+              </w:rPr>
+              <w:t>μν</w:t>
             </w:r>
           </w:p>
         </w:tc>
@@ -346,7 +478,19 @@
           </w:tcPr>
           <w:p>
             <w:r>
-              <w:t>T_Θ^(μν)</w:t>
+              <w:t>T</w:t>
+            </w:r>
+            <w:r>
+              <w:rPr>
+                <w:vertAlign w:val="subscript"/>
+              </w:rPr>
+              <w:t>Θ</w:t>
+            </w:r>
+            <w:r>
+              <w:rPr>
+                <w:vertAlign w:val="superscript"/>
+              </w:rPr>
+              <w:t>μν</w:t>
             </w:r>
           </w:p>
         </w:tc>
@@ -383,7 +527,13 @@
           </w:tcPr>
           <w:p>
             <w:r>
-              <w:t>M^(μαβ)</w:t>
+              <w:t>M</w:t>
+            </w:r>
+            <w:r>
+              <w:rPr>
+                <w:vertAlign w:val="superscript"/>
+              </w:rPr>
+              <w:t>μαβ</w:t>
             </w:r>
           </w:p>
         </w:tc>
@@ -400,7 +550,40 @@
           </w:tcPr>
           <w:p>
             <w:r>
-              <w:t>Angular momentum current, x^αT^(μβ) − x^βT^(μα)</w:t>
+              <w:t>Angular momentum current, x</w:t>
+            </w:r>
+            <w:r>
+              <w:rPr>
+                <w:vertAlign w:val="superscript"/>
+              </w:rPr>
+              <w:t>α</w:t>
+            </w:r>
+            <w:r>
+              <w:t>T</w:t>
+            </w:r>
+            <w:r>
+              <w:rPr>
+                <w:vertAlign w:val="superscript"/>
+              </w:rPr>
+              <w:t>μβ</w:t>
+            </w:r>
+            <w:r>
+              <w:t xml:space="preserve"> − x</w:t>
+            </w:r>
+            <w:r>
+              <w:rPr>
+                <w:vertAlign w:val="superscript"/>
+              </w:rPr>
+              <w:t>β</w:t>
+            </w:r>
+            <w:r>
+              <w:t>T</w:t>
+            </w:r>
+            <w:r>
+              <w:rPr>
+                <w:vertAlign w:val="superscript"/>
+              </w:rPr>
+              <w:t>μα</w:t>
             </w:r>
           </w:p>
         </w:tc>
@@ -420,7 +603,22 @@
           </w:tcPr>
           <w:p>
             <w:r>
-              <w:t>J^(αβ), K^i</w:t>
+              <w:t>J</w:t>
+            </w:r>
+            <w:r>
+              <w:rPr>
+                <w:vertAlign w:val="superscript"/>
+              </w:rPr>
+              <w:t>αβ</w:t>
+            </w:r>
+            <w:r>
+              <w:t>, K</w:t>
+            </w:r>
+            <w:r>
+              <w:rPr>
+                <w:vertAlign w:val="superscript"/>
+              </w:rPr>
+              <w:t>i</w:t>
             </w:r>
           </w:p>
         </w:tc>
@@ -494,7 +692,31 @@
           </w:tcPr>
           <w:p>
             <w:r>
-              <w:t>f^ν = F^(νλ)j_λ</w:t>
+              <w:t>f</w:t>
+            </w:r>
+            <w:r>
+              <w:rPr>
+                <w:vertAlign w:val="superscript"/>
+              </w:rPr>
+              <w:t>ν</w:t>
+            </w:r>
+            <w:r>
+              <w:t xml:space="preserve"> = F</w:t>
+            </w:r>
+            <w:r>
+              <w:rPr>
+                <w:vertAlign w:val="superscript"/>
+              </w:rPr>
+              <w:t>νλ</w:t>
+            </w:r>
+            <w:r>
+              <w:t>j</w:t>
+            </w:r>
+            <w:r>
+              <w:rPr>
+                <w:vertAlign w:val="subscript"/>
+              </w:rPr>
+              <w:t>λ</w:t>
             </w:r>
           </w:p>
         </w:tc>
@@ -536,7 +758,16 @@
     </w:p>
     <w:p>
       <w:r>
-        <w:t>Lesson 28, Worked example 3, showed that invariance under the four spacetime translations gives four conserved currents. For a set of fields φ_a they are</w:t>
+        <w:t>Lesson 28, Worked example 3, showed that invariance under the four spacetime translations gives four conserved currents. For a set of fields φ</w:t>
+      </w:r>
+      <w:r>
+        <w:rPr>
+          <w:vertAlign w:val="subscript"/>
+        </w:rPr>
+        <w:t>a</w:t>
+      </w:r>
+      <w:r>
+        <w:t xml:space="preserve"> they are</w:t>
       </w:r>
     </w:p>
     <w:p>
@@ -726,7 +957,16 @@
     </w:p>
     <w:p>
       <w:r>
-        <w:t>and raising the second index with the metric gives T^(μν). The conserved charges are the components of the four-momentum.</w:t>
+        <w:t>and raising the second index with the metric gives T</w:t>
+      </w:r>
+      <w:r>
+        <w:rPr>
+          <w:vertAlign w:val="superscript"/>
+        </w:rPr>
+        <w:t>μν</w:t>
+      </w:r>
+      <w:r>
+        <w:t>. The conserved charges are the components of the four-momentum.</w:t>
       </w:r>
     </w:p>
     <w:p>
@@ -906,7 +1146,97 @@
     </w:p>
     <w:p>
       <w:r>
-        <w:t>The component T^(00) is the energy density, T^(0i) is the density of the i-th component of momentum, and T^(i0) is the flux of energy in direction i. Conservation of energy is ∂_tT^(00) + ∂ᵢT^(i0) = 0, the continuity equation for energy, and conservation of the i-th component of momentum is ∂_tT^(0i) + ∂ⱼT^(ji) = 0. The spatial components T^(ij) are the momentum flux, which is a pressure when i = j.</w:t>
+        <w:t>The component T</w:t>
+      </w:r>
+      <w:r>
+        <w:rPr>
+          <w:vertAlign w:val="superscript"/>
+        </w:rPr>
+        <w:t>(00)</w:t>
+      </w:r>
+      <w:r>
+        <w:t xml:space="preserve"> is the energy density, T</w:t>
+      </w:r>
+      <w:r>
+        <w:rPr>
+          <w:vertAlign w:val="superscript"/>
+        </w:rPr>
+        <w:t>0i</w:t>
+      </w:r>
+      <w:r>
+        <w:t xml:space="preserve"> is the density of the i-th component of momentum, and T</w:t>
+      </w:r>
+      <w:r>
+        <w:rPr>
+          <w:vertAlign w:val="superscript"/>
+        </w:rPr>
+        <w:t>i0</w:t>
+      </w:r>
+      <w:r>
+        <w:t xml:space="preserve"> is the flux of energy in direction i. Conservation of energy is ∂</w:t>
+      </w:r>
+      <w:r>
+        <w:rPr>
+          <w:vertAlign w:val="subscript"/>
+        </w:rPr>
+        <w:t>t</w:t>
+      </w:r>
+      <w:r>
+        <w:t>T</w:t>
+      </w:r>
+      <w:r>
+        <w:rPr>
+          <w:vertAlign w:val="superscript"/>
+        </w:rPr>
+        <w:t>(00)</w:t>
+      </w:r>
+      <w:r>
+        <w:t xml:space="preserve"> + ∂ᵢT</w:t>
+      </w:r>
+      <w:r>
+        <w:rPr>
+          <w:vertAlign w:val="superscript"/>
+        </w:rPr>
+        <w:t>i0</w:t>
+      </w:r>
+      <w:r>
+        <w:t xml:space="preserve"> = 0, the continuity equation for energy, and conservation of the i-th component of momentum is ∂</w:t>
+      </w:r>
+      <w:r>
+        <w:rPr>
+          <w:vertAlign w:val="subscript"/>
+        </w:rPr>
+        <w:t>t</w:t>
+      </w:r>
+      <w:r>
+        <w:t>T</w:t>
+      </w:r>
+      <w:r>
+        <w:rPr>
+          <w:vertAlign w:val="superscript"/>
+        </w:rPr>
+        <w:t>0i</w:t>
+      </w:r>
+      <w:r>
+        <w:t xml:space="preserve"> + ∂ⱼT</w:t>
+      </w:r>
+      <w:r>
+        <w:rPr>
+          <w:vertAlign w:val="superscript"/>
+        </w:rPr>
+        <w:t>ji</w:t>
+      </w:r>
+      <w:r>
+        <w:t xml:space="preserve"> = 0. The spatial components T</w:t>
+      </w:r>
+      <w:r>
+        <w:rPr>
+          <w:vertAlign w:val="superscript"/>
+        </w:rPr>
+        <w:t>ij</w:t>
+      </w:r>
+      <w:r>
+        <w:t xml:space="preserve"> are the momentum flux, which is a pressure when i = j.</w:t>
       </w:r>
     </w:p>
     <w:p>
@@ -919,7 +1249,16 @@
     </w:p>
     <w:p>
       <w:r>
-        <w:t>The energy-momentum tensor is the source of gravity in general relativity, and this course does not need it for that. It is needed because it defines the local densities of energy and momentum from which the total charges are built, and because it determines how the energy and momentum of the fields are exchanged when they interact. The charge P^ν is unambiguous even when the local tensor is not, as Section 4 will show.</w:t>
+        <w:t>The energy-momentum tensor is the source of gravity in general relativity, and this course does not need it for that. It is needed because it defines the local densities of energy and momentum from which the total charges are built, and because it determines how the energy and momentum of the fields are exchanged when they interact. The charge P</w:t>
+      </w:r>
+      <w:r>
+        <w:rPr>
+          <w:vertAlign w:val="superscript"/>
+        </w:rPr>
+        <w:t>ν</w:t>
+      </w:r>
+      <w:r>
+        <w:t xml:space="preserve"> is unambiguous even when the local tensor is not, as Section 4 will show.</w:t>
       </w:r>
     </w:p>
     <w:p>
@@ -940,7 +1279,43 @@
     </w:p>
     <w:p>
       <w:r>
-        <w:t>For ℒ = (1/2)∂_αφ∂^αφ − (1/2)m²φ², ∂ℒ/∂(∂_μφ) = ∂^μφ, and</w:t>
+        <w:t>For ℒ = (1/2)∂</w:t>
+      </w:r>
+      <w:r>
+        <w:rPr>
+          <w:vertAlign w:val="subscript"/>
+        </w:rPr>
+        <w:t>α</w:t>
+      </w:r>
+      <w:r>
+        <w:t>φ∂</w:t>
+      </w:r>
+      <w:r>
+        <w:rPr>
+          <w:vertAlign w:val="superscript"/>
+        </w:rPr>
+        <w:t>α</w:t>
+      </w:r>
+      <w:r>
+        <w:t>φ − (1/2)m²φ², ∂ℒ/∂(∂</w:t>
+      </w:r>
+      <w:r>
+        <w:rPr>
+          <w:vertAlign w:val="subscript"/>
+        </w:rPr>
+        <w:t>μ</w:t>
+      </w:r>
+      <w:r>
+        <w:t>φ) = ∂</w:t>
+      </w:r>
+      <w:r>
+        <w:rPr>
+          <w:vertAlign w:val="superscript"/>
+        </w:rPr>
+        <w:t>μ</w:t>
+      </w:r>
+      <w:r>
+        <w:t>φ, and</w:t>
       </w:r>
     </w:p>
     <w:p>
@@ -1024,7 +1399,43 @@
     </w:p>
     <w:p>
       <w:r>
-        <w:t>which is symmetric in μ and ν. The energy density is T^(00) = φ̇² − ℒ = (1/2)φ̇² + (1/2)(∇φ)² + (1/2)m²φ² = ℋ, in agreement with Lesson 26, Section 3.2. The momentum density is T^(0i) = ∂⁰φ∂^iφ = −φ̇∂ᵢφ, so the total momentum is P^i = −∫d³x φ̇∂ᵢφ = −∫d³x π∂ᵢφ.</w:t>
+        <w:t>which is symmetric in μ and ν. The energy density is T</w:t>
+      </w:r>
+      <w:r>
+        <w:rPr>
+          <w:vertAlign w:val="superscript"/>
+        </w:rPr>
+        <w:t>(00)</w:t>
+      </w:r>
+      <w:r>
+        <w:t xml:space="preserve"> = φ̇² − ℒ = (1/2)φ̇² + (1/2)(∇φ)² + (1/2)m²φ² = ℋ, in agreement with Lesson 26, Section 3.2. The momentum density is T</w:t>
+      </w:r>
+      <w:r>
+        <w:rPr>
+          <w:vertAlign w:val="superscript"/>
+        </w:rPr>
+        <w:t>0i</w:t>
+      </w:r>
+      <w:r>
+        <w:t xml:space="preserve"> = ∂⁰φ∂</w:t>
+      </w:r>
+      <w:r>
+        <w:rPr>
+          <w:vertAlign w:val="superscript"/>
+        </w:rPr>
+        <w:t>i</w:t>
+      </w:r>
+      <w:r>
+        <w:t>φ = −φ̇∂ᵢφ, so the total momentum is P</w:t>
+      </w:r>
+      <w:r>
+        <w:rPr>
+          <w:vertAlign w:val="superscript"/>
+        </w:rPr>
+        <w:t>i</w:t>
+      </w:r>
+      <w:r>
+        <w:t xml:space="preserve"> = −∫d³x φ̇∂ᵢφ = −∫d³x π∂ᵢφ.</w:t>
       </w:r>
     </w:p>
     <w:p>
@@ -1038,7 +1449,70 @@
     </w:p>
     <w:p>
       <w:r>
-        <w:t>Compute the energy and momentum carried by the plane wave φ = A cos(k·x − ωt) with ω² = |k|² + m². With θ = k·x − ωt, φ̇ = Aω sin θ and ∂ᵢφ = −Ak_i sin θ, so T^(0i) = −φ̇∂ᵢφ = A²ωk_i sin²θ. Averaged over a cycle, sin²θ has mean 1/2 and ⟨T^(0i)⟩ = (1/2)A²ωk_i, while the average energy density was found in Lesson 26, Worked example 3, to be ⟨T^(00)⟩ = (1/2)A²ω². The ratio of momentum density to energy density is k_i/ω. Identifying E = ω and p = k, this is p/E, the velocity of a particle of energy E and momentum p (Lesson 3, Section 5.3). A wave of the free scalar field carries energy and momentum in exactly the proportion of a relativistic particle.</w:t>
+        <w:t>Compute the energy and momentum carried by the plane wave φ = A cos(k·x − ωt) with ω² = |k|² + m². With θ = k·x − ωt, φ̇ = Aω sin θ and ∂ᵢφ = −Ak</w:t>
+      </w:r>
+      <w:r>
+        <w:rPr>
+          <w:vertAlign w:val="subscript"/>
+        </w:rPr>
+        <w:t>i</w:t>
+      </w:r>
+      <w:r>
+        <w:t xml:space="preserve"> sin θ, so T</w:t>
+      </w:r>
+      <w:r>
+        <w:rPr>
+          <w:vertAlign w:val="superscript"/>
+        </w:rPr>
+        <w:t>0i</w:t>
+      </w:r>
+      <w:r>
+        <w:t xml:space="preserve"> = −φ̇∂ᵢφ = A²ωk</w:t>
+      </w:r>
+      <w:r>
+        <w:rPr>
+          <w:vertAlign w:val="subscript"/>
+        </w:rPr>
+        <w:t>i</w:t>
+      </w:r>
+      <w:r>
+        <w:t xml:space="preserve"> sin²θ. Averaged over a cycle, sin²θ has mean 1/2 and ⟨T</w:t>
+      </w:r>
+      <w:r>
+        <w:rPr>
+          <w:vertAlign w:val="superscript"/>
+        </w:rPr>
+        <w:t>0i</w:t>
+      </w:r>
+      <w:r>
+        <w:t>⟩ = (1/2)A²ωk</w:t>
+      </w:r>
+      <w:r>
+        <w:rPr>
+          <w:vertAlign w:val="subscript"/>
+        </w:rPr>
+        <w:t>i</w:t>
+      </w:r>
+      <w:r>
+        <w:t>, while the average energy density was found in Lesson 26, Worked example 3, to be ⟨T</w:t>
+      </w:r>
+      <w:r>
+        <w:rPr>
+          <w:vertAlign w:val="superscript"/>
+        </w:rPr>
+        <w:t>(00)</w:t>
+      </w:r>
+      <w:r>
+        <w:t>⟩ = (1/2)A²ω². The ratio of momentum density to energy density is k</w:t>
+      </w:r>
+      <w:r>
+        <w:rPr>
+          <w:vertAlign w:val="subscript"/>
+        </w:rPr>
+        <w:t>i</w:t>
+      </w:r>
+      <w:r>
+        <w:t>/ω. Identifying E = ω and p = k, this is p/E, the velocity of a particle of energy E and momentum p (Lesson 3, Section 5.3). A wave of the free scalar field carries energy and momentum in exactly the proportion of a relativistic particle.</w:t>
       </w:r>
     </w:p>
     <w:p>
@@ -1059,7 +1533,43 @@
     </w:p>
     <w:p>
       <w:r>
-        <w:t>For ℒ = ψ̄(iγ^μ∂_μ − m)ψ, ∂ℒ/∂(∂_μψ) = iψ̄γ^μ, so</w:t>
+        <w:t>For ℒ = ψ̄(iγ</w:t>
+      </w:r>
+      <w:r>
+        <w:rPr>
+          <w:vertAlign w:val="superscript"/>
+        </w:rPr>
+        <w:t>μ</w:t>
+      </w:r>
+      <w:r>
+        <w:t>∂</w:t>
+      </w:r>
+      <w:r>
+        <w:rPr>
+          <w:vertAlign w:val="subscript"/>
+        </w:rPr>
+        <w:t>μ</w:t>
+      </w:r>
+      <w:r>
+        <w:t xml:space="preserve"> − m)ψ, ∂ℒ/∂(∂</w:t>
+      </w:r>
+      <w:r>
+        <w:rPr>
+          <w:vertAlign w:val="subscript"/>
+        </w:rPr>
+        <w:t>μ</w:t>
+      </w:r>
+      <w:r>
+        <w:t>ψ) = iψ̄γ</w:t>
+      </w:r>
+      <w:r>
+        <w:rPr>
+          <w:vertAlign w:val="superscript"/>
+        </w:rPr>
+        <w:t>μ</w:t>
+      </w:r>
+      <w:r>
+        <w:t>, so</w:t>
       </w:r>
     </w:p>
     <w:p>
@@ -1137,7 +1647,52 @@
     </w:p>
     <w:p>
       <w:r>
-        <w:t>On solutions of the Dirac equation ℒ = 0, since ψ̄ multiplies (iγ^μ∂_μ − m)ψ = 0, so on shell T^(μν) = iψ̄γ^μ∂^νψ. The tensor is not manifestly symmetric; a symmetric form differing from it by a term of the type discussed in Section 4 exists and is used when the coupling to gravity is needed, but for the conserved charges the canonical form suffices.</w:t>
+        <w:t>On solutions of the Dirac equation ℒ = 0, since ψ̄ multiplies (iγ</w:t>
+      </w:r>
+      <w:r>
+        <w:rPr>
+          <w:vertAlign w:val="superscript"/>
+        </w:rPr>
+        <w:t>μ</w:t>
+      </w:r>
+      <w:r>
+        <w:t>∂</w:t>
+      </w:r>
+      <w:r>
+        <w:rPr>
+          <w:vertAlign w:val="subscript"/>
+        </w:rPr>
+        <w:t>μ</w:t>
+      </w:r>
+      <w:r>
+        <w:t xml:space="preserve"> − m)ψ = 0, so on shell T</w:t>
+      </w:r>
+      <w:r>
+        <w:rPr>
+          <w:vertAlign w:val="superscript"/>
+        </w:rPr>
+        <w:t>μν</w:t>
+      </w:r>
+      <w:r>
+        <w:t xml:space="preserve"> = iψ̄γ</w:t>
+      </w:r>
+      <w:r>
+        <w:rPr>
+          <w:vertAlign w:val="superscript"/>
+        </w:rPr>
+        <w:t>μ</w:t>
+      </w:r>
+      <w:r>
+        <w:t>∂</w:t>
+      </w:r>
+      <w:r>
+        <w:rPr>
+          <w:vertAlign w:val="superscript"/>
+        </w:rPr>
+        <w:t>ν</w:t>
+      </w:r>
+      <w:r>
+        <w:t>ψ. The tensor is not manifestly symmetric; a symmetric form differing from it by a term of the type discussed in Section 4 exists and is used when the coupling to gravity is needed, but for the conserved charges the canonical form suffices.</w:t>
       </w:r>
     </w:p>
     <w:p>
@@ -1150,7 +1705,79 @@
     </w:p>
     <w:p>
       <w:r>
-        <w:t>The energy density is T^(00) = iψ̄γ⁰∂⁰ψ = iψ†∂_tψ = ψ†Ĥ_Dψ, where the Dirac equation i∂_tψ = Ĥ_Dψ (Lesson 20, Section 1.1) has been used. This is the Hamiltonian density found in Lesson 26, Section 5.3. The momentum density is T^(0i) = iψ̄γ⁰∂^iψ = iψ†∂^iψ = ψ†(−i∂ᵢ)ψ, so</w:t>
+        <w:t>The energy density is T</w:t>
+      </w:r>
+      <w:r>
+        <w:rPr>
+          <w:vertAlign w:val="superscript"/>
+        </w:rPr>
+        <w:t>(00)</w:t>
+      </w:r>
+      <w:r>
+        <w:t xml:space="preserve"> = iψ̄γ⁰∂⁰ψ = iψ†∂</w:t>
+      </w:r>
+      <w:r>
+        <w:rPr>
+          <w:vertAlign w:val="subscript"/>
+        </w:rPr>
+        <w:t>t</w:t>
+      </w:r>
+      <w:r>
+        <w:t>ψ = ψ†Ĥ</w:t>
+      </w:r>
+      <w:r>
+        <w:rPr>
+          <w:vertAlign w:val="subscript"/>
+        </w:rPr>
+        <w:t>D</w:t>
+      </w:r>
+      <w:r>
+        <w:t>ψ, where the Dirac equation i∂</w:t>
+      </w:r>
+      <w:r>
+        <w:rPr>
+          <w:vertAlign w:val="subscript"/>
+        </w:rPr>
+        <w:t>t</w:t>
+      </w:r>
+      <w:r>
+        <w:t>ψ = Ĥ</w:t>
+      </w:r>
+      <w:r>
+        <w:rPr>
+          <w:vertAlign w:val="subscript"/>
+        </w:rPr>
+        <w:t>D</w:t>
+      </w:r>
+      <w:r>
+        <w:t>ψ (Lesson 20, Section 1.1) has been used. This is the Hamiltonian density found in Lesson 26, Section 5.3. The momentum density is T</w:t>
+      </w:r>
+      <w:r>
+        <w:rPr>
+          <w:vertAlign w:val="superscript"/>
+        </w:rPr>
+        <w:t>0i</w:t>
+      </w:r>
+      <w:r>
+        <w:t xml:space="preserve"> = iψ̄γ⁰∂</w:t>
+      </w:r>
+      <w:r>
+        <w:rPr>
+          <w:vertAlign w:val="superscript"/>
+        </w:rPr>
+        <w:t>i</w:t>
+      </w:r>
+      <w:r>
+        <w:t>ψ = iψ†∂</w:t>
+      </w:r>
+      <w:r>
+        <w:rPr>
+          <w:vertAlign w:val="superscript"/>
+        </w:rPr>
+        <w:t>i</w:t>
+      </w:r>
+      <w:r>
+        <w:t>ψ = ψ†(−i∂ᵢ)ψ, so</w:t>
       </w:r>
     </w:p>
     <w:p>
@@ -1292,7 +1919,133 @@
     </w:p>
     <w:p>
       <w:r>
-        <w:t>Check the plane wave ψ = u(p)e^(−ip·x) with u†u = 2E (Lesson 20, Section 7). The energy density is ψ†(i∂_tψ) = E u†u = 2E². The momentum density is ψ†(−i∂ᵢψ) = p^i u†u = 2Ep^i, and the probability density is ψ†ψ = 2E, so per particle the energy is E and the momentum is p^i, as expected. The other component T^(i0) = iψ̄γ^i∂⁰ψ = Eψ̄γ^iψ = E · 2p^i = 2Ep^i, using ūγ^μu = 2p^μ (Lesson 24, Section 4.2), so for a plane wave T^(0i) = T^(i0): the momentum density equals the energy flux, as it must for a particle of momentum p and energy E, whose energy flows at velocity p/E (Exercise 9).</w:t>
+        <w:t>Check the plane wave ψ = u(p)e</w:t>
+      </w:r>
+      <w:r>
+        <w:rPr>
+          <w:vertAlign w:val="superscript"/>
+        </w:rPr>
+        <w:t>−ip·x</w:t>
+      </w:r>
+      <w:r>
+        <w:t xml:space="preserve"> with u†u = 2E (Lesson 20, Section 7). The energy density is ψ†(i∂</w:t>
+      </w:r>
+      <w:r>
+        <w:rPr>
+          <w:vertAlign w:val="subscript"/>
+        </w:rPr>
+        <w:t>t</w:t>
+      </w:r>
+      <w:r>
+        <w:t>ψ) = E u†u = 2E². The momentum density is ψ†(−i∂ᵢψ) = p</w:t>
+      </w:r>
+      <w:r>
+        <w:rPr>
+          <w:vertAlign w:val="superscript"/>
+        </w:rPr>
+        <w:t>i</w:t>
+      </w:r>
+      <w:r>
+        <w:t xml:space="preserve"> u†u = 2Ep</w:t>
+      </w:r>
+      <w:r>
+        <w:rPr>
+          <w:vertAlign w:val="superscript"/>
+        </w:rPr>
+        <w:t>i</w:t>
+      </w:r>
+      <w:r>
+        <w:t>, and the probability density is ψ†ψ = 2E, so per particle the energy is E and the momentum is p</w:t>
+      </w:r>
+      <w:r>
+        <w:rPr>
+          <w:vertAlign w:val="superscript"/>
+        </w:rPr>
+        <w:t>i</w:t>
+      </w:r>
+      <w:r>
+        <w:t>, as expected. The other component T</w:t>
+      </w:r>
+      <w:r>
+        <w:rPr>
+          <w:vertAlign w:val="superscript"/>
+        </w:rPr>
+        <w:t>i0</w:t>
+      </w:r>
+      <w:r>
+        <w:t xml:space="preserve"> = iψ̄γ</w:t>
+      </w:r>
+      <w:r>
+        <w:rPr>
+          <w:vertAlign w:val="superscript"/>
+        </w:rPr>
+        <w:t>i</w:t>
+      </w:r>
+      <w:r>
+        <w:t>∂⁰ψ = Eψ̄γ</w:t>
+      </w:r>
+      <w:r>
+        <w:rPr>
+          <w:vertAlign w:val="superscript"/>
+        </w:rPr>
+        <w:t>i</w:t>
+      </w:r>
+      <w:r>
+        <w:t>ψ = E · 2p</w:t>
+      </w:r>
+      <w:r>
+        <w:rPr>
+          <w:vertAlign w:val="superscript"/>
+        </w:rPr>
+        <w:t>i</w:t>
+      </w:r>
+      <w:r>
+        <w:t xml:space="preserve"> = 2Ep</w:t>
+      </w:r>
+      <w:r>
+        <w:rPr>
+          <w:vertAlign w:val="superscript"/>
+        </w:rPr>
+        <w:t>i</w:t>
+      </w:r>
+      <w:r>
+        <w:t>, using ūγ</w:t>
+      </w:r>
+      <w:r>
+        <w:rPr>
+          <w:vertAlign w:val="superscript"/>
+        </w:rPr>
+        <w:t>μ</w:t>
+      </w:r>
+      <w:r>
+        <w:t>u = 2p</w:t>
+      </w:r>
+      <w:r>
+        <w:rPr>
+          <w:vertAlign w:val="superscript"/>
+        </w:rPr>
+        <w:t>μ</w:t>
+      </w:r>
+      <w:r>
+        <w:t xml:space="preserve"> (Lesson 24, Section 4.2), so for a plane wave T</w:t>
+      </w:r>
+      <w:r>
+        <w:rPr>
+          <w:vertAlign w:val="superscript"/>
+        </w:rPr>
+        <w:t>0i</w:t>
+      </w:r>
+      <w:r>
+        <w:t xml:space="preserve"> = T</w:t>
+      </w:r>
+      <w:r>
+        <w:rPr>
+          <w:vertAlign w:val="superscript"/>
+        </w:rPr>
+        <w:t>i0</w:t>
+      </w:r>
+      <w:r>
+        <w:t>: the momentum density equals the energy flux, as it must for a particle of momentum p and energy E, whose energy flows at velocity p/E (Exercise 9).</w:t>
       </w:r>
     </w:p>
     <w:p>
@@ -1313,7 +2066,52 @@
     </w:p>
     <w:p>
       <w:r>
-        <w:t>For ℒ = −(1/4)F_αβF^(αβ), ∂ℒ/∂(∂_μA_λ) = −F^(μλ) (Lesson 27, Section 4.1), and the canonical tensor is</w:t>
+        <w:t>For ℒ = −(1/4)F</w:t>
+      </w:r>
+      <w:r>
+        <w:rPr>
+          <w:vertAlign w:val="subscript"/>
+        </w:rPr>
+        <w:t>αβ</w:t>
+      </w:r>
+      <w:r>
+        <w:t>F</w:t>
+      </w:r>
+      <w:r>
+        <w:rPr>
+          <w:vertAlign w:val="superscript"/>
+        </w:rPr>
+        <w:t>αβ</w:t>
+      </w:r>
+      <w:r>
+        <w:t>, ∂ℒ/∂(∂</w:t>
+      </w:r>
+      <w:r>
+        <w:rPr>
+          <w:vertAlign w:val="subscript"/>
+        </w:rPr>
+        <w:t>μ</w:t>
+      </w:r>
+      <w:r>
+        <w:t>A</w:t>
+      </w:r>
+      <w:r>
+        <w:rPr>
+          <w:vertAlign w:val="subscript"/>
+        </w:rPr>
+        <w:t>λ</w:t>
+      </w:r>
+      <w:r>
+        <w:t>) = −F</w:t>
+      </w:r>
+      <w:r>
+        <w:rPr>
+          <w:vertAlign w:val="superscript"/>
+        </w:rPr>
+        <w:t>μλ</w:t>
+      </w:r>
+      <w:r>
+        <w:t xml:space="preserve"> (Lesson 27, Section 4.1), and the canonical tensor is</w:t>
       </w:r>
     </w:p>
     <w:p>
@@ -1450,7 +2248,43 @@
     </w:p>
     <w:p>
       <w:r>
-        <w:t>This has two defects as an energy-momentum tensor. It is not symmetric in μ and ν, and it contains the potential A_λ explicitly, so it changes under a gauge transformation A_λ → A_λ + ∂_λχ: the local energy density would depend on the choice of gauge, which is unphysical for a local density (Exercise 14). The physical energy density of the electromagnetic field is the gauge-invariant quantity (1/2)(E² + B²) of Lesson 7, so the canonical tensor cannot be the full story.</w:t>
+        <w:t>This has two defects as an energy-momentum tensor. It is not symmetric in μ and ν, and it contains the potential A</w:t>
+      </w:r>
+      <w:r>
+        <w:rPr>
+          <w:vertAlign w:val="subscript"/>
+        </w:rPr>
+        <w:t>λ</w:t>
+      </w:r>
+      <w:r>
+        <w:t xml:space="preserve"> explicitly, so it changes under a gauge transformation A</w:t>
+      </w:r>
+      <w:r>
+        <w:rPr>
+          <w:vertAlign w:val="subscript"/>
+        </w:rPr>
+        <w:t>λ</w:t>
+      </w:r>
+      <w:r>
+        <w:t xml:space="preserve"> → A</w:t>
+      </w:r>
+      <w:r>
+        <w:rPr>
+          <w:vertAlign w:val="subscript"/>
+        </w:rPr>
+        <w:t>λ</w:t>
+      </w:r>
+      <w:r>
+        <w:t xml:space="preserve"> + ∂</w:t>
+      </w:r>
+      <w:r>
+        <w:rPr>
+          <w:vertAlign w:val="subscript"/>
+        </w:rPr>
+        <w:t>λ</w:t>
+      </w:r>
+      <w:r>
+        <w:t>χ: the local energy density would depend on the choice of gauge, which is unphysical for a local density (Exercise 14). The physical energy density of the electromagnetic field is the gauge-invariant quantity (1/2)(E² + B²) of Lesson 7, so the canonical tensor cannot be the full story.</w:t>
       </w:r>
     </w:p>
     <w:p>
@@ -1463,7 +2297,184 @@
     </w:p>
     <w:p>
       <w:r>
-        <w:t>The ambiguity of Lesson 28, Section 6.1, allows a term ∂_λX^(μλ) with X^(μλ) antisymmetric in μ and λ to be added to a conserved current without changing its conservation or the charge. For each fixed ν, take X^(μλ) = F^(μλ)A^ν, which is antisymmetric in (μ, λ). In vacuum ∂_λF^(μλ) = 0, so ∂_λ(F^(μλ)A^ν) = F^(μλ)∂_λA^ν. Adding this to the canonical tensor and using F^ν_λ = ∂^νA_λ − ∂_λA^ν,</w:t>
+        <w:t>The ambiguity of Lesson 28, Section 6.1, allows a term ∂</w:t>
+      </w:r>
+      <w:r>
+        <w:rPr>
+          <w:vertAlign w:val="subscript"/>
+        </w:rPr>
+        <w:t>λ</w:t>
+      </w:r>
+      <w:r>
+        <w:t>X</w:t>
+      </w:r>
+      <w:r>
+        <w:rPr>
+          <w:vertAlign w:val="superscript"/>
+        </w:rPr>
+        <w:t>μλ</w:t>
+      </w:r>
+      <w:r>
+        <w:t xml:space="preserve"> with X</w:t>
+      </w:r>
+      <w:r>
+        <w:rPr>
+          <w:vertAlign w:val="superscript"/>
+        </w:rPr>
+        <w:t>μλ</w:t>
+      </w:r>
+      <w:r>
+        <w:t xml:space="preserve"> antisymmetric in μ and λ to be added to a conserved current without changing its conservation or the charge. For each fixed ν, take X</w:t>
+      </w:r>
+      <w:r>
+        <w:rPr>
+          <w:vertAlign w:val="superscript"/>
+        </w:rPr>
+        <w:t>μλ</w:t>
+      </w:r>
+      <w:r>
+        <w:t xml:space="preserve"> = F</w:t>
+      </w:r>
+      <w:r>
+        <w:rPr>
+          <w:vertAlign w:val="superscript"/>
+        </w:rPr>
+        <w:t>μλ</w:t>
+      </w:r>
+      <w:r>
+        <w:t>A</w:t>
+      </w:r>
+      <w:r>
+        <w:rPr>
+          <w:vertAlign w:val="superscript"/>
+        </w:rPr>
+        <w:t>ν</w:t>
+      </w:r>
+      <w:r>
+        <w:t>, which is antisymmetric in (μ, λ). In vacuum ∂</w:t>
+      </w:r>
+      <w:r>
+        <w:rPr>
+          <w:vertAlign w:val="subscript"/>
+        </w:rPr>
+        <w:t>λ</w:t>
+      </w:r>
+      <w:r>
+        <w:t>F</w:t>
+      </w:r>
+      <w:r>
+        <w:rPr>
+          <w:vertAlign w:val="superscript"/>
+        </w:rPr>
+        <w:t>μλ</w:t>
+      </w:r>
+      <w:r>
+        <w:t xml:space="preserve"> = 0, so ∂</w:t>
+      </w:r>
+      <w:r>
+        <w:rPr>
+          <w:vertAlign w:val="subscript"/>
+        </w:rPr>
+        <w:t>λ</w:t>
+      </w:r>
+      <w:r>
+        <w:t>(F</w:t>
+      </w:r>
+      <w:r>
+        <w:rPr>
+          <w:vertAlign w:val="superscript"/>
+        </w:rPr>
+        <w:t>μλ</w:t>
+      </w:r>
+      <w:r>
+        <w:t>A</w:t>
+      </w:r>
+      <w:r>
+        <w:rPr>
+          <w:vertAlign w:val="superscript"/>
+        </w:rPr>
+        <w:t>ν</w:t>
+      </w:r>
+      <w:r>
+        <w:t>) = F</w:t>
+      </w:r>
+      <w:r>
+        <w:rPr>
+          <w:vertAlign w:val="superscript"/>
+        </w:rPr>
+        <w:t>μλ</w:t>
+      </w:r>
+      <w:r>
+        <w:t>∂</w:t>
+      </w:r>
+      <w:r>
+        <w:rPr>
+          <w:vertAlign w:val="subscript"/>
+        </w:rPr>
+        <w:t>λ</w:t>
+      </w:r>
+      <w:r>
+        <w:t>A</w:t>
+      </w:r>
+      <w:r>
+        <w:rPr>
+          <w:vertAlign w:val="superscript"/>
+        </w:rPr>
+        <w:t>ν</w:t>
+      </w:r>
+      <w:r>
+        <w:t>. Adding this to the canonical tensor and using F</w:t>
+      </w:r>
+      <w:r>
+        <w:rPr>
+          <w:vertAlign w:val="superscript"/>
+        </w:rPr>
+        <w:t>ν</w:t>
+      </w:r>
+      <w:r>
+        <w:rPr>
+          <w:vertAlign w:val="subscript"/>
+        </w:rPr>
+        <w:t>λ</w:t>
+      </w:r>
+      <w:r>
+        <w:t xml:space="preserve"> = ∂</w:t>
+      </w:r>
+      <w:r>
+        <w:rPr>
+          <w:vertAlign w:val="superscript"/>
+        </w:rPr>
+        <w:t>ν</w:t>
+      </w:r>
+      <w:r>
+        <w:t>A</w:t>
+      </w:r>
+      <w:r>
+        <w:rPr>
+          <w:vertAlign w:val="subscript"/>
+        </w:rPr>
+        <w:t>λ</w:t>
+      </w:r>
+      <w:r>
+        <w:t xml:space="preserve"> − ∂</w:t>
+      </w:r>
+      <w:r>
+        <w:rPr>
+          <w:vertAlign w:val="subscript"/>
+        </w:rPr>
+        <w:t>λ</w:t>
+      </w:r>
+      <w:r>
+        <w:t>A</w:t>
+      </w:r>
+      <w:r>
+        <w:rPr>
+          <w:vertAlign w:val="superscript"/>
+        </w:rPr>
+        <w:t>ν</w:t>
+      </w:r>
+      <w:r>
+        <w:t>,</w:t>
       </w:r>
     </w:p>
     <w:p>
@@ -1655,7 +2666,40 @@
     </w:p>
     <w:p>
       <w:r>
-        <w:t>This tensor is symmetric, since F^(μλ)F^ν_λ is symmetric under μ ↔ ν, and gauge invariant, since it is built from F alone. It differs from the canonical tensor by a total derivative of the required form, so the conserved charges P^ν are unchanged up to surface terms. Its energy and momentum densities are the familiar ones.</w:t>
+        <w:t>This tensor is symmetric, since F</w:t>
+      </w:r>
+      <w:r>
+        <w:rPr>
+          <w:vertAlign w:val="superscript"/>
+        </w:rPr>
+        <w:t>μλ</w:t>
+      </w:r>
+      <w:r>
+        <w:t>F</w:t>
+      </w:r>
+      <w:r>
+        <w:rPr>
+          <w:vertAlign w:val="superscript"/>
+        </w:rPr>
+        <w:t>ν</w:t>
+      </w:r>
+      <w:r>
+        <w:rPr>
+          <w:vertAlign w:val="subscript"/>
+        </w:rPr>
+        <w:t>λ</w:t>
+      </w:r>
+      <w:r>
+        <w:t xml:space="preserve"> is symmetric under μ ↔ ν, and gauge invariant, since it is built from F alone. It differs from the canonical tensor by a total derivative of the required form, so the conserved charges P</w:t>
+      </w:r>
+      <w:r>
+        <w:rPr>
+          <w:vertAlign w:val="superscript"/>
+        </w:rPr>
+        <w:t>ν</w:t>
+      </w:r>
+      <w:r>
+        <w:t xml:space="preserve"> are unchanged up to surface terms. Its energy and momentum densities are the familiar ones.</w:t>
       </w:r>
     </w:p>
     <w:p>
@@ -1789,7 +2833,274 @@
     </w:p>
     <w:p>
       <w:r>
-        <w:t>Verify T_Θ^(00). With F^(0i) = −Eᵢ and F^(0)_i = F^(0j)g_(ji) = −F^(0i) = Eᵢ, the sum F^(0λ)F^0_λ runs over spatial λ = i and equals (−Eᵢ)(Eᵢ) = −E², so −F^(0λ)F^0_λ = E². The invariant is F_αβF^(αβ) = 2(B² − E²) (Lesson 26, Section 6.2), so (1/4)g^(00)F² = (1/2)(B² − E²). Adding, T_Θ^(00) = E² + (1/2)(B² − E²) = (1/2)(E² + B²). For the momentum density, T_Θ^(0i) = −F^(0j)F^i_j since g^(0i) = 0, and with F^i_j = −F^(ij) = ε_(ijk)B_k, T_Θ^(0i) = Eⱼε_(ijk)B_k = (E × B)ᵢ, the Poynting vector of Lesson 7, Section 6.2.</w:t>
+        <w:t>Verify T</w:t>
+      </w:r>
+      <w:r>
+        <w:rPr>
+          <w:vertAlign w:val="subscript"/>
+        </w:rPr>
+        <w:t>Θ</w:t>
+      </w:r>
+      <w:r>
+        <w:rPr>
+          <w:vertAlign w:val="superscript"/>
+        </w:rPr>
+        <w:t>(00)</w:t>
+      </w:r>
+      <w:r>
+        <w:t>. With F</w:t>
+      </w:r>
+      <w:r>
+        <w:rPr>
+          <w:vertAlign w:val="superscript"/>
+        </w:rPr>
+        <w:t>0i</w:t>
+      </w:r>
+      <w:r>
+        <w:t xml:space="preserve"> = −Eᵢ and F</w:t>
+      </w:r>
+      <w:r>
+        <w:rPr>
+          <w:vertAlign w:val="superscript"/>
+        </w:rPr>
+        <w:t>(0)</w:t>
+      </w:r>
+      <w:r>
+        <w:rPr>
+          <w:vertAlign w:val="subscript"/>
+        </w:rPr>
+        <w:t>i</w:t>
+      </w:r>
+      <w:r>
+        <w:t xml:space="preserve"> = F</w:t>
+      </w:r>
+      <w:r>
+        <w:rPr>
+          <w:vertAlign w:val="superscript"/>
+        </w:rPr>
+        <w:t>0j</w:t>
+      </w:r>
+      <w:r>
+        <w:t>g</w:t>
+      </w:r>
+      <w:r>
+        <w:rPr>
+          <w:vertAlign w:val="subscript"/>
+        </w:rPr>
+        <w:t>ji</w:t>
+      </w:r>
+      <w:r>
+        <w:t xml:space="preserve"> = −F</w:t>
+      </w:r>
+      <w:r>
+        <w:rPr>
+          <w:vertAlign w:val="superscript"/>
+        </w:rPr>
+        <w:t>0i</w:t>
+      </w:r>
+      <w:r>
+        <w:t xml:space="preserve"> = Eᵢ, the sum F</w:t>
+      </w:r>
+      <w:r>
+        <w:rPr>
+          <w:vertAlign w:val="superscript"/>
+        </w:rPr>
+        <w:t>0λ</w:t>
+      </w:r>
+      <w:r>
+        <w:t>F</w:t>
+      </w:r>
+      <w:r>
+        <w:rPr>
+          <w:vertAlign w:val="superscript"/>
+        </w:rPr>
+        <w:t>0</w:t>
+      </w:r>
+      <w:r>
+        <w:t>_λ runs over spatial λ = i and equals (−Eᵢ)(Eᵢ) = −E², so −F</w:t>
+      </w:r>
+      <w:r>
+        <w:rPr>
+          <w:vertAlign w:val="superscript"/>
+        </w:rPr>
+        <w:t>0λ</w:t>
+      </w:r>
+      <w:r>
+        <w:t>F</w:t>
+      </w:r>
+      <w:r>
+        <w:rPr>
+          <w:vertAlign w:val="superscript"/>
+        </w:rPr>
+        <w:t>0</w:t>
+      </w:r>
+      <w:r>
+        <w:t>_λ = E². The invariant is F</w:t>
+      </w:r>
+      <w:r>
+        <w:rPr>
+          <w:vertAlign w:val="subscript"/>
+        </w:rPr>
+        <w:t>αβ</w:t>
+      </w:r>
+      <w:r>
+        <w:t>F</w:t>
+      </w:r>
+      <w:r>
+        <w:rPr>
+          <w:vertAlign w:val="superscript"/>
+        </w:rPr>
+        <w:t>αβ</w:t>
+      </w:r>
+      <w:r>
+        <w:t xml:space="preserve"> = 2(B² − E²) (Lesson 26, Section 6.2), so (1/4)g</w:t>
+      </w:r>
+      <w:r>
+        <w:rPr>
+          <w:vertAlign w:val="superscript"/>
+        </w:rPr>
+        <w:t>(00)</w:t>
+      </w:r>
+      <w:r>
+        <w:t>F² = (1/2)(B² − E²). Adding, T</w:t>
+      </w:r>
+      <w:r>
+        <w:rPr>
+          <w:vertAlign w:val="subscript"/>
+        </w:rPr>
+        <w:t>Θ</w:t>
+      </w:r>
+      <w:r>
+        <w:rPr>
+          <w:vertAlign w:val="superscript"/>
+        </w:rPr>
+        <w:t>(00)</w:t>
+      </w:r>
+      <w:r>
+        <w:t xml:space="preserve"> = E² + (1/2)(B² − E²) = (1/2)(E² + B²). For the momentum density, T</w:t>
+      </w:r>
+      <w:r>
+        <w:rPr>
+          <w:vertAlign w:val="subscript"/>
+        </w:rPr>
+        <w:t>Θ</w:t>
+      </w:r>
+      <w:r>
+        <w:rPr>
+          <w:vertAlign w:val="superscript"/>
+        </w:rPr>
+        <w:t>0i</w:t>
+      </w:r>
+      <w:r>
+        <w:t xml:space="preserve"> = −F</w:t>
+      </w:r>
+      <w:r>
+        <w:rPr>
+          <w:vertAlign w:val="superscript"/>
+        </w:rPr>
+        <w:t>0j</w:t>
+      </w:r>
+      <w:r>
+        <w:t>F</w:t>
+      </w:r>
+      <w:r>
+        <w:rPr>
+          <w:vertAlign w:val="superscript"/>
+        </w:rPr>
+        <w:t>i</w:t>
+      </w:r>
+      <w:r>
+        <w:rPr>
+          <w:vertAlign w:val="subscript"/>
+        </w:rPr>
+        <w:t>j</w:t>
+      </w:r>
+      <w:r>
+        <w:t xml:space="preserve"> since g</w:t>
+      </w:r>
+      <w:r>
+        <w:rPr>
+          <w:vertAlign w:val="superscript"/>
+        </w:rPr>
+        <w:t>0i</w:t>
+      </w:r>
+      <w:r>
+        <w:t xml:space="preserve"> = 0, and with F</w:t>
+      </w:r>
+      <w:r>
+        <w:rPr>
+          <w:vertAlign w:val="superscript"/>
+        </w:rPr>
+        <w:t>i</w:t>
+      </w:r>
+      <w:r>
+        <w:rPr>
+          <w:vertAlign w:val="subscript"/>
+        </w:rPr>
+        <w:t>j</w:t>
+      </w:r>
+      <w:r>
+        <w:t xml:space="preserve"> = −F</w:t>
+      </w:r>
+      <w:r>
+        <w:rPr>
+          <w:vertAlign w:val="superscript"/>
+        </w:rPr>
+        <w:t>ij</w:t>
+      </w:r>
+      <w:r>
+        <w:t xml:space="preserve"> = ε</w:t>
+      </w:r>
+      <w:r>
+        <w:rPr>
+          <w:vertAlign w:val="subscript"/>
+        </w:rPr>
+        <w:t>ijk</w:t>
+      </w:r>
+      <w:r>
+        <w:t>B</w:t>
+      </w:r>
+      <w:r>
+        <w:rPr>
+          <w:vertAlign w:val="subscript"/>
+        </w:rPr>
+        <w:t>k</w:t>
+      </w:r>
+      <w:r>
+        <w:t>, T</w:t>
+      </w:r>
+      <w:r>
+        <w:rPr>
+          <w:vertAlign w:val="subscript"/>
+        </w:rPr>
+        <w:t>Θ</w:t>
+      </w:r>
+      <w:r>
+        <w:rPr>
+          <w:vertAlign w:val="superscript"/>
+        </w:rPr>
+        <w:t>0i</w:t>
+      </w:r>
+      <w:r>
+        <w:t xml:space="preserve"> = Eⱼε</w:t>
+      </w:r>
+      <w:r>
+        <w:rPr>
+          <w:vertAlign w:val="subscript"/>
+        </w:rPr>
+        <w:t>ijk</w:t>
+      </w:r>
+      <w:r>
+        <w:t>B</w:t>
+      </w:r>
+      <w:r>
+        <w:rPr>
+          <w:vertAlign w:val="subscript"/>
+        </w:rPr>
+        <w:t>k</w:t>
+      </w:r>
+      <w:r>
+        <w:t xml:space="preserve"> = (E × B)ᵢ, the Poynting vector of Lesson 7, Section 6.2.</w:t>
       </w:r>
     </w:p>
     <w:p>
@@ -1802,7 +3113,82 @@
     </w:p>
     <w:p>
       <w:r>
-        <w:t>The electromagnetic tensor is traceless, T_Θ^μ_μ = −F^(μλ)F_(μλ) + F_αβF^(αβ) = 0 (Exercise 8), a reflection of the masslessness of the photon. For a plane wave, E ⊥ B and |E| = |B| (Lesson 7, Section 5.2), so |E × B| = E² and (1/2)(E² + B²) = E²: the momentum density has the same magnitude as the energy density, |T^(0i)| = T^(00) (Exercise 15). This is the field version of E = |p| for a massless particle (Lesson 3, Section 5.4), and it shows that light carries momentum equal to its energy divided by c.</w:t>
+        <w:t>The electromagnetic tensor is traceless, T</w:t>
+      </w:r>
+      <w:r>
+        <w:rPr>
+          <w:vertAlign w:val="subscript"/>
+        </w:rPr>
+        <w:t>Θ</w:t>
+      </w:r>
+      <w:r>
+        <w:rPr>
+          <w:vertAlign w:val="superscript"/>
+        </w:rPr>
+        <w:t>μ</w:t>
+      </w:r>
+      <w:r>
+        <w:rPr>
+          <w:vertAlign w:val="subscript"/>
+        </w:rPr>
+        <w:t>μ</w:t>
+      </w:r>
+      <w:r>
+        <w:t xml:space="preserve"> = −F</w:t>
+      </w:r>
+      <w:r>
+        <w:rPr>
+          <w:vertAlign w:val="superscript"/>
+        </w:rPr>
+        <w:t>μλ</w:t>
+      </w:r>
+      <w:r>
+        <w:t>F</w:t>
+      </w:r>
+      <w:r>
+        <w:rPr>
+          <w:vertAlign w:val="subscript"/>
+        </w:rPr>
+        <w:t>μλ</w:t>
+      </w:r>
+      <w:r>
+        <w:t xml:space="preserve"> + F</w:t>
+      </w:r>
+      <w:r>
+        <w:rPr>
+          <w:vertAlign w:val="subscript"/>
+        </w:rPr>
+        <w:t>αβ</w:t>
+      </w:r>
+      <w:r>
+        <w:t>F</w:t>
+      </w:r>
+      <w:r>
+        <w:rPr>
+          <w:vertAlign w:val="superscript"/>
+        </w:rPr>
+        <w:t>αβ</w:t>
+      </w:r>
+      <w:r>
+        <w:t xml:space="preserve"> = 0 (Exercise 8), a reflection of the masslessness of the photon. For a plane wave, E ⊥ B and |E| = |B| (Lesson 7, Section 5.2), so |E × B| = E² and (1/2)(E² + B²) = E²: the momentum density has the same magnitude as the energy density, |T</w:t>
+      </w:r>
+      <w:r>
+        <w:rPr>
+          <w:vertAlign w:val="superscript"/>
+        </w:rPr>
+        <w:t>0i</w:t>
+      </w:r>
+      <w:r>
+        <w:t>| = T</w:t>
+      </w:r>
+      <w:r>
+        <w:rPr>
+          <w:vertAlign w:val="superscript"/>
+        </w:rPr>
+        <w:t>(00)</w:t>
+      </w:r>
+      <w:r>
+        <w:t xml:space="preserve"> (Exercise 15). This is the field version of E = |p| for a massless particle (Lesson 3, Section 5.4), and it shows that light carries momentum equal to its energy divided by c.</w:t>
       </w:r>
     </w:p>
     <w:p>
@@ -1910,7 +3296,220 @@
     </w:p>
     <w:p>
       <w:r>
-        <w:t>and their conservation follows from a short calculation. By the product rule, ∂_μ(x^αT^(μβ)) = δ^α_μT^(μβ) + x^α∂_μT^(μβ) = T^(αβ), using ∂_μT^(μβ) = 0, so ∂_μM^(μαβ) = T^(αβ) − T^(βα) = 0 whenever T is symmetric (Exercise 16). The conserved charges are J^(αβ) = ∫d³x M^(0αβ). The spatial components J^(ij) = ∫d³x(x^iT^(0j) − x^jT^(0i)) are the components of the angular momentum, the moment of the momentum density, and the components J^(0i) are, up to sign, the boost charges.</w:t>
+        <w:t>and their conservation follows from a short calculation. By the product rule, ∂</w:t>
+      </w:r>
+      <w:r>
+        <w:rPr>
+          <w:vertAlign w:val="subscript"/>
+        </w:rPr>
+        <w:t>μ</w:t>
+      </w:r>
+      <w:r>
+        <w:t>(x</w:t>
+      </w:r>
+      <w:r>
+        <w:rPr>
+          <w:vertAlign w:val="superscript"/>
+        </w:rPr>
+        <w:t>α</w:t>
+      </w:r>
+      <w:r>
+        <w:t>T</w:t>
+      </w:r>
+      <w:r>
+        <w:rPr>
+          <w:vertAlign w:val="superscript"/>
+        </w:rPr>
+        <w:t>μβ</w:t>
+      </w:r>
+      <w:r>
+        <w:t>) = δ</w:t>
+      </w:r>
+      <w:r>
+        <w:rPr>
+          <w:vertAlign w:val="superscript"/>
+        </w:rPr>
+        <w:t>α</w:t>
+      </w:r>
+      <w:r>
+        <w:rPr>
+          <w:vertAlign w:val="subscript"/>
+        </w:rPr>
+        <w:t>μ</w:t>
+      </w:r>
+      <w:r>
+        <w:t>T</w:t>
+      </w:r>
+      <w:r>
+        <w:rPr>
+          <w:vertAlign w:val="superscript"/>
+        </w:rPr>
+        <w:t>μβ</w:t>
+      </w:r>
+      <w:r>
+        <w:t xml:space="preserve"> + x</w:t>
+      </w:r>
+      <w:r>
+        <w:rPr>
+          <w:vertAlign w:val="superscript"/>
+        </w:rPr>
+        <w:t>α</w:t>
+      </w:r>
+      <w:r>
+        <w:t>∂</w:t>
+      </w:r>
+      <w:r>
+        <w:rPr>
+          <w:vertAlign w:val="subscript"/>
+        </w:rPr>
+        <w:t>μ</w:t>
+      </w:r>
+      <w:r>
+        <w:t>T</w:t>
+      </w:r>
+      <w:r>
+        <w:rPr>
+          <w:vertAlign w:val="superscript"/>
+        </w:rPr>
+        <w:t>μβ</w:t>
+      </w:r>
+      <w:r>
+        <w:t xml:space="preserve"> = T</w:t>
+      </w:r>
+      <w:r>
+        <w:rPr>
+          <w:vertAlign w:val="superscript"/>
+        </w:rPr>
+        <w:t>αβ</w:t>
+      </w:r>
+      <w:r>
+        <w:t>, using ∂</w:t>
+      </w:r>
+      <w:r>
+        <w:rPr>
+          <w:vertAlign w:val="subscript"/>
+        </w:rPr>
+        <w:t>μ</w:t>
+      </w:r>
+      <w:r>
+        <w:t>T</w:t>
+      </w:r>
+      <w:r>
+        <w:rPr>
+          <w:vertAlign w:val="superscript"/>
+        </w:rPr>
+        <w:t>μβ</w:t>
+      </w:r>
+      <w:r>
+        <w:t xml:space="preserve"> = 0, so ∂</w:t>
+      </w:r>
+      <w:r>
+        <w:rPr>
+          <w:vertAlign w:val="subscript"/>
+        </w:rPr>
+        <w:t>μ</w:t>
+      </w:r>
+      <w:r>
+        <w:t>M</w:t>
+      </w:r>
+      <w:r>
+        <w:rPr>
+          <w:vertAlign w:val="superscript"/>
+        </w:rPr>
+        <w:t>μαβ</w:t>
+      </w:r>
+      <w:r>
+        <w:t xml:space="preserve"> = T</w:t>
+      </w:r>
+      <w:r>
+        <w:rPr>
+          <w:vertAlign w:val="superscript"/>
+        </w:rPr>
+        <w:t>αβ</w:t>
+      </w:r>
+      <w:r>
+        <w:t xml:space="preserve"> − T</w:t>
+      </w:r>
+      <w:r>
+        <w:rPr>
+          <w:vertAlign w:val="superscript"/>
+        </w:rPr>
+        <w:t>βα</w:t>
+      </w:r>
+      <w:r>
+        <w:t xml:space="preserve"> = 0 whenever T is symmetric (Exercise 16). The conserved charges are J</w:t>
+      </w:r>
+      <w:r>
+        <w:rPr>
+          <w:vertAlign w:val="superscript"/>
+        </w:rPr>
+        <w:t>αβ</w:t>
+      </w:r>
+      <w:r>
+        <w:t xml:space="preserve"> = ∫d³x M</w:t>
+      </w:r>
+      <w:r>
+        <w:rPr>
+          <w:vertAlign w:val="superscript"/>
+        </w:rPr>
+        <w:t>0αβ</w:t>
+      </w:r>
+      <w:r>
+        <w:t>. The spatial components J</w:t>
+      </w:r>
+      <w:r>
+        <w:rPr>
+          <w:vertAlign w:val="superscript"/>
+        </w:rPr>
+        <w:t>ij</w:t>
+      </w:r>
+      <w:r>
+        <w:t xml:space="preserve"> = ∫d³x(x</w:t>
+      </w:r>
+      <w:r>
+        <w:rPr>
+          <w:vertAlign w:val="superscript"/>
+        </w:rPr>
+        <w:t>i</w:t>
+      </w:r>
+      <w:r>
+        <w:t>T</w:t>
+      </w:r>
+      <w:r>
+        <w:rPr>
+          <w:vertAlign w:val="superscript"/>
+        </w:rPr>
+        <w:t>0j</w:t>
+      </w:r>
+      <w:r>
+        <w:t xml:space="preserve"> − x</w:t>
+      </w:r>
+      <w:r>
+        <w:rPr>
+          <w:vertAlign w:val="superscript"/>
+        </w:rPr>
+        <w:t>j</w:t>
+      </w:r>
+      <w:r>
+        <w:t>T</w:t>
+      </w:r>
+      <w:r>
+        <w:rPr>
+          <w:vertAlign w:val="superscript"/>
+        </w:rPr>
+        <w:t>0i</w:t>
+      </w:r>
+      <w:r>
+        <w:t>) are the components of the angular momentum, the moment of the momentum density, and the components J</w:t>
+      </w:r>
+      <w:r>
+        <w:rPr>
+          <w:vertAlign w:val="superscript"/>
+        </w:rPr>
+        <w:t>0i</w:t>
+      </w:r>
+      <w:r>
+        <w:t xml:space="preserve"> are, up to sign, the boost charges.</w:t>
       </w:r>
     </w:p>
     <w:p>
@@ -1923,7 +3522,112 @@
     </w:p>
     <w:p>
       <w:r>
-        <w:t>The charge K^i = ∫d³x(x^iT^(00) − tT^(0i)) is conserved when T^(0i) = T^(i0) (Exercise 10). Dividing by the total energy, X_cm^i = ∫d³x x^iT^(00)/H is the position of the center of energy, and the conservation of K^i states that dX_cm/dt = P/H: the center of energy of an isolated system moves uniformly with velocity P/H. This is the analogue for energy of the statement that the center of mass moves with constant velocity in Newtonian mechanics.</w:t>
+        <w:t>The charge K</w:t>
+      </w:r>
+      <w:r>
+        <w:rPr>
+          <w:vertAlign w:val="superscript"/>
+        </w:rPr>
+        <w:t>i</w:t>
+      </w:r>
+      <w:r>
+        <w:t xml:space="preserve"> = ∫d³x(x</w:t>
+      </w:r>
+      <w:r>
+        <w:rPr>
+          <w:vertAlign w:val="superscript"/>
+        </w:rPr>
+        <w:t>i</w:t>
+      </w:r>
+      <w:r>
+        <w:t>T</w:t>
+      </w:r>
+      <w:r>
+        <w:rPr>
+          <w:vertAlign w:val="superscript"/>
+        </w:rPr>
+        <w:t>(00)</w:t>
+      </w:r>
+      <w:r>
+        <w:t xml:space="preserve"> − tT</w:t>
+      </w:r>
+      <w:r>
+        <w:rPr>
+          <w:vertAlign w:val="superscript"/>
+        </w:rPr>
+        <w:t>0i</w:t>
+      </w:r>
+      <w:r>
+        <w:t>) is conserved when T</w:t>
+      </w:r>
+      <w:r>
+        <w:rPr>
+          <w:vertAlign w:val="superscript"/>
+        </w:rPr>
+        <w:t>0i</w:t>
+      </w:r>
+      <w:r>
+        <w:t xml:space="preserve"> = T</w:t>
+      </w:r>
+      <w:r>
+        <w:rPr>
+          <w:vertAlign w:val="superscript"/>
+        </w:rPr>
+        <w:t>i0</w:t>
+      </w:r>
+      <w:r>
+        <w:t xml:space="preserve"> (Exercise 10). Dividing by the total energy, X</w:t>
+      </w:r>
+      <w:r>
+        <w:rPr>
+          <w:vertAlign w:val="subscript"/>
+        </w:rPr>
+        <w:t>cm</w:t>
+      </w:r>
+      <w:r>
+        <w:rPr>
+          <w:vertAlign w:val="superscript"/>
+        </w:rPr>
+        <w:t>i</w:t>
+      </w:r>
+      <w:r>
+        <w:t xml:space="preserve"> = ∫d³x x</w:t>
+      </w:r>
+      <w:r>
+        <w:rPr>
+          <w:vertAlign w:val="superscript"/>
+        </w:rPr>
+        <w:t>i</w:t>
+      </w:r>
+      <w:r>
+        <w:t>T</w:t>
+      </w:r>
+      <w:r>
+        <w:rPr>
+          <w:vertAlign w:val="superscript"/>
+        </w:rPr>
+        <w:t>(00)</w:t>
+      </w:r>
+      <w:r>
+        <w:t>/H is the position of the center of energy, and the conservation of K</w:t>
+      </w:r>
+      <w:r>
+        <w:rPr>
+          <w:vertAlign w:val="superscript"/>
+        </w:rPr>
+        <w:t>i</w:t>
+      </w:r>
+      <w:r>
+        <w:t xml:space="preserve"> states that dX</w:t>
+      </w:r>
+      <w:r>
+        <w:rPr>
+          <w:vertAlign w:val="subscript"/>
+        </w:rPr>
+        <w:t>cm</w:t>
+      </w:r>
+      <w:r>
+        <w:t>/dt = P/H: the center of energy of an isolated system moves uniformly with velocity P/H. This is the analogue for energy of the statement that the center of mass moves with constant velocity in Newtonian mechanics.</w:t>
       </w:r>
     </w:p>
     <w:p>
@@ -2022,7 +3726,16 @@
     </w:p>
     <w:p>
       <w:r>
-        <w:t>the sum of the orbital angular momentum x × p̂ of Lesson 14 and the spin Σ/2 of Lesson 22, Section 3. Neither part alone commutes with the Dirac Hamiltonian, but their sum does. For a particle at rest the orbital part vanishes, and by Lesson 22, Worked example 3, Σ_zu₁ = u₁, so the angular momentum is 1/2 per particle, the spin of the electron (Exercise 11). That the spin one-half of Lesson 15 appears as an ingredient of the Noether charge of rotations is one more confirmation that spin is angular momentum.</w:t>
+        <w:t>the sum of the orbital angular momentum x × p̂ of Lesson 14 and the spin Σ/2 of Lesson 22, Section 3. Neither part alone commutes with the Dirac Hamiltonian, but their sum does. For a particle at rest the orbital part vanishes, and by Lesson 22, Worked example 3, Σ</w:t>
+      </w:r>
+      <w:r>
+        <w:rPr>
+          <w:vertAlign w:val="subscript"/>
+        </w:rPr>
+        <w:t>z</w:t>
+      </w:r>
+      <w:r>
+        <w:t>u₁ = u₁, so the angular momentum is 1/2 per particle, the spin of the electron (Exercise 11). That the spin one-half of Lesson 15 appears as an ingredient of the Noether charge of rotations is one more confirmation that spin is angular momentum.</w:t>
       </w:r>
     </w:p>
     <w:p>
@@ -2043,7 +3756,148 @@
     </w:p>
     <w:p>
       <w:r>
-        <w:t>When the electromagnetic field is coupled to a current j^ν, the Maxwell equation is ∂_μF^(μν) = j^ν (Lesson 27, Section 4.2), and the energy-momentum tensor of the field alone is no longer conserved. Differentiating T_Θ^(μν) = −F^(μλ)F^ν_λ + (1/4)g^(μν)F², the first term gives −(∂_μF^(μλ))F^ν_λ = −j^λF^ν_λ, and the remaining terms cancel by the Bianchi identity of Lesson 27, Section 4.2, so</w:t>
+        <w:t>When the electromagnetic field is coupled to a current j</w:t>
+      </w:r>
+      <w:r>
+        <w:rPr>
+          <w:vertAlign w:val="superscript"/>
+        </w:rPr>
+        <w:t>ν</w:t>
+      </w:r>
+      <w:r>
+        <w:t>, the Maxwell equation is ∂</w:t>
+      </w:r>
+      <w:r>
+        <w:rPr>
+          <w:vertAlign w:val="subscript"/>
+        </w:rPr>
+        <w:t>μ</w:t>
+      </w:r>
+      <w:r>
+        <w:t>F</w:t>
+      </w:r>
+      <w:r>
+        <w:rPr>
+          <w:vertAlign w:val="superscript"/>
+        </w:rPr>
+        <w:t>μν</w:t>
+      </w:r>
+      <w:r>
+        <w:t xml:space="preserve"> = j</w:t>
+      </w:r>
+      <w:r>
+        <w:rPr>
+          <w:vertAlign w:val="superscript"/>
+        </w:rPr>
+        <w:t>ν</w:t>
+      </w:r>
+      <w:r>
+        <w:t xml:space="preserve"> (Lesson 27, Section 4.2), and the energy-momentum tensor of the field alone is no longer conserved. Differentiating T</w:t>
+      </w:r>
+      <w:r>
+        <w:rPr>
+          <w:vertAlign w:val="subscript"/>
+        </w:rPr>
+        <w:t>Θ</w:t>
+      </w:r>
+      <w:r>
+        <w:rPr>
+          <w:vertAlign w:val="superscript"/>
+        </w:rPr>
+        <w:t>μν</w:t>
+      </w:r>
+      <w:r>
+        <w:t xml:space="preserve"> = −F</w:t>
+      </w:r>
+      <w:r>
+        <w:rPr>
+          <w:vertAlign w:val="superscript"/>
+        </w:rPr>
+        <w:t>μλ</w:t>
+      </w:r>
+      <w:r>
+        <w:t>F</w:t>
+      </w:r>
+      <w:r>
+        <w:rPr>
+          <w:vertAlign w:val="superscript"/>
+        </w:rPr>
+        <w:t>ν</w:t>
+      </w:r>
+      <w:r>
+        <w:rPr>
+          <w:vertAlign w:val="subscript"/>
+        </w:rPr>
+        <w:t>λ</w:t>
+      </w:r>
+      <w:r>
+        <w:t xml:space="preserve"> + (1/4)g</w:t>
+      </w:r>
+      <w:r>
+        <w:rPr>
+          <w:vertAlign w:val="superscript"/>
+        </w:rPr>
+        <w:t>μν</w:t>
+      </w:r>
+      <w:r>
+        <w:t>F², the first term gives −(∂</w:t>
+      </w:r>
+      <w:r>
+        <w:rPr>
+          <w:vertAlign w:val="subscript"/>
+        </w:rPr>
+        <w:t>μ</w:t>
+      </w:r>
+      <w:r>
+        <w:t>F</w:t>
+      </w:r>
+      <w:r>
+        <w:rPr>
+          <w:vertAlign w:val="superscript"/>
+        </w:rPr>
+        <w:t>μλ</w:t>
+      </w:r>
+      <w:r>
+        <w:t>)F</w:t>
+      </w:r>
+      <w:r>
+        <w:rPr>
+          <w:vertAlign w:val="superscript"/>
+        </w:rPr>
+        <w:t>ν</w:t>
+      </w:r>
+      <w:r>
+        <w:rPr>
+          <w:vertAlign w:val="subscript"/>
+        </w:rPr>
+        <w:t>λ</w:t>
+      </w:r>
+      <w:r>
+        <w:t xml:space="preserve"> = −j</w:t>
+      </w:r>
+      <w:r>
+        <w:rPr>
+          <w:vertAlign w:val="superscript"/>
+        </w:rPr>
+        <w:t>λ</w:t>
+      </w:r>
+      <w:r>
+        <w:t>F</w:t>
+      </w:r>
+      <w:r>
+        <w:rPr>
+          <w:vertAlign w:val="superscript"/>
+        </w:rPr>
+        <w:t>ν</w:t>
+      </w:r>
+      <w:r>
+        <w:rPr>
+          <w:vertAlign w:val="subscript"/>
+        </w:rPr>
+        <w:t>λ</w:t>
+      </w:r>
+      <w:r>
+        <w:t>, and the remaining terms cancel by the Bianchi identity of Lesson 27, Section 4.2, so</w:t>
       </w:r>
     </w:p>
     <w:p>
@@ -2136,7 +3990,52 @@
     </w:p>
     <w:p>
       <w:r>
-        <w:t>For ν = 0, −F^(0λ)j_λ = −F^(0i)j_i = −(−Eᵢ)(−jⁱ) = −E·j, and the left side is ∂_tu + ∇·S with u = (1/2)(E² + B²) and S = E × B, so</w:t>
+        <w:t>For ν = 0, −F</w:t>
+      </w:r>
+      <w:r>
+        <w:rPr>
+          <w:vertAlign w:val="superscript"/>
+        </w:rPr>
+        <w:t>0λ</w:t>
+      </w:r>
+      <w:r>
+        <w:t>j</w:t>
+      </w:r>
+      <w:r>
+        <w:rPr>
+          <w:vertAlign w:val="subscript"/>
+        </w:rPr>
+        <w:t>λ</w:t>
+      </w:r>
+      <w:r>
+        <w:t xml:space="preserve"> = −F</w:t>
+      </w:r>
+      <w:r>
+        <w:rPr>
+          <w:vertAlign w:val="superscript"/>
+        </w:rPr>
+        <w:t>0i</w:t>
+      </w:r>
+      <w:r>
+        <w:t>j</w:t>
+      </w:r>
+      <w:r>
+        <w:rPr>
+          <w:vertAlign w:val="subscript"/>
+        </w:rPr>
+        <w:t>i</w:t>
+      </w:r>
+      <w:r>
+        <w:t xml:space="preserve"> = −(−Eᵢ)(−jⁱ) = −E·j, and the left side is ∂</w:t>
+      </w:r>
+      <w:r>
+        <w:rPr>
+          <w:vertAlign w:val="subscript"/>
+        </w:rPr>
+        <w:t>t</w:t>
+      </w:r>
+      <w:r>
+        <w:t>u + ∇·S with u = (1/2)(E² + B²) and S = E × B, so</w:t>
       </w:r>
     </w:p>
     <w:p>
@@ -2196,7 +4095,52 @@
     </w:p>
     <w:p>
       <w:r>
-        <w:t>which is Poynting's theorem of Lesson 7, Section 6.2, in Heaviside–Lorentz units. For ν = i, −F^(iλ)j_λ = −(F^(i0)j₀ + F^(ij)j_j) = −(ρE + j × B)ᵢ, so the field loses momentum at a rate equal to the Lorentz force density on the charges. The total energy and momentum, of field plus charges, are conserved, and what the field loses the charges gain. The whole of the classical electrodynamics of a charged particle in a field, the Lorentz force law of Lesson 5, is contained in the conservation of the total energy-momentum tensor.</w:t>
+        <w:t>which is Poynting's theorem of Lesson 7, Section 6.2, in Heaviside–Lorentz units. For ν = i, −F</w:t>
+      </w:r>
+      <w:r>
+        <w:rPr>
+          <w:vertAlign w:val="superscript"/>
+        </w:rPr>
+        <w:t>iλ</w:t>
+      </w:r>
+      <w:r>
+        <w:t>j</w:t>
+      </w:r>
+      <w:r>
+        <w:rPr>
+          <w:vertAlign w:val="subscript"/>
+        </w:rPr>
+        <w:t>λ</w:t>
+      </w:r>
+      <w:r>
+        <w:t xml:space="preserve"> = −(F</w:t>
+      </w:r>
+      <w:r>
+        <w:rPr>
+          <w:vertAlign w:val="superscript"/>
+        </w:rPr>
+        <w:t>i0</w:t>
+      </w:r>
+      <w:r>
+        <w:t>j₀ + F</w:t>
+      </w:r>
+      <w:r>
+        <w:rPr>
+          <w:vertAlign w:val="superscript"/>
+        </w:rPr>
+        <w:t>ij</w:t>
+      </w:r>
+      <w:r>
+        <w:t>j</w:t>
+      </w:r>
+      <w:r>
+        <w:rPr>
+          <w:vertAlign w:val="subscript"/>
+        </w:rPr>
+        <w:t>j</w:t>
+      </w:r>
+      <w:r>
+        <w:t>) = −(ρE + j × B)ᵢ, so the field loses momentum at a rate equal to the Lorentz force density on the charges. The total energy and momentum, of field plus charges, are conserved, and what the field loses the charges gain. The whole of the classical electrodynamics of a charged particle in a field, the Lorentz force law of Lesson 5, is contained in the conservation of the total energy-momentum tensor.</w:t>
       </w:r>
     </w:p>
     <w:p>
@@ -2210,7 +4154,145 @@
     </w:p>
     <w:p>
       <w:r>
-        <w:t>Confirm the ν = 0 case from the components of Section 4.2. The left side is ∂_μT_Θ^(μ0) = ∂_tT_Θ^(00) + ∂ᵢT_Θ^(i0) = ∂_tu + ∇·S, using the symmetry T_Θ^(i0) = T_Θ^(0i) = Sᵢ. The right side is −F^(0λ)j_λ. Only λ = i contributes, with F^(0i) = −Eᵢ and j_i = −jⁱ, giving −(−Eᵢ)(−jⁱ) = −E·j. The equality is exactly the Poynting theorem: the rate of change of field energy density plus the outward energy flux equals minus the rate at which the field does work on the charges.</w:t>
+        <w:t>Confirm the ν = 0 case from the components of Section 4.2. The left side is ∂</w:t>
+      </w:r>
+      <w:r>
+        <w:rPr>
+          <w:vertAlign w:val="subscript"/>
+        </w:rPr>
+        <w:t>μ</w:t>
+      </w:r>
+      <w:r>
+        <w:t>T</w:t>
+      </w:r>
+      <w:r>
+        <w:rPr>
+          <w:vertAlign w:val="subscript"/>
+        </w:rPr>
+        <w:t>Θ</w:t>
+      </w:r>
+      <w:r>
+        <w:rPr>
+          <w:vertAlign w:val="superscript"/>
+        </w:rPr>
+        <w:t>μ0</w:t>
+      </w:r>
+      <w:r>
+        <w:t xml:space="preserve"> = ∂</w:t>
+      </w:r>
+      <w:r>
+        <w:rPr>
+          <w:vertAlign w:val="subscript"/>
+        </w:rPr>
+        <w:t>t</w:t>
+      </w:r>
+      <w:r>
+        <w:t>T</w:t>
+      </w:r>
+      <w:r>
+        <w:rPr>
+          <w:vertAlign w:val="subscript"/>
+        </w:rPr>
+        <w:t>Θ</w:t>
+      </w:r>
+      <w:r>
+        <w:rPr>
+          <w:vertAlign w:val="superscript"/>
+        </w:rPr>
+        <w:t>(00)</w:t>
+      </w:r>
+      <w:r>
+        <w:t xml:space="preserve"> + ∂ᵢT</w:t>
+      </w:r>
+      <w:r>
+        <w:rPr>
+          <w:vertAlign w:val="subscript"/>
+        </w:rPr>
+        <w:t>Θ</w:t>
+      </w:r>
+      <w:r>
+        <w:rPr>
+          <w:vertAlign w:val="superscript"/>
+        </w:rPr>
+        <w:t>i0</w:t>
+      </w:r>
+      <w:r>
+        <w:t xml:space="preserve"> = ∂</w:t>
+      </w:r>
+      <w:r>
+        <w:rPr>
+          <w:vertAlign w:val="subscript"/>
+        </w:rPr>
+        <w:t>t</w:t>
+      </w:r>
+      <w:r>
+        <w:t>u + ∇·S, using the symmetry T</w:t>
+      </w:r>
+      <w:r>
+        <w:rPr>
+          <w:vertAlign w:val="subscript"/>
+        </w:rPr>
+        <w:t>Θ</w:t>
+      </w:r>
+      <w:r>
+        <w:rPr>
+          <w:vertAlign w:val="superscript"/>
+        </w:rPr>
+        <w:t>i0</w:t>
+      </w:r>
+      <w:r>
+        <w:t xml:space="preserve"> = T</w:t>
+      </w:r>
+      <w:r>
+        <w:rPr>
+          <w:vertAlign w:val="subscript"/>
+        </w:rPr>
+        <w:t>Θ</w:t>
+      </w:r>
+      <w:r>
+        <w:rPr>
+          <w:vertAlign w:val="superscript"/>
+        </w:rPr>
+        <w:t>0i</w:t>
+      </w:r>
+      <w:r>
+        <w:t xml:space="preserve"> = Sᵢ. The right side is −F</w:t>
+      </w:r>
+      <w:r>
+        <w:rPr>
+          <w:vertAlign w:val="superscript"/>
+        </w:rPr>
+        <w:t>0λ</w:t>
+      </w:r>
+      <w:r>
+        <w:t>j</w:t>
+      </w:r>
+      <w:r>
+        <w:rPr>
+          <w:vertAlign w:val="subscript"/>
+        </w:rPr>
+        <w:t>λ</w:t>
+      </w:r>
+      <w:r>
+        <w:t>. Only λ = i contributes, with F</w:t>
+      </w:r>
+      <w:r>
+        <w:rPr>
+          <w:vertAlign w:val="superscript"/>
+        </w:rPr>
+        <w:t>0i</w:t>
+      </w:r>
+      <w:r>
+        <w:t xml:space="preserve"> = −Eᵢ and j</w:t>
+      </w:r>
+      <w:r>
+        <w:rPr>
+          <w:vertAlign w:val="subscript"/>
+        </w:rPr>
+        <w:t>i</w:t>
+      </w:r>
+      <w:r>
+        <w:t xml:space="preserve"> = −jⁱ, giving −(−Eᵢ)(−jⁱ) = −E·j. The equality is exactly the Poynting theorem: the rate of change of field energy density plus the outward energy flux equals minus the rate at which the field does work on the charges.</w:t>
       </w:r>
     </w:p>
     <w:p>
@@ -2327,7 +4409,34 @@
     </w:p>
     <w:p>
       <w:r>
-        <w:t>For a single electron described by a normalized wave function, ∫d³x ψ†ψ = 1 and Q = −e (Exercise 13). After quantization the integral becomes the number operator for particles minus antiparticles (Lesson 36), so Q counts the net electric charge in units of −e. This is the current that sources the field in ∂_μF^(μν) = j^ν, and Lesson 31 studies the U(1) symmetry that produces it.</w:t>
+        <w:t>For a single electron described by a normalized wave function, ∫d³x ψ†ψ = 1 and Q = −e (Exercise 13). After quantization the integral becomes the number operator for particles minus antiparticles (Lesson 36), so Q counts the net electric charge in units of −e. This is the current that sources the field in ∂</w:t>
+      </w:r>
+      <w:r>
+        <w:rPr>
+          <w:vertAlign w:val="subscript"/>
+        </w:rPr>
+        <w:t>μ</w:t>
+      </w:r>
+      <w:r>
+        <w:t>F</w:t>
+      </w:r>
+      <w:r>
+        <w:rPr>
+          <w:vertAlign w:val="superscript"/>
+        </w:rPr>
+        <w:t>μν</w:t>
+      </w:r>
+      <w:r>
+        <w:t xml:space="preserve"> = j</w:t>
+      </w:r>
+      <w:r>
+        <w:rPr>
+          <w:vertAlign w:val="superscript"/>
+        </w:rPr>
+        <w:t>ν</w:t>
+      </w:r>
+      <w:r>
+        <w:t>, and Lesson 31 studies the U(1) symmetry that produces it.</w:t>
       </w:r>
     </w:p>
     <w:p>
@@ -2411,7 +4520,34 @@
           </w:tcPr>
           <w:p>
             <w:r>
-              <w:t>P^ν = ∫T^(0ν), with T^(00) = ℋ</w:t>
+              <w:t>P</w:t>
+            </w:r>
+            <w:r>
+              <w:rPr>
+                <w:vertAlign w:val="superscript"/>
+              </w:rPr>
+              <w:t>ν</w:t>
+            </w:r>
+            <w:r>
+              <w:t xml:space="preserve"> = ∫T</w:t>
+            </w:r>
+            <w:r>
+              <w:rPr>
+                <w:vertAlign w:val="superscript"/>
+              </w:rPr>
+              <w:t>0ν</w:t>
+            </w:r>
+            <w:r>
+              <w:t>, with T</w:t>
+            </w:r>
+            <w:r>
+              <w:rPr>
+                <w:vertAlign w:val="superscript"/>
+              </w:rPr>
+              <w:t>(00)</w:t>
+            </w:r>
+            <w:r>
+              <w:t xml:space="preserve"> = ℋ</w:t>
             </w:r>
           </w:p>
         </w:tc>
@@ -2466,7 +4602,16 @@
           </w:tcPr>
           <w:p>
             <w:r>
-              <w:t>Particles of energy ω_k and momentum k after quantization (Lesson 33)</w:t>
+              <w:t>Particles of energy ω</w:t>
+            </w:r>
+            <w:r>
+              <w:rPr>
+                <w:vertAlign w:val="subscript"/>
+              </w:rPr>
+              <w:t>k</w:t>
+            </w:r>
+            <w:r>
+              <w:t xml:space="preserve"> and momentum k after quantization (Lesson 33)</w:t>
             </w:r>
           </w:p>
         </w:tc>
@@ -2485,7 +4630,16 @@
           </w:tcPr>
           <w:p>
             <w:r>
-              <w:t>Dirac T^(μν) reduces to ψ†p̂ψ</w:t>
+              <w:t>Dirac T</w:t>
+            </w:r>
+            <w:r>
+              <w:rPr>
+                <w:vertAlign w:val="superscript"/>
+              </w:rPr>
+              <w:t>μν</w:t>
+            </w:r>
+            <w:r>
+              <w:t xml:space="preserve"> reduces to ψ†p̂ψ</w:t>
             </w:r>
           </w:p>
         </w:tc>
@@ -2522,7 +4676,19 @@
           </w:tcPr>
           <w:p>
             <w:r>
-              <w:t>Symmetric gauge-invariant T_Θ^(μν)</w:t>
+              <w:t>Symmetric gauge-invariant T</w:t>
+            </w:r>
+            <w:r>
+              <w:rPr>
+                <w:vertAlign w:val="subscript"/>
+              </w:rPr>
+              <w:t>Θ</w:t>
+            </w:r>
+            <w:r>
+              <w:rPr>
+                <w:vertAlign w:val="superscript"/>
+              </w:rPr>
+              <w:t>μν</w:t>
             </w:r>
           </w:p>
         </w:tc>
@@ -2559,7 +4725,34 @@
           </w:tcPr>
           <w:p>
             <w:r>
-              <w:t>T^(0i) = E × B and |T^(0i)| = T^(00) for waves</w:t>
+              <w:t>T</w:t>
+            </w:r>
+            <w:r>
+              <w:rPr>
+                <w:vertAlign w:val="superscript"/>
+              </w:rPr>
+              <w:t>0i</w:t>
+            </w:r>
+            <w:r>
+              <w:t xml:space="preserve"> = E × B and |T</w:t>
+            </w:r>
+            <w:r>
+              <w:rPr>
+                <w:vertAlign w:val="superscript"/>
+              </w:rPr>
+              <w:t>0i</w:t>
+            </w:r>
+            <w:r>
+              <w:t>| = T</w:t>
+            </w:r>
+            <w:r>
+              <w:rPr>
+                <w:vertAlign w:val="superscript"/>
+              </w:rPr>
+              <w:t>(00)</w:t>
+            </w:r>
+            <w:r>
+              <w:t xml:space="preserve"> for waves</w:t>
             </w:r>
           </w:p>
         </w:tc>
@@ -2670,7 +4863,40 @@
           </w:tcPr>
           <w:p>
             <w:r>
-              <w:t>∂_μT^(μν) = −F^(νλ)j_λ</w:t>
+              <w:t>∂</w:t>
+            </w:r>
+            <w:r>
+              <w:rPr>
+                <w:vertAlign w:val="subscript"/>
+              </w:rPr>
+              <w:t>μ</w:t>
+            </w:r>
+            <w:r>
+              <w:t>T</w:t>
+            </w:r>
+            <w:r>
+              <w:rPr>
+                <w:vertAlign w:val="superscript"/>
+              </w:rPr>
+              <w:t>μν</w:t>
+            </w:r>
+            <w:r>
+              <w:t xml:space="preserve"> = −F</w:t>
+            </w:r>
+            <w:r>
+              <w:rPr>
+                <w:vertAlign w:val="superscript"/>
+              </w:rPr>
+              <w:t>νλ</w:t>
+            </w:r>
+            <w:r>
+              <w:t>j</w:t>
+            </w:r>
+            <w:r>
+              <w:rPr>
+                <w:vertAlign w:val="subscript"/>
+              </w:rPr>
+              <w:t>λ</w:t>
             </w:r>
           </w:p>
         </w:tc>
@@ -2707,7 +4933,31 @@
           </w:tcPr>
           <w:p>
             <w:r>
-              <w:t>j_(EM)^μ = −eψ̄γ^μψ, Q = −e∫ψ†ψ</w:t>
+              <w:t>j</w:t>
+            </w:r>
+            <w:r>
+              <w:rPr>
+                <w:vertAlign w:val="subscript"/>
+              </w:rPr>
+              <w:t>EM</w:t>
+            </w:r>
+            <w:r>
+              <w:rPr>
+                <w:vertAlign w:val="superscript"/>
+              </w:rPr>
+              <w:t>μ</w:t>
+            </w:r>
+            <w:r>
+              <w:t xml:space="preserve"> = −eψ̄γ</w:t>
+            </w:r>
+            <w:r>
+              <w:rPr>
+                <w:vertAlign w:val="superscript"/>
+              </w:rPr>
+              <w:t>μ</w:t>
+            </w:r>
+            <w:r>
+              <w:t>ψ, Q = −e∫ψ†ψ</w:t>
             </w:r>
           </w:p>
         </w:tc>
@@ -2724,7 +4974,16 @@
           </w:tcPr>
           <w:p>
             <w:r>
-              <w:t>The current coupled to A_μ (Lesson 40) and the charge of the electron (Lesson 44)</w:t>
+              <w:t>The current coupled to A</w:t>
+            </w:r>
+            <w:r>
+              <w:rPr>
+                <w:vertAlign w:val="subscript"/>
+              </w:rPr>
+              <w:t>μ</w:t>
+            </w:r>
+            <w:r>
+              <w:t xml:space="preserve"> (Lesson 40) and the charge of the electron (Lesson 44)</w:t>
             </w:r>
           </w:p>
         </w:tc>
@@ -2752,7 +5011,100 @@
         </w:numPr>
       </w:pPr>
       <w:r>
-        <w:t>The canonical energy-momentum tensor is T^μ_ν = Σ_a[∂ℒ/∂(∂_μφ_a)]∂_νφ_a − δ^μ_νℒ, with charges P^ν = ∫d³x T^(0ν).</w:t>
+        <w:t>The canonical energy-momentum tensor is T</w:t>
+      </w:r>
+      <w:r>
+        <w:rPr>
+          <w:vertAlign w:val="superscript"/>
+        </w:rPr>
+        <w:t>μ</w:t>
+      </w:r>
+      <w:r>
+        <w:rPr>
+          <w:vertAlign w:val="subscript"/>
+        </w:rPr>
+        <w:t>ν</w:t>
+      </w:r>
+      <w:r>
+        <w:t xml:space="preserve"> = Σ</w:t>
+      </w:r>
+      <w:r>
+        <w:rPr>
+          <w:vertAlign w:val="subscript"/>
+        </w:rPr>
+        <w:t>a</w:t>
+      </w:r>
+      <w:r>
+        <w:t>[∂ℒ/∂(∂</w:t>
+      </w:r>
+      <w:r>
+        <w:rPr>
+          <w:vertAlign w:val="subscript"/>
+        </w:rPr>
+        <w:t>μ</w:t>
+      </w:r>
+      <w:r>
+        <w:t>φ</w:t>
+      </w:r>
+      <w:r>
+        <w:rPr>
+          <w:vertAlign w:val="subscript"/>
+        </w:rPr>
+        <w:t>a</w:t>
+      </w:r>
+      <w:r>
+        <w:t>)]∂</w:t>
+      </w:r>
+      <w:r>
+        <w:rPr>
+          <w:vertAlign w:val="subscript"/>
+        </w:rPr>
+        <w:t>ν</w:t>
+      </w:r>
+      <w:r>
+        <w:t>φ</w:t>
+      </w:r>
+      <w:r>
+        <w:rPr>
+          <w:vertAlign w:val="subscript"/>
+        </w:rPr>
+        <w:t>a</w:t>
+      </w:r>
+      <w:r>
+        <w:t xml:space="preserve"> − δ</w:t>
+      </w:r>
+      <w:r>
+        <w:rPr>
+          <w:vertAlign w:val="superscript"/>
+        </w:rPr>
+        <w:t>μ</w:t>
+      </w:r>
+      <w:r>
+        <w:rPr>
+          <w:vertAlign w:val="subscript"/>
+        </w:rPr>
+        <w:t>ν</w:t>
+      </w:r>
+      <w:r>
+        <w:t>ℒ, with charges P</w:t>
+      </w:r>
+      <w:r>
+        <w:rPr>
+          <w:vertAlign w:val="superscript"/>
+        </w:rPr>
+        <w:t>ν</w:t>
+      </w:r>
+      <w:r>
+        <w:t xml:space="preserve"> = ∫d³x T</w:t>
+      </w:r>
+      <w:r>
+        <w:rPr>
+          <w:vertAlign w:val="superscript"/>
+        </w:rPr>
+        <w:t>0ν</w:t>
+      </w:r>
+      <w:r>
+        <w:t>.</w:t>
       </w:r>
     </w:p>
     <w:p>
@@ -2764,7 +5116,52 @@
         </w:numPr>
       </w:pPr>
       <w:r>
-        <w:t>For the scalar field T^(μν) = ∂^μφ∂^νφ − g^(μν)ℒ, with T^(00) = ℋ, and a plane wave carries momentum and energy in the ratio p/E.</w:t>
+        <w:t>For the scalar field T</w:t>
+      </w:r>
+      <w:r>
+        <w:rPr>
+          <w:vertAlign w:val="superscript"/>
+        </w:rPr>
+        <w:t>μν</w:t>
+      </w:r>
+      <w:r>
+        <w:t xml:space="preserve"> = ∂</w:t>
+      </w:r>
+      <w:r>
+        <w:rPr>
+          <w:vertAlign w:val="superscript"/>
+        </w:rPr>
+        <w:t>μ</w:t>
+      </w:r>
+      <w:r>
+        <w:t>φ∂</w:t>
+      </w:r>
+      <w:r>
+        <w:rPr>
+          <w:vertAlign w:val="superscript"/>
+        </w:rPr>
+        <w:t>ν</w:t>
+      </w:r>
+      <w:r>
+        <w:t>φ − g</w:t>
+      </w:r>
+      <w:r>
+        <w:rPr>
+          <w:vertAlign w:val="superscript"/>
+        </w:rPr>
+        <w:t>μν</w:t>
+      </w:r>
+      <w:r>
+        <w:t>ℒ, with T</w:t>
+      </w:r>
+      <w:r>
+        <w:rPr>
+          <w:vertAlign w:val="superscript"/>
+        </w:rPr>
+        <w:t>(00)</w:t>
+      </w:r>
+      <w:r>
+        <w:t xml:space="preserve"> = ℋ, and a plane wave carries momentum and energy in the ratio p/E.</w:t>
       </w:r>
     </w:p>
     <w:p>
@@ -2776,7 +5173,52 @@
         </w:numPr>
       </w:pPr>
       <w:r>
-        <w:t>For the Dirac field on shell T^(μν) = iψ̄γ^μ∂^νψ, with T^(00) = ψ†Ĥ_Dψ and P = ∫ψ†p̂ψ.</w:t>
+        <w:t>For the Dirac field on shell T</w:t>
+      </w:r>
+      <w:r>
+        <w:rPr>
+          <w:vertAlign w:val="superscript"/>
+        </w:rPr>
+        <w:t>μν</w:t>
+      </w:r>
+      <w:r>
+        <w:t xml:space="preserve"> = iψ̄γ</w:t>
+      </w:r>
+      <w:r>
+        <w:rPr>
+          <w:vertAlign w:val="superscript"/>
+        </w:rPr>
+        <w:t>μ</w:t>
+      </w:r>
+      <w:r>
+        <w:t>∂</w:t>
+      </w:r>
+      <w:r>
+        <w:rPr>
+          <w:vertAlign w:val="superscript"/>
+        </w:rPr>
+        <w:t>ν</w:t>
+      </w:r>
+      <w:r>
+        <w:t>ψ, with T</w:t>
+      </w:r>
+      <w:r>
+        <w:rPr>
+          <w:vertAlign w:val="superscript"/>
+        </w:rPr>
+        <w:t>(00)</w:t>
+      </w:r>
+      <w:r>
+        <w:t xml:space="preserve"> = ψ†Ĥ</w:t>
+      </w:r>
+      <w:r>
+        <w:rPr>
+          <w:vertAlign w:val="subscript"/>
+        </w:rPr>
+        <w:t>D</w:t>
+      </w:r>
+      <w:r>
+        <w:t>ψ and P = ∫ψ†p̂ψ.</w:t>
       </w:r>
     </w:p>
     <w:p>
@@ -2788,7 +5230,82 @@
         </w:numPr>
       </w:pPr>
       <w:r>
-        <w:t>The canonical tensor of the electromagnetic field is neither symmetric nor gauge invariant; adding ∂_λ(F^(μλ)A^ν) gives the symmetric, gauge-invariant T_Θ^(μν) = −F^(μλ)F^ν_λ + (1/4)g^(μν)F².</w:t>
+        <w:t>The canonical tensor of the electromagnetic field is neither symmetric nor gauge invariant; adding ∂</w:t>
+      </w:r>
+      <w:r>
+        <w:rPr>
+          <w:vertAlign w:val="subscript"/>
+        </w:rPr>
+        <w:t>λ</w:t>
+      </w:r>
+      <w:r>
+        <w:t>(F</w:t>
+      </w:r>
+      <w:r>
+        <w:rPr>
+          <w:vertAlign w:val="superscript"/>
+        </w:rPr>
+        <w:t>μλ</w:t>
+      </w:r>
+      <w:r>
+        <w:t>A</w:t>
+      </w:r>
+      <w:r>
+        <w:rPr>
+          <w:vertAlign w:val="superscript"/>
+        </w:rPr>
+        <w:t>ν</w:t>
+      </w:r>
+      <w:r>
+        <w:t>) gives the symmetric, gauge-invariant T</w:t>
+      </w:r>
+      <w:r>
+        <w:rPr>
+          <w:vertAlign w:val="subscript"/>
+        </w:rPr>
+        <w:t>Θ</w:t>
+      </w:r>
+      <w:r>
+        <w:rPr>
+          <w:vertAlign w:val="superscript"/>
+        </w:rPr>
+        <w:t>μν</w:t>
+      </w:r>
+      <w:r>
+        <w:t xml:space="preserve"> = −F</w:t>
+      </w:r>
+      <w:r>
+        <w:rPr>
+          <w:vertAlign w:val="superscript"/>
+        </w:rPr>
+        <w:t>μλ</w:t>
+      </w:r>
+      <w:r>
+        <w:t>F</w:t>
+      </w:r>
+      <w:r>
+        <w:rPr>
+          <w:vertAlign w:val="superscript"/>
+        </w:rPr>
+        <w:t>ν</w:t>
+      </w:r>
+      <w:r>
+        <w:rPr>
+          <w:vertAlign w:val="subscript"/>
+        </w:rPr>
+        <w:t>λ</w:t>
+      </w:r>
+      <w:r>
+        <w:t xml:space="preserve"> + (1/4)g</w:t>
+      </w:r>
+      <w:r>
+        <w:rPr>
+          <w:vertAlign w:val="superscript"/>
+        </w:rPr>
+        <w:t>μν</w:t>
+      </w:r>
+      <w:r>
+        <w:t>F².</w:t>
       </w:r>
     </w:p>
     <w:p>
@@ -2800,7 +5317,46 @@
         </w:numPr>
       </w:pPr>
       <w:r>
-        <w:t>T_Θ^(00) = (1/2)(E² + B²), T_Θ^(0i) = (E × B)^i, the tensor is traceless, and for a wave the momentum density equals the energy density.</w:t>
+        <w:t>T</w:t>
+      </w:r>
+      <w:r>
+        <w:rPr>
+          <w:vertAlign w:val="subscript"/>
+        </w:rPr>
+        <w:t>Θ</w:t>
+      </w:r>
+      <w:r>
+        <w:rPr>
+          <w:vertAlign w:val="superscript"/>
+        </w:rPr>
+        <w:t>(00)</w:t>
+      </w:r>
+      <w:r>
+        <w:t xml:space="preserve"> = (1/2)(E² + B²), T</w:t>
+      </w:r>
+      <w:r>
+        <w:rPr>
+          <w:vertAlign w:val="subscript"/>
+        </w:rPr>
+        <w:t>Θ</w:t>
+      </w:r>
+      <w:r>
+        <w:rPr>
+          <w:vertAlign w:val="superscript"/>
+        </w:rPr>
+        <w:t>0i</w:t>
+      </w:r>
+      <w:r>
+        <w:t xml:space="preserve"> = (E × B)</w:t>
+      </w:r>
+      <w:r>
+        <w:rPr>
+          <w:vertAlign w:val="superscript"/>
+        </w:rPr>
+        <w:t>i</w:t>
+      </w:r>
+      <w:r>
+        <w:t>, the tensor is traceless, and for a wave the momentum density equals the energy density.</w:t>
       </w:r>
     </w:p>
     <w:p>
@@ -2812,7 +5368,52 @@
         </w:numPr>
       </w:pPr>
       <w:r>
-        <w:t>For a symmetric tensor, M^(μαβ) = x^αT^(μβ) − x^βT^(μα) is conserved, giving the angular momentum and the boost charge.</w:t>
+        <w:t>For a symmetric tensor, M</w:t>
+      </w:r>
+      <w:r>
+        <w:rPr>
+          <w:vertAlign w:val="superscript"/>
+        </w:rPr>
+        <w:t>μαβ</w:t>
+      </w:r>
+      <w:r>
+        <w:t xml:space="preserve"> = x</w:t>
+      </w:r>
+      <w:r>
+        <w:rPr>
+          <w:vertAlign w:val="superscript"/>
+        </w:rPr>
+        <w:t>α</w:t>
+      </w:r>
+      <w:r>
+        <w:t>T</w:t>
+      </w:r>
+      <w:r>
+        <w:rPr>
+          <w:vertAlign w:val="superscript"/>
+        </w:rPr>
+        <w:t>μβ</w:t>
+      </w:r>
+      <w:r>
+        <w:t xml:space="preserve"> − x</w:t>
+      </w:r>
+      <w:r>
+        <w:rPr>
+          <w:vertAlign w:val="superscript"/>
+        </w:rPr>
+        <w:t>β</w:t>
+      </w:r>
+      <w:r>
+        <w:t>T</w:t>
+      </w:r>
+      <w:r>
+        <w:rPr>
+          <w:vertAlign w:val="superscript"/>
+        </w:rPr>
+        <w:t>μα</w:t>
+      </w:r>
+      <w:r>
+        <w:t xml:space="preserve"> is conserved, giving the angular momentum and the boost charge.</w:t>
       </w:r>
     </w:p>
     <w:p>
@@ -2836,7 +5437,49 @@
         </w:numPr>
       </w:pPr>
       <w:r>
-        <w:t>With sources, ∂_μT_Θ^(μν) = −F^(νλ)j_λ: Poynting's theorem for ν = 0 and the Lorentz force density for ν = i, so the total energy-momentum of fields and matter is conserved.</w:t>
+        <w:t>With sources, ∂</w:t>
+      </w:r>
+      <w:r>
+        <w:rPr>
+          <w:vertAlign w:val="subscript"/>
+        </w:rPr>
+        <w:t>μ</w:t>
+      </w:r>
+      <w:r>
+        <w:t>T</w:t>
+      </w:r>
+      <w:r>
+        <w:rPr>
+          <w:vertAlign w:val="subscript"/>
+        </w:rPr>
+        <w:t>Θ</w:t>
+      </w:r>
+      <w:r>
+        <w:rPr>
+          <w:vertAlign w:val="superscript"/>
+        </w:rPr>
+        <w:t>μν</w:t>
+      </w:r>
+      <w:r>
+        <w:t xml:space="preserve"> = −F</w:t>
+      </w:r>
+      <w:r>
+        <w:rPr>
+          <w:vertAlign w:val="superscript"/>
+        </w:rPr>
+        <w:t>νλ</w:t>
+      </w:r>
+      <w:r>
+        <w:t>j</w:t>
+      </w:r>
+      <w:r>
+        <w:rPr>
+          <w:vertAlign w:val="subscript"/>
+        </w:rPr>
+        <w:t>λ</w:t>
+      </w:r>
+      <w:r>
+        <w:t>: Poynting's theorem for ν = 0 and the Lorentz force density for ν = i, so the total energy-momentum of fields and matter is conserved.</w:t>
       </w:r>
     </w:p>
     <w:p>
@@ -2937,7 +5580,67 @@
           </w:tcPr>
           <w:p>
             <w:r>
-              <w:t>For the free scalar field, derive T^(μν) = ∂^μφ∂^νφ − g^(μν)ℒ from the general formula, and verify T^(00) = ℋ and T^(0i) = −φ̇∂ᵢφ.</w:t>
+              <w:rPr>
+                <w:b/>
+              </w:rPr>
+              <w:t>Core.</w:t>
+            </w:r>
+            <w:r>
+              <w:t xml:space="preserve"> For the free scalar field, derive T</w:t>
+            </w:r>
+            <w:r>
+              <w:rPr>
+                <w:vertAlign w:val="superscript"/>
+              </w:rPr>
+              <w:t>μν</w:t>
+            </w:r>
+            <w:r>
+              <w:t xml:space="preserve"> = ∂</w:t>
+            </w:r>
+            <w:r>
+              <w:rPr>
+                <w:vertAlign w:val="superscript"/>
+              </w:rPr>
+              <w:t>μ</w:t>
+            </w:r>
+            <w:r>
+              <w:t>φ∂</w:t>
+            </w:r>
+            <w:r>
+              <w:rPr>
+                <w:vertAlign w:val="superscript"/>
+              </w:rPr>
+              <w:t>ν</w:t>
+            </w:r>
+            <w:r>
+              <w:t>φ − g</w:t>
+            </w:r>
+            <w:r>
+              <w:rPr>
+                <w:vertAlign w:val="superscript"/>
+              </w:rPr>
+              <w:t>μν</w:t>
+            </w:r>
+            <w:r>
+              <w:t>ℒ from the general formula, and verify T</w:t>
+            </w:r>
+            <w:r>
+              <w:rPr>
+                <w:vertAlign w:val="superscript"/>
+              </w:rPr>
+              <w:t>(00)</w:t>
+            </w:r>
+            <w:r>
+              <w:t xml:space="preserve"> = ℋ and T</w:t>
+            </w:r>
+            <w:r>
+              <w:rPr>
+                <w:vertAlign w:val="superscript"/>
+              </w:rPr>
+              <w:t>0i</w:t>
+            </w:r>
+            <w:r>
+              <w:t xml:space="preserve"> = −φ̇∂ᵢφ.</w:t>
             </w:r>
           </w:p>
         </w:tc>
@@ -2975,7 +5678,31 @@
           </w:tcPr>
           <w:p>
             <w:r>
-              <w:t>For φ = A cos(k·x − ωt) with ω² = |k|² + m², compute the cycle-averaged T^(00) and T^(0i), and show that their ratio is the group velocity k/ω of the wave.</w:t>
+              <w:rPr>
+                <w:b/>
+              </w:rPr>
+              <w:t>Core.</w:t>
+            </w:r>
+            <w:r>
+              <w:t xml:space="preserve"> For φ = A cos(k·x − ωt) with ω² = |k|² + m², compute the cycle-averaged T</w:t>
+            </w:r>
+            <w:r>
+              <w:rPr>
+                <w:vertAlign w:val="superscript"/>
+              </w:rPr>
+              <w:t>(00)</w:t>
+            </w:r>
+            <w:r>
+              <w:t xml:space="preserve"> and T</w:t>
+            </w:r>
+            <w:r>
+              <w:rPr>
+                <w:vertAlign w:val="superscript"/>
+              </w:rPr>
+              <w:t>0i</w:t>
+            </w:r>
+            <w:r>
+              <w:t>, and show that their ratio is the group velocity k/ω of the wave.</w:t>
             </w:r>
           </w:p>
         </w:tc>
@@ -3011,7 +5738,31 @@
           </w:tcPr>
           <w:p>
             <w:r>
-              <w:t>For the Dirac field, show that ℒ = 0 on solutions of the Dirac equation and that T^(00) = ψ†Ĥ_Dψ.</w:t>
+              <w:rPr>
+                <w:b/>
+              </w:rPr>
+              <w:t>Core.</w:t>
+            </w:r>
+            <w:r>
+              <w:t xml:space="preserve"> For the Dirac field, show that ℒ = 0 on solutions of the Dirac equation and that T</w:t>
+            </w:r>
+            <w:r>
+              <w:rPr>
+                <w:vertAlign w:val="superscript"/>
+              </w:rPr>
+              <w:t>(00)</w:t>
+            </w:r>
+            <w:r>
+              <w:t xml:space="preserve"> = ψ†Ĥ</w:t>
+            </w:r>
+            <w:r>
+              <w:rPr>
+                <w:vertAlign w:val="subscript"/>
+              </w:rPr>
+              <w:t>D</w:t>
+            </w:r>
+            <w:r>
+              <w:t>ψ.</w:t>
             </w:r>
           </w:p>
         </w:tc>
@@ -3049,7 +5800,40 @@
           </w:tcPr>
           <w:p>
             <w:r>
-              <w:t>Show that the Dirac momentum density is T^(0i) = ψ†(−i∂ᵢ)ψ, and that for ψ = u(p)e^(−ip·x) the momentum per particle is p^i.</w:t>
+              <w:rPr>
+                <w:b/>
+              </w:rPr>
+              <w:t>Core.</w:t>
+            </w:r>
+            <w:r>
+              <w:t xml:space="preserve"> Show that the Dirac momentum density is T</w:t>
+            </w:r>
+            <w:r>
+              <w:rPr>
+                <w:vertAlign w:val="superscript"/>
+              </w:rPr>
+              <w:t>0i</w:t>
+            </w:r>
+            <w:r>
+              <w:t xml:space="preserve"> = ψ†(−i∂ᵢ)ψ, and that for ψ = u(p)e</w:t>
+            </w:r>
+            <w:r>
+              <w:rPr>
+                <w:vertAlign w:val="superscript"/>
+              </w:rPr>
+              <w:t>−ip·x</w:t>
+            </w:r>
+            <w:r>
+              <w:t xml:space="preserve"> the momentum per particle is p</w:t>
+            </w:r>
+            <w:r>
+              <w:rPr>
+                <w:vertAlign w:val="superscript"/>
+              </w:rPr>
+              <w:t>i</w:t>
+            </w:r>
+            <w:r>
+              <w:t>.</w:t>
             </w:r>
           </w:p>
         </w:tc>
@@ -3085,7 +5869,82 @@
           </w:tcPr>
           <w:p>
             <w:r>
-              <w:t>Derive the canonical electromagnetic tensor T_c^(μν) = −F^(μλ)∂^νA_λ + (1/4)g^(μν)F_αβF^(αβ) from the general formula.</w:t>
+              <w:rPr>
+                <w:b/>
+              </w:rPr>
+              <w:t>Extension.</w:t>
+            </w:r>
+            <w:r>
+              <w:t xml:space="preserve"> Derive the canonical electromagnetic tensor T</w:t>
+            </w:r>
+            <w:r>
+              <w:rPr>
+                <w:vertAlign w:val="subscript"/>
+              </w:rPr>
+              <w:t>c</w:t>
+            </w:r>
+            <w:r>
+              <w:rPr>
+                <w:vertAlign w:val="superscript"/>
+              </w:rPr>
+              <w:t>μν</w:t>
+            </w:r>
+            <w:r>
+              <w:t xml:space="preserve"> = −F</w:t>
+            </w:r>
+            <w:r>
+              <w:rPr>
+                <w:vertAlign w:val="superscript"/>
+              </w:rPr>
+              <w:t>μλ</w:t>
+            </w:r>
+            <w:r>
+              <w:t>∂</w:t>
+            </w:r>
+            <w:r>
+              <w:rPr>
+                <w:vertAlign w:val="superscript"/>
+              </w:rPr>
+              <w:t>ν</w:t>
+            </w:r>
+            <w:r>
+              <w:t>A</w:t>
+            </w:r>
+            <w:r>
+              <w:rPr>
+                <w:vertAlign w:val="subscript"/>
+              </w:rPr>
+              <w:t>λ</w:t>
+            </w:r>
+            <w:r>
+              <w:t xml:space="preserve"> + (1/4)g</w:t>
+            </w:r>
+            <w:r>
+              <w:rPr>
+                <w:vertAlign w:val="superscript"/>
+              </w:rPr>
+              <w:t>μν</w:t>
+            </w:r>
+            <w:r>
+              <w:t>F</w:t>
+            </w:r>
+            <w:r>
+              <w:rPr>
+                <w:vertAlign w:val="subscript"/>
+              </w:rPr>
+              <w:t>αβ</w:t>
+            </w:r>
+            <w:r>
+              <w:t>F</w:t>
+            </w:r>
+            <w:r>
+              <w:rPr>
+                <w:vertAlign w:val="superscript"/>
+              </w:rPr>
+              <w:t>αβ</w:t>
+            </w:r>
+            <w:r>
+              <w:t xml:space="preserve"> from the general formula.</w:t>
             </w:r>
           </w:p>
         </w:tc>
@@ -3123,7 +5982,112 @@
           </w:tcPr>
           <w:p>
             <w:r>
-              <w:t>Show that T_Θ^(μν) − T_c^(μν) = F^(μλ)∂_λA^ν = ∂_λ(F^(μλ)A^ν) in vacuum, and that T_Θ^(μν) is symmetric and gauge invariant.</w:t>
+              <w:rPr>
+                <w:b/>
+              </w:rPr>
+              <w:t>Extension.</w:t>
+            </w:r>
+            <w:r>
+              <w:t xml:space="preserve"> Show that T</w:t>
+            </w:r>
+            <w:r>
+              <w:rPr>
+                <w:vertAlign w:val="subscript"/>
+              </w:rPr>
+              <w:t>Θ</w:t>
+            </w:r>
+            <w:r>
+              <w:rPr>
+                <w:vertAlign w:val="superscript"/>
+              </w:rPr>
+              <w:t>μν</w:t>
+            </w:r>
+            <w:r>
+              <w:t xml:space="preserve"> − T</w:t>
+            </w:r>
+            <w:r>
+              <w:rPr>
+                <w:vertAlign w:val="subscript"/>
+              </w:rPr>
+              <w:t>c</w:t>
+            </w:r>
+            <w:r>
+              <w:rPr>
+                <w:vertAlign w:val="superscript"/>
+              </w:rPr>
+              <w:t>μν</w:t>
+            </w:r>
+            <w:r>
+              <w:t xml:space="preserve"> = F</w:t>
+            </w:r>
+            <w:r>
+              <w:rPr>
+                <w:vertAlign w:val="superscript"/>
+              </w:rPr>
+              <w:t>μλ</w:t>
+            </w:r>
+            <w:r>
+              <w:t>∂</w:t>
+            </w:r>
+            <w:r>
+              <w:rPr>
+                <w:vertAlign w:val="subscript"/>
+              </w:rPr>
+              <w:t>λ</w:t>
+            </w:r>
+            <w:r>
+              <w:t>A</w:t>
+            </w:r>
+            <w:r>
+              <w:rPr>
+                <w:vertAlign w:val="superscript"/>
+              </w:rPr>
+              <w:t>ν</w:t>
+            </w:r>
+            <w:r>
+              <w:t xml:space="preserve"> = ∂</w:t>
+            </w:r>
+            <w:r>
+              <w:rPr>
+                <w:vertAlign w:val="subscript"/>
+              </w:rPr>
+              <w:t>λ</w:t>
+            </w:r>
+            <w:r>
+              <w:t>(F</w:t>
+            </w:r>
+            <w:r>
+              <w:rPr>
+                <w:vertAlign w:val="superscript"/>
+              </w:rPr>
+              <w:t>μλ</w:t>
+            </w:r>
+            <w:r>
+              <w:t>A</w:t>
+            </w:r>
+            <w:r>
+              <w:rPr>
+                <w:vertAlign w:val="superscript"/>
+              </w:rPr>
+              <w:t>ν</w:t>
+            </w:r>
+            <w:r>
+              <w:t>) in vacuum, and that T</w:t>
+            </w:r>
+            <w:r>
+              <w:rPr>
+                <w:vertAlign w:val="subscript"/>
+              </w:rPr>
+              <w:t>Θ</w:t>
+            </w:r>
+            <w:r>
+              <w:rPr>
+                <w:vertAlign w:val="superscript"/>
+              </w:rPr>
+              <w:t>μν</w:t>
+            </w:r>
+            <w:r>
+              <w:t xml:space="preserve"> is symmetric and gauge invariant.</w:t>
             </w:r>
           </w:p>
         </w:tc>
@@ -3159,7 +6123,79 @@
           </w:tcPr>
           <w:p>
             <w:r>
-              <w:t>With F^(0i) = −Eᵢ and F^(ij) = −ε_(ijk)B_k, compute T_Θ^(00) and T_Θ^(0i) and verify that they equal (1/2)(E² + B²) and (E × B)ᵢ.</w:t>
+              <w:rPr>
+                <w:b/>
+              </w:rPr>
+              <w:t>Extension.</w:t>
+            </w:r>
+            <w:r>
+              <w:t xml:space="preserve"> With F</w:t>
+            </w:r>
+            <w:r>
+              <w:rPr>
+                <w:vertAlign w:val="superscript"/>
+              </w:rPr>
+              <w:t>0i</w:t>
+            </w:r>
+            <w:r>
+              <w:t xml:space="preserve"> = −Eᵢ and F</w:t>
+            </w:r>
+            <w:r>
+              <w:rPr>
+                <w:vertAlign w:val="superscript"/>
+              </w:rPr>
+              <w:t>ij</w:t>
+            </w:r>
+            <w:r>
+              <w:t xml:space="preserve"> = −ε</w:t>
+            </w:r>
+            <w:r>
+              <w:rPr>
+                <w:vertAlign w:val="subscript"/>
+              </w:rPr>
+              <w:t>ijk</w:t>
+            </w:r>
+            <w:r>
+              <w:t>B</w:t>
+            </w:r>
+            <w:r>
+              <w:rPr>
+                <w:vertAlign w:val="subscript"/>
+              </w:rPr>
+              <w:t>k</w:t>
+            </w:r>
+            <w:r>
+              <w:t>, compute T</w:t>
+            </w:r>
+            <w:r>
+              <w:rPr>
+                <w:vertAlign w:val="subscript"/>
+              </w:rPr>
+              <w:t>Θ</w:t>
+            </w:r>
+            <w:r>
+              <w:rPr>
+                <w:vertAlign w:val="superscript"/>
+              </w:rPr>
+              <w:t>(00)</w:t>
+            </w:r>
+            <w:r>
+              <w:t xml:space="preserve"> and T</w:t>
+            </w:r>
+            <w:r>
+              <w:rPr>
+                <w:vertAlign w:val="subscript"/>
+              </w:rPr>
+              <w:t>Θ</w:t>
+            </w:r>
+            <w:r>
+              <w:rPr>
+                <w:vertAlign w:val="superscript"/>
+              </w:rPr>
+              <w:t>0i</w:t>
+            </w:r>
+            <w:r>
+              <w:t xml:space="preserve"> and verify that they equal (1/2)(E² + B²) and (E × B)ᵢ.</w:t>
             </w:r>
           </w:p>
         </w:tc>
@@ -3197,7 +6233,49 @@
           </w:tcPr>
           <w:p>
             <w:r>
-              <w:t>Show that T_Θ^μ_μ = 0 for the electromagnetic field, and compute T^μ_μ for the canonical scalar tensor to show it does not vanish even for m = 0.</w:t>
+              <w:rPr>
+                <w:b/>
+              </w:rPr>
+              <w:t>Extension.</w:t>
+            </w:r>
+            <w:r>
+              <w:t xml:space="preserve"> Show that T</w:t>
+            </w:r>
+            <w:r>
+              <w:rPr>
+                <w:vertAlign w:val="subscript"/>
+              </w:rPr>
+              <w:t>Θ</w:t>
+            </w:r>
+            <w:r>
+              <w:rPr>
+                <w:vertAlign w:val="superscript"/>
+              </w:rPr>
+              <w:t>μ</w:t>
+            </w:r>
+            <w:r>
+              <w:rPr>
+                <w:vertAlign w:val="subscript"/>
+              </w:rPr>
+              <w:t>μ</w:t>
+            </w:r>
+            <w:r>
+              <w:t xml:space="preserve"> = 0 for the electromagnetic field, and compute T</w:t>
+            </w:r>
+            <w:r>
+              <w:rPr>
+                <w:vertAlign w:val="superscript"/>
+              </w:rPr>
+              <w:t>μ</w:t>
+            </w:r>
+            <w:r>
+              <w:rPr>
+                <w:vertAlign w:val="subscript"/>
+              </w:rPr>
+              <w:t>μ</w:t>
+            </w:r>
+            <w:r>
+              <w:t xml:space="preserve"> for the canonical scalar tensor to show it does not vanish even for m = 0.</w:t>
             </w:r>
           </w:p>
         </w:tc>
@@ -3233,7 +6311,67 @@
           </w:tcPr>
           <w:p>
             <w:r>
-              <w:t>For the Dirac plane wave ψ = u(p)e^(−ip·x), show T^(0i) = T^(i0) = 2Ep^i using ūγ^μu = 2p^μ.</w:t>
+              <w:rPr>
+                <w:b/>
+              </w:rPr>
+              <w:t>Core.</w:t>
+            </w:r>
+            <w:r>
+              <w:t xml:space="preserve"> For the Dirac plane wave ψ = u(p)e</w:t>
+            </w:r>
+            <w:r>
+              <w:rPr>
+                <w:vertAlign w:val="superscript"/>
+              </w:rPr>
+              <w:t>−ip·x</w:t>
+            </w:r>
+            <w:r>
+              <w:t>, show T</w:t>
+            </w:r>
+            <w:r>
+              <w:rPr>
+                <w:vertAlign w:val="superscript"/>
+              </w:rPr>
+              <w:t>0i</w:t>
+            </w:r>
+            <w:r>
+              <w:t xml:space="preserve"> = T</w:t>
+            </w:r>
+            <w:r>
+              <w:rPr>
+                <w:vertAlign w:val="superscript"/>
+              </w:rPr>
+              <w:t>i0</w:t>
+            </w:r>
+            <w:r>
+              <w:t xml:space="preserve"> = 2Ep</w:t>
+            </w:r>
+            <w:r>
+              <w:rPr>
+                <w:vertAlign w:val="superscript"/>
+              </w:rPr>
+              <w:t>i</w:t>
+            </w:r>
+            <w:r>
+              <w:t xml:space="preserve"> using ūγ</w:t>
+            </w:r>
+            <w:r>
+              <w:rPr>
+                <w:vertAlign w:val="superscript"/>
+              </w:rPr>
+              <w:t>μ</w:t>
+            </w:r>
+            <w:r>
+              <w:t>u = 2p</w:t>
+            </w:r>
+            <w:r>
+              <w:rPr>
+                <w:vertAlign w:val="superscript"/>
+              </w:rPr>
+              <w:t>μ</w:t>
+            </w:r>
+            <w:r>
+              <w:t>.</w:t>
             </w:r>
           </w:p>
         </w:tc>
@@ -3271,7 +6409,85 @@
           </w:tcPr>
           <w:p>
             <w:r>
-              <w:t>Show that K^i = ∫d³x(x^iT^(00) − tT^(0i)) is conserved if ∂_μT^(μν) = 0 and T^(0i) = T^(i0), and interpret this as motion of the center of energy.</w:t>
+              <w:rPr>
+                <w:b/>
+              </w:rPr>
+              <w:t>Extension.</w:t>
+            </w:r>
+            <w:r>
+              <w:t xml:space="preserve"> Show that K</w:t>
+            </w:r>
+            <w:r>
+              <w:rPr>
+                <w:vertAlign w:val="superscript"/>
+              </w:rPr>
+              <w:t>i</w:t>
+            </w:r>
+            <w:r>
+              <w:t xml:space="preserve"> = ∫d³x(x</w:t>
+            </w:r>
+            <w:r>
+              <w:rPr>
+                <w:vertAlign w:val="superscript"/>
+              </w:rPr>
+              <w:t>i</w:t>
+            </w:r>
+            <w:r>
+              <w:t>T</w:t>
+            </w:r>
+            <w:r>
+              <w:rPr>
+                <w:vertAlign w:val="superscript"/>
+              </w:rPr>
+              <w:t>(00)</w:t>
+            </w:r>
+            <w:r>
+              <w:t xml:space="preserve"> − tT</w:t>
+            </w:r>
+            <w:r>
+              <w:rPr>
+                <w:vertAlign w:val="superscript"/>
+              </w:rPr>
+              <w:t>0i</w:t>
+            </w:r>
+            <w:r>
+              <w:t>) is conserved if ∂</w:t>
+            </w:r>
+            <w:r>
+              <w:rPr>
+                <w:vertAlign w:val="subscript"/>
+              </w:rPr>
+              <w:t>μ</w:t>
+            </w:r>
+            <w:r>
+              <w:t>T</w:t>
+            </w:r>
+            <w:r>
+              <w:rPr>
+                <w:vertAlign w:val="superscript"/>
+              </w:rPr>
+              <w:t>μν</w:t>
+            </w:r>
+            <w:r>
+              <w:t xml:space="preserve"> = 0 and T</w:t>
+            </w:r>
+            <w:r>
+              <w:rPr>
+                <w:vertAlign w:val="superscript"/>
+              </w:rPr>
+              <w:t>0i</w:t>
+            </w:r>
+            <w:r>
+              <w:t xml:space="preserve"> = T</w:t>
+            </w:r>
+            <w:r>
+              <w:rPr>
+                <w:vertAlign w:val="superscript"/>
+              </w:rPr>
+              <w:t>i0</w:t>
+            </w:r>
+            <w:r>
+              <w:t>, and interpret this as motion of the center of energy.</w:t>
             </w:r>
           </w:p>
         </w:tc>
@@ -3307,7 +6523,49 @@
           </w:tcPr>
           <w:p>
             <w:r>
-              <w:t>For a Dirac particle at rest with ψ = u₁e^(−imt), show that the spin part of J_z = ∫ψ†(Σ_z/2)ψ equals 1/2 per particle, using Σ_zu₁ = u₁.</w:t>
+              <w:rPr>
+                <w:b/>
+              </w:rPr>
+              <w:t>Core.</w:t>
+            </w:r>
+            <w:r>
+              <w:t xml:space="preserve"> For a Dirac particle at rest with ψ = u₁e</w:t>
+            </w:r>
+            <w:r>
+              <w:rPr>
+                <w:vertAlign w:val="superscript"/>
+              </w:rPr>
+              <w:t>−imt</w:t>
+            </w:r>
+            <w:r>
+              <w:t>, show that the spin part of J</w:t>
+            </w:r>
+            <w:r>
+              <w:rPr>
+                <w:vertAlign w:val="subscript"/>
+              </w:rPr>
+              <w:t>z</w:t>
+            </w:r>
+            <w:r>
+              <w:t xml:space="preserve"> = ∫ψ†(Σ</w:t>
+            </w:r>
+            <w:r>
+              <w:rPr>
+                <w:vertAlign w:val="subscript"/>
+              </w:rPr>
+              <w:t>z</w:t>
+            </w:r>
+            <w:r>
+              <w:t>/2)ψ equals 1/2 per particle, using Σ</w:t>
+            </w:r>
+            <w:r>
+              <w:rPr>
+                <w:vertAlign w:val="subscript"/>
+              </w:rPr>
+              <w:t>z</w:t>
+            </w:r>
+            <w:r>
+              <w:t>u₁ = u₁.</w:t>
             </w:r>
           </w:p>
         </w:tc>
@@ -3345,7 +6603,64 @@
           </w:tcPr>
           <w:p>
             <w:r>
-              <w:t>Derive Poynting's theorem ∂_tu + ∇·S = −E·j from ∂_μT_Θ^(μ0) = −F^(0λ)j_λ, and show that the ν = i component gives the momentum loss rate −(ρE + j × B)ᵢ.</w:t>
+              <w:rPr>
+                <w:b/>
+              </w:rPr>
+              <w:t>Extension.</w:t>
+            </w:r>
+            <w:r>
+              <w:t xml:space="preserve"> Derive Poynting's theorem ∂</w:t>
+            </w:r>
+            <w:r>
+              <w:rPr>
+                <w:vertAlign w:val="subscript"/>
+              </w:rPr>
+              <w:t>t</w:t>
+            </w:r>
+            <w:r>
+              <w:t>u + ∇·S = −E·j from ∂</w:t>
+            </w:r>
+            <w:r>
+              <w:rPr>
+                <w:vertAlign w:val="subscript"/>
+              </w:rPr>
+              <w:t>μ</w:t>
+            </w:r>
+            <w:r>
+              <w:t>T</w:t>
+            </w:r>
+            <w:r>
+              <w:rPr>
+                <w:vertAlign w:val="subscript"/>
+              </w:rPr>
+              <w:t>Θ</w:t>
+            </w:r>
+            <w:r>
+              <w:rPr>
+                <w:vertAlign w:val="superscript"/>
+              </w:rPr>
+              <w:t>μ0</w:t>
+            </w:r>
+            <w:r>
+              <w:t xml:space="preserve"> = −F</w:t>
+            </w:r>
+            <w:r>
+              <w:rPr>
+                <w:vertAlign w:val="superscript"/>
+              </w:rPr>
+              <w:t>0λ</w:t>
+            </w:r>
+            <w:r>
+              <w:t>j</w:t>
+            </w:r>
+            <w:r>
+              <w:rPr>
+                <w:vertAlign w:val="subscript"/>
+              </w:rPr>
+              <w:t>λ</w:t>
+            </w:r>
+            <w:r>
+              <w:t>, and show that the ν = i component gives the momentum loss rate −(ρE + j × B)ᵢ.</w:t>
             </w:r>
           </w:p>
         </w:tc>
@@ -3381,7 +6696,13 @@
           </w:tcPr>
           <w:p>
             <w:r>
-              <w:t>For a single-particle wave function normalized to ∫ψ†ψ d³x = 1, show that Q = −e∫ψ†ψ d³x = −e, and explain why the covariantly normalized plane wave with ψ†ψ = 2E needs a factor 1/√(2EV) in a box of volume V.</w:t>
+              <w:rPr>
+                <w:b/>
+              </w:rPr>
+              <w:t>Core.</w:t>
+            </w:r>
+            <w:r>
+              <w:t xml:space="preserve"> For a single-particle wave function normalized to ∫ψ†ψ d³x = 1, show that Q = −e∫ψ†ψ d³x = −e, and explain why the covariantly normalized plane wave with ψ†ψ = 2E needs a factor 1/√(2EV) in a box of volume V.</w:t>
             </w:r>
           </w:p>
         </w:tc>
@@ -3419,7 +6740,76 @@
           </w:tcPr>
           <w:p>
             <w:r>
-              <w:t>Show that under A_λ → A_λ + ∂_λχ the canonical tensor changes by −F^(μλ)∂^ν∂_λχ, that this is a total derivative in vacuum, and explain why the total momentum P^ν is gauge invariant up to surface terms even though the local density is not.</w:t>
+              <w:rPr>
+                <w:b/>
+              </w:rPr>
+              <w:t>Extension.</w:t>
+            </w:r>
+            <w:r>
+              <w:t xml:space="preserve"> Show that under A</w:t>
+            </w:r>
+            <w:r>
+              <w:rPr>
+                <w:vertAlign w:val="subscript"/>
+              </w:rPr>
+              <w:t>λ</w:t>
+            </w:r>
+            <w:r>
+              <w:t xml:space="preserve"> → A</w:t>
+            </w:r>
+            <w:r>
+              <w:rPr>
+                <w:vertAlign w:val="subscript"/>
+              </w:rPr>
+              <w:t>λ</w:t>
+            </w:r>
+            <w:r>
+              <w:t xml:space="preserve"> + ∂</w:t>
+            </w:r>
+            <w:r>
+              <w:rPr>
+                <w:vertAlign w:val="subscript"/>
+              </w:rPr>
+              <w:t>λ</w:t>
+            </w:r>
+            <w:r>
+              <w:t>χ the canonical tensor changes by −F</w:t>
+            </w:r>
+            <w:r>
+              <w:rPr>
+                <w:vertAlign w:val="superscript"/>
+              </w:rPr>
+              <w:t>μλ</w:t>
+            </w:r>
+            <w:r>
+              <w:t>∂</w:t>
+            </w:r>
+            <w:r>
+              <w:rPr>
+                <w:vertAlign w:val="superscript"/>
+              </w:rPr>
+              <w:t>ν</w:t>
+            </w:r>
+            <w:r>
+              <w:t>∂</w:t>
+            </w:r>
+            <w:r>
+              <w:rPr>
+                <w:vertAlign w:val="subscript"/>
+              </w:rPr>
+              <w:t>λ</w:t>
+            </w:r>
+            <w:r>
+              <w:t>χ, that this is a total derivative in vacuum, and explain why the total momentum P</w:t>
+            </w:r>
+            <w:r>
+              <w:rPr>
+                <w:vertAlign w:val="superscript"/>
+              </w:rPr>
+              <w:t>ν</w:t>
+            </w:r>
+            <w:r>
+              <w:t xml:space="preserve"> is gauge invariant up to surface terms even though the local density is not.</w:t>
             </w:r>
           </w:p>
         </w:tc>
@@ -3455,7 +6845,31 @@
           </w:tcPr>
           <w:p>
             <w:r>
-              <w:t>For a plane electromagnetic wave with E ⊥ B and |E| = |B|, show that |T^(0i)| = T^(00), and relate this to E = |p| for the photon.</w:t>
+              <w:rPr>
+                <w:b/>
+              </w:rPr>
+              <w:t>Core.</w:t>
+            </w:r>
+            <w:r>
+              <w:t xml:space="preserve"> For a plane electromagnetic wave with E ⊥ B and |E| = |B|, show that |T</w:t>
+            </w:r>
+            <w:r>
+              <w:rPr>
+                <w:vertAlign w:val="superscript"/>
+              </w:rPr>
+              <w:t>0i</w:t>
+            </w:r>
+            <w:r>
+              <w:t>| = T</w:t>
+            </w:r>
+            <w:r>
+              <w:rPr>
+                <w:vertAlign w:val="superscript"/>
+              </w:rPr>
+              <w:t>(00)</w:t>
+            </w:r>
+            <w:r>
+              <w:t>, and relate this to E = |p| for the photon.</w:t>
             </w:r>
           </w:p>
         </w:tc>
@@ -3493,7 +6907,94 @@
           </w:tcPr>
           <w:p>
             <w:r>
-              <w:t>Challenge: for the scalar field, show that M^(μαβ) = x^αT^(μβ) − x^βT^(μα) satisfies ∂_μM^(μαβ) = 0, and identify the charge J^(ij) = ∫d³x M^(0ij) with the angular momentum, expressing it in terms of φ.</w:t>
+              <w:rPr>
+                <w:b/>
+              </w:rPr>
+              <w:t>Challenge.</w:t>
+            </w:r>
+            <w:r>
+              <w:t xml:space="preserve"> For the scalar field, show that M</w:t>
+            </w:r>
+            <w:r>
+              <w:rPr>
+                <w:vertAlign w:val="superscript"/>
+              </w:rPr>
+              <w:t>μαβ</w:t>
+            </w:r>
+            <w:r>
+              <w:t xml:space="preserve"> = x</w:t>
+            </w:r>
+            <w:r>
+              <w:rPr>
+                <w:vertAlign w:val="superscript"/>
+              </w:rPr>
+              <w:t>α</w:t>
+            </w:r>
+            <w:r>
+              <w:t>T</w:t>
+            </w:r>
+            <w:r>
+              <w:rPr>
+                <w:vertAlign w:val="superscript"/>
+              </w:rPr>
+              <w:t>μβ</w:t>
+            </w:r>
+            <w:r>
+              <w:t xml:space="preserve"> − x</w:t>
+            </w:r>
+            <w:r>
+              <w:rPr>
+                <w:vertAlign w:val="superscript"/>
+              </w:rPr>
+              <w:t>β</w:t>
+            </w:r>
+            <w:r>
+              <w:t>T</w:t>
+            </w:r>
+            <w:r>
+              <w:rPr>
+                <w:vertAlign w:val="superscript"/>
+              </w:rPr>
+              <w:t>μα</w:t>
+            </w:r>
+            <w:r>
+              <w:t xml:space="preserve"> satisfies ∂</w:t>
+            </w:r>
+            <w:r>
+              <w:rPr>
+                <w:vertAlign w:val="subscript"/>
+              </w:rPr>
+              <w:t>μ</w:t>
+            </w:r>
+            <w:r>
+              <w:t>M</w:t>
+            </w:r>
+            <w:r>
+              <w:rPr>
+                <w:vertAlign w:val="superscript"/>
+              </w:rPr>
+              <w:t>μαβ</w:t>
+            </w:r>
+            <w:r>
+              <w:t xml:space="preserve"> = 0, and identify the charge J</w:t>
+            </w:r>
+            <w:r>
+              <w:rPr>
+                <w:vertAlign w:val="superscript"/>
+              </w:rPr>
+              <w:t>ij</w:t>
+            </w:r>
+            <w:r>
+              <w:t xml:space="preserve"> = ∫d³x M</w:t>
+            </w:r>
+            <w:r>
+              <w:rPr>
+                <w:vertAlign w:val="superscript"/>
+              </w:rPr>
+              <w:t>0ij</w:t>
+            </w:r>
+            <w:r>
+              <w:t xml:space="preserve"> with the angular momentum, expressing it in terms of φ.</w:t>
             </w:r>
           </w:p>
         </w:tc>
@@ -3510,15 +7011,9 @@
     <w:p>
       <w:r>
         <w:rPr>
-          <w:b/>
-        </w:rPr>
-        <w:t>1.</w:t>
-      </w:r>
-      <w:r>
-        <w:t xml:space="preserve"> </w:t>
-      </w:r>
-      <w:r>
-        <w:t>With ∂ℒ/∂(∂_μφ) = ∂^μφ, T^μ_ν = ∂^μφ∂_νφ − δ^μ_νℒ, and raising ν gives T^(μν) = ∂^μφ∂^νφ − g^(μν)ℒ. Then T^(00) = φ̇² − ℒ = φ̇² − (1/2)φ̇² + (1/2)(∇φ)² + (1/2)m²φ² = ℋ. For T^(0i) = ∂⁰φ∂^iφ = φ̇(−∂ᵢφ) = −φ̇∂ᵢφ.</w:t>
+          <w:i/>
+        </w:rPr>
+        <w:t>Attempt each exercise before reading its solution. If you are stuck, read only the first sentence of the solution, then try again.</w:t>
       </w:r>
     </w:p>
     <w:p>
@@ -3526,13 +7021,142 @@
         <w:rPr>
           <w:b/>
         </w:rPr>
-        <w:t>2.</w:t>
+        <w:t>1.</w:t>
       </w:r>
       <w:r>
         <w:t xml:space="preserve"> </w:t>
       </w:r>
       <w:r>
-        <w:t>With θ = k·x − ωt, φ̇ = Aω sin θ, ∂ᵢφ = −Ak_i sin θ. T^(0i) = −φ̇∂ᵢφ = A²ωk_i sin²θ, with cycle average (1/2)A²ωk_i. The average of T^(00) is (1/2)A²ω² (Lesson 26, Worked example 3). The ratio is k_i/ω, and since ω² = |k|² + m² the group velocity is dω/dk_i = k_i/ω, the same.</w:t>
+        <w:t>With ∂ℒ/∂(∂</w:t>
+      </w:r>
+      <w:r>
+        <w:rPr>
+          <w:vertAlign w:val="subscript"/>
+        </w:rPr>
+        <w:t>μ</w:t>
+      </w:r>
+      <w:r>
+        <w:t>φ) = ∂</w:t>
+      </w:r>
+      <w:r>
+        <w:rPr>
+          <w:vertAlign w:val="superscript"/>
+        </w:rPr>
+        <w:t>μ</w:t>
+      </w:r>
+      <w:r>
+        <w:t>φ, T</w:t>
+      </w:r>
+      <w:r>
+        <w:rPr>
+          <w:vertAlign w:val="superscript"/>
+        </w:rPr>
+        <w:t>μ</w:t>
+      </w:r>
+      <w:r>
+        <w:rPr>
+          <w:vertAlign w:val="subscript"/>
+        </w:rPr>
+        <w:t>ν</w:t>
+      </w:r>
+      <w:r>
+        <w:t xml:space="preserve"> = ∂</w:t>
+      </w:r>
+      <w:r>
+        <w:rPr>
+          <w:vertAlign w:val="superscript"/>
+        </w:rPr>
+        <w:t>μ</w:t>
+      </w:r>
+      <w:r>
+        <w:t>φ∂</w:t>
+      </w:r>
+      <w:r>
+        <w:rPr>
+          <w:vertAlign w:val="subscript"/>
+        </w:rPr>
+        <w:t>ν</w:t>
+      </w:r>
+      <w:r>
+        <w:t>φ − δ</w:t>
+      </w:r>
+      <w:r>
+        <w:rPr>
+          <w:vertAlign w:val="superscript"/>
+        </w:rPr>
+        <w:t>μ</w:t>
+      </w:r>
+      <w:r>
+        <w:rPr>
+          <w:vertAlign w:val="subscript"/>
+        </w:rPr>
+        <w:t>ν</w:t>
+      </w:r>
+      <w:r>
+        <w:t>ℒ, and raising ν gives T</w:t>
+      </w:r>
+      <w:r>
+        <w:rPr>
+          <w:vertAlign w:val="superscript"/>
+        </w:rPr>
+        <w:t>μν</w:t>
+      </w:r>
+      <w:r>
+        <w:t xml:space="preserve"> = ∂</w:t>
+      </w:r>
+      <w:r>
+        <w:rPr>
+          <w:vertAlign w:val="superscript"/>
+        </w:rPr>
+        <w:t>μ</w:t>
+      </w:r>
+      <w:r>
+        <w:t>φ∂</w:t>
+      </w:r>
+      <w:r>
+        <w:rPr>
+          <w:vertAlign w:val="superscript"/>
+        </w:rPr>
+        <w:t>ν</w:t>
+      </w:r>
+      <w:r>
+        <w:t>φ − g</w:t>
+      </w:r>
+      <w:r>
+        <w:rPr>
+          <w:vertAlign w:val="superscript"/>
+        </w:rPr>
+        <w:t>μν</w:t>
+      </w:r>
+      <w:r>
+        <w:t>ℒ. Then T</w:t>
+      </w:r>
+      <w:r>
+        <w:rPr>
+          <w:vertAlign w:val="superscript"/>
+        </w:rPr>
+        <w:t>(00)</w:t>
+      </w:r>
+      <w:r>
+        <w:t xml:space="preserve"> = φ̇² − ℒ = φ̇² − (1/2)φ̇² + (1/2)(∇φ)² + (1/2)m²φ² = ℋ. For T</w:t>
+      </w:r>
+      <w:r>
+        <w:rPr>
+          <w:vertAlign w:val="superscript"/>
+        </w:rPr>
+        <w:t>0i</w:t>
+      </w:r>
+      <w:r>
+        <w:t xml:space="preserve"> = ∂⁰φ∂</w:t>
+      </w:r>
+      <w:r>
+        <w:rPr>
+          <w:vertAlign w:val="superscript"/>
+        </w:rPr>
+        <w:t>i</w:t>
+      </w:r>
+      <w:r>
+        <w:t>φ = φ̇(−∂ᵢφ) = −φ̇∂ᵢφ.</w:t>
       </w:r>
     </w:p>
     <w:p>
@@ -3540,13 +7164,85 @@
         <w:rPr>
           <w:b/>
         </w:rPr>
-        <w:t>3.</w:t>
+        <w:t>2.</w:t>
       </w:r>
       <w:r>
         <w:t xml:space="preserve"> </w:t>
       </w:r>
       <w:r>
-        <w:t>On a solution, (iγ^μ∂_μ − m)ψ = 0, so ℒ = ψ̄(iγ^μ∂_μ − m)ψ = 0. Then T^(00) = iψ̄γ⁰∂⁰ψ = iψ†∂_tψ, using ψ̄γ⁰ = ψ†, and the Dirac equation i∂_tψ = Ĥ_Dψ gives T^(00) = ψ†Ĥ_Dψ.</w:t>
+        <w:t>With θ = k·x − ωt, φ̇ = Aω sin θ, ∂ᵢφ = −Ak</w:t>
+      </w:r>
+      <w:r>
+        <w:rPr>
+          <w:vertAlign w:val="subscript"/>
+        </w:rPr>
+        <w:t>i</w:t>
+      </w:r>
+      <w:r>
+        <w:t xml:space="preserve"> sin θ. T</w:t>
+      </w:r>
+      <w:r>
+        <w:rPr>
+          <w:vertAlign w:val="superscript"/>
+        </w:rPr>
+        <w:t>0i</w:t>
+      </w:r>
+      <w:r>
+        <w:t xml:space="preserve"> = −φ̇∂ᵢφ = A²ωk</w:t>
+      </w:r>
+      <w:r>
+        <w:rPr>
+          <w:vertAlign w:val="subscript"/>
+        </w:rPr>
+        <w:t>i</w:t>
+      </w:r>
+      <w:r>
+        <w:t xml:space="preserve"> sin²θ, with cycle average (1/2)A²ωk</w:t>
+      </w:r>
+      <w:r>
+        <w:rPr>
+          <w:vertAlign w:val="subscript"/>
+        </w:rPr>
+        <w:t>i</w:t>
+      </w:r>
+      <w:r>
+        <w:t>. The average of T</w:t>
+      </w:r>
+      <w:r>
+        <w:rPr>
+          <w:vertAlign w:val="superscript"/>
+        </w:rPr>
+        <w:t>(00)</w:t>
+      </w:r>
+      <w:r>
+        <w:t xml:space="preserve"> is (1/2)A²ω² (Lesson 26, Worked example 3). The ratio is k</w:t>
+      </w:r>
+      <w:r>
+        <w:rPr>
+          <w:vertAlign w:val="subscript"/>
+        </w:rPr>
+        <w:t>i</w:t>
+      </w:r>
+      <w:r>
+        <w:t>/ω, and since ω² = |k|² + m² the group velocity is dω/dk</w:t>
+      </w:r>
+      <w:r>
+        <w:rPr>
+          <w:vertAlign w:val="subscript"/>
+        </w:rPr>
+        <w:t>i</w:t>
+      </w:r>
+      <w:r>
+        <w:t xml:space="preserve"> = k</w:t>
+      </w:r>
+      <w:r>
+        <w:rPr>
+          <w:vertAlign w:val="subscript"/>
+        </w:rPr>
+        <w:t>i</w:t>
+      </w:r>
+      <w:r>
+        <w:t>/ω, the same.</w:t>
       </w:r>
     </w:p>
     <w:p>
@@ -3554,13 +7250,103 @@
         <w:rPr>
           <w:b/>
         </w:rPr>
-        <w:t>4.</w:t>
+        <w:t>3.</w:t>
       </w:r>
       <w:r>
         <w:t xml:space="preserve"> </w:t>
       </w:r>
       <w:r>
-        <w:t>T^(0i) = iψ̄γ⁰∂^iψ = iψ†∂^iψ = −iψ†∂ᵢψ, since ∂^i = −∂ᵢ. For ψ = u(p)e^(−iEt+ip·x), −i∂ᵢψ = p^iψ, so T^(0i) = p^iψ†ψ = 2Ep^i (with u†u = 2E). The particle density is ψ†ψ = 2E, so the momentum per particle is 2Ep^i/2E = p^i.</w:t>
+        <w:t>On a solution, (iγ</w:t>
+      </w:r>
+      <w:r>
+        <w:rPr>
+          <w:vertAlign w:val="superscript"/>
+        </w:rPr>
+        <w:t>μ</w:t>
+      </w:r>
+      <w:r>
+        <w:t>∂</w:t>
+      </w:r>
+      <w:r>
+        <w:rPr>
+          <w:vertAlign w:val="subscript"/>
+        </w:rPr>
+        <w:t>μ</w:t>
+      </w:r>
+      <w:r>
+        <w:t xml:space="preserve"> − m)ψ = 0, so ℒ = ψ̄(iγ</w:t>
+      </w:r>
+      <w:r>
+        <w:rPr>
+          <w:vertAlign w:val="superscript"/>
+        </w:rPr>
+        <w:t>μ</w:t>
+      </w:r>
+      <w:r>
+        <w:t>∂</w:t>
+      </w:r>
+      <w:r>
+        <w:rPr>
+          <w:vertAlign w:val="subscript"/>
+        </w:rPr>
+        <w:t>μ</w:t>
+      </w:r>
+      <w:r>
+        <w:t xml:space="preserve"> − m)ψ = 0. Then T</w:t>
+      </w:r>
+      <w:r>
+        <w:rPr>
+          <w:vertAlign w:val="superscript"/>
+        </w:rPr>
+        <w:t>(00)</w:t>
+      </w:r>
+      <w:r>
+        <w:t xml:space="preserve"> = iψ̄γ⁰∂⁰ψ = iψ†∂</w:t>
+      </w:r>
+      <w:r>
+        <w:rPr>
+          <w:vertAlign w:val="subscript"/>
+        </w:rPr>
+        <w:t>t</w:t>
+      </w:r>
+      <w:r>
+        <w:t>ψ, using ψ̄γ⁰ = ψ†, and the Dirac equation i∂</w:t>
+      </w:r>
+      <w:r>
+        <w:rPr>
+          <w:vertAlign w:val="subscript"/>
+        </w:rPr>
+        <w:t>t</w:t>
+      </w:r>
+      <w:r>
+        <w:t>ψ = Ĥ</w:t>
+      </w:r>
+      <w:r>
+        <w:rPr>
+          <w:vertAlign w:val="subscript"/>
+        </w:rPr>
+        <w:t>D</w:t>
+      </w:r>
+      <w:r>
+        <w:t>ψ gives T</w:t>
+      </w:r>
+      <w:r>
+        <w:rPr>
+          <w:vertAlign w:val="superscript"/>
+        </w:rPr>
+        <w:t>(00)</w:t>
+      </w:r>
+      <w:r>
+        <w:t xml:space="preserve"> = ψ†Ĥ</w:t>
+      </w:r>
+      <w:r>
+        <w:rPr>
+          <w:vertAlign w:val="subscript"/>
+        </w:rPr>
+        <w:t>D</w:t>
+      </w:r>
+      <w:r>
+        <w:t>ψ.</w:t>
       </w:r>
     </w:p>
     <w:p>
@@ -3568,13 +7354,112 @@
         <w:rPr>
           <w:b/>
         </w:rPr>
-        <w:t>5.</w:t>
+        <w:t>4.</w:t>
       </w:r>
       <w:r>
         <w:t xml:space="preserve"> </w:t>
       </w:r>
       <w:r>
-        <w:t>∂ℒ/∂(∂_μA_λ) = −F^(μλ), so T_c^(μν) = [∂ℒ/∂(∂_μA_λ)]∂^νA_λ − g^(μν)ℒ = −F^(μλ)∂^νA_λ + (1/4)g^(μν)F_αβF^(αβ), since ℒ = −(1/4)F_αβF^(αβ).</w:t>
+        <w:t>T</w:t>
+      </w:r>
+      <w:r>
+        <w:rPr>
+          <w:vertAlign w:val="superscript"/>
+        </w:rPr>
+        <w:t>0i</w:t>
+      </w:r>
+      <w:r>
+        <w:t xml:space="preserve"> = iψ̄γ⁰∂</w:t>
+      </w:r>
+      <w:r>
+        <w:rPr>
+          <w:vertAlign w:val="superscript"/>
+        </w:rPr>
+        <w:t>i</w:t>
+      </w:r>
+      <w:r>
+        <w:t>ψ = iψ†∂</w:t>
+      </w:r>
+      <w:r>
+        <w:rPr>
+          <w:vertAlign w:val="superscript"/>
+        </w:rPr>
+        <w:t>i</w:t>
+      </w:r>
+      <w:r>
+        <w:t>ψ = −iψ†∂ᵢψ, since ∂</w:t>
+      </w:r>
+      <w:r>
+        <w:rPr>
+          <w:vertAlign w:val="superscript"/>
+        </w:rPr>
+        <w:t>i</w:t>
+      </w:r>
+      <w:r>
+        <w:t xml:space="preserve"> = −∂ᵢ. For ψ = u(p)e</w:t>
+      </w:r>
+      <w:r>
+        <w:rPr>
+          <w:vertAlign w:val="superscript"/>
+        </w:rPr>
+        <w:t>−iEt+ip·x</w:t>
+      </w:r>
+      <w:r>
+        <w:t>, −i∂ᵢψ = p</w:t>
+      </w:r>
+      <w:r>
+        <w:rPr>
+          <w:vertAlign w:val="superscript"/>
+        </w:rPr>
+        <w:t>i</w:t>
+      </w:r>
+      <w:r>
+        <w:t>ψ, so T</w:t>
+      </w:r>
+      <w:r>
+        <w:rPr>
+          <w:vertAlign w:val="superscript"/>
+        </w:rPr>
+        <w:t>0i</w:t>
+      </w:r>
+      <w:r>
+        <w:t xml:space="preserve"> = p</w:t>
+      </w:r>
+      <w:r>
+        <w:rPr>
+          <w:vertAlign w:val="superscript"/>
+        </w:rPr>
+        <w:t>i</w:t>
+      </w:r>
+      <w:r>
+        <w:t>ψ†ψ = 2Ep</w:t>
+      </w:r>
+      <w:r>
+        <w:rPr>
+          <w:vertAlign w:val="superscript"/>
+        </w:rPr>
+        <w:t>i</w:t>
+      </w:r>
+      <w:r>
+        <w:t xml:space="preserve"> (with u†u = 2E). The particle density is ψ†ψ = 2E, so the momentum per particle is 2Ep</w:t>
+      </w:r>
+      <w:r>
+        <w:rPr>
+          <w:vertAlign w:val="superscript"/>
+        </w:rPr>
+        <w:t>i</w:t>
+      </w:r>
+      <w:r>
+        <w:t>/2E = p</w:t>
+      </w:r>
+      <w:r>
+        <w:rPr>
+          <w:vertAlign w:val="superscript"/>
+        </w:rPr>
+        <w:t>i</w:t>
+      </w:r>
+      <w:r>
+        <w:t>.</w:t>
       </w:r>
     </w:p>
     <w:p>
@@ -3582,13 +7467,172 @@
         <w:rPr>
           <w:b/>
         </w:rPr>
-        <w:t>6.</w:t>
+        <w:t>5.</w:t>
       </w:r>
       <w:r>
         <w:t xml:space="preserve"> </w:t>
       </w:r>
       <w:r>
-        <w:t>F^ν_λ = ∂^νA_λ − ∂_λA^ν, so −F^(μλ)F^ν_λ = −F^(μλ)∂^νA_λ + F^(μλ)∂_λA^ν. Adding (1/4)g^(μν)F², T_Θ^(μν) = T_c^(μν) + F^(μλ)∂_λA^ν. In vacuum ∂_λF^(μλ) = 0, so ∂_λ(F^(μλ)A^ν) = F^(μλ)∂_λA^ν. The tensor is symmetric because F^(μλ)F^ν_λ = F^(μλ)F^(νρ)g_(λρ) is unchanged under μ ↔ ν, as is g^(μν)F². It is gauge invariant because it is built from F only.</w:t>
+        <w:t>∂ℒ/∂(∂</w:t>
+      </w:r>
+      <w:r>
+        <w:rPr>
+          <w:vertAlign w:val="subscript"/>
+        </w:rPr>
+        <w:t>μ</w:t>
+      </w:r>
+      <w:r>
+        <w:t>A</w:t>
+      </w:r>
+      <w:r>
+        <w:rPr>
+          <w:vertAlign w:val="subscript"/>
+        </w:rPr>
+        <w:t>λ</w:t>
+      </w:r>
+      <w:r>
+        <w:t>) = −F</w:t>
+      </w:r>
+      <w:r>
+        <w:rPr>
+          <w:vertAlign w:val="superscript"/>
+        </w:rPr>
+        <w:t>μλ</w:t>
+      </w:r>
+      <w:r>
+        <w:t>, so T</w:t>
+      </w:r>
+      <w:r>
+        <w:rPr>
+          <w:vertAlign w:val="subscript"/>
+        </w:rPr>
+        <w:t>c</w:t>
+      </w:r>
+      <w:r>
+        <w:rPr>
+          <w:vertAlign w:val="superscript"/>
+        </w:rPr>
+        <w:t>μν</w:t>
+      </w:r>
+      <w:r>
+        <w:t xml:space="preserve"> = [∂ℒ/∂(∂</w:t>
+      </w:r>
+      <w:r>
+        <w:rPr>
+          <w:vertAlign w:val="subscript"/>
+        </w:rPr>
+        <w:t>μ</w:t>
+      </w:r>
+      <w:r>
+        <w:t>A</w:t>
+      </w:r>
+      <w:r>
+        <w:rPr>
+          <w:vertAlign w:val="subscript"/>
+        </w:rPr>
+        <w:t>λ</w:t>
+      </w:r>
+      <w:r>
+        <w:t>)]∂</w:t>
+      </w:r>
+      <w:r>
+        <w:rPr>
+          <w:vertAlign w:val="superscript"/>
+        </w:rPr>
+        <w:t>ν</w:t>
+      </w:r>
+      <w:r>
+        <w:t>A</w:t>
+      </w:r>
+      <w:r>
+        <w:rPr>
+          <w:vertAlign w:val="subscript"/>
+        </w:rPr>
+        <w:t>λ</w:t>
+      </w:r>
+      <w:r>
+        <w:t xml:space="preserve"> − g</w:t>
+      </w:r>
+      <w:r>
+        <w:rPr>
+          <w:vertAlign w:val="superscript"/>
+        </w:rPr>
+        <w:t>μν</w:t>
+      </w:r>
+      <w:r>
+        <w:t>ℒ = −F</w:t>
+      </w:r>
+      <w:r>
+        <w:rPr>
+          <w:vertAlign w:val="superscript"/>
+        </w:rPr>
+        <w:t>μλ</w:t>
+      </w:r>
+      <w:r>
+        <w:t>∂</w:t>
+      </w:r>
+      <w:r>
+        <w:rPr>
+          <w:vertAlign w:val="superscript"/>
+        </w:rPr>
+        <w:t>ν</w:t>
+      </w:r>
+      <w:r>
+        <w:t>A</w:t>
+      </w:r>
+      <w:r>
+        <w:rPr>
+          <w:vertAlign w:val="subscript"/>
+        </w:rPr>
+        <w:t>λ</w:t>
+      </w:r>
+      <w:r>
+        <w:t xml:space="preserve"> + (1/4)g</w:t>
+      </w:r>
+      <w:r>
+        <w:rPr>
+          <w:vertAlign w:val="superscript"/>
+        </w:rPr>
+        <w:t>μν</w:t>
+      </w:r>
+      <w:r>
+        <w:t>F</w:t>
+      </w:r>
+      <w:r>
+        <w:rPr>
+          <w:vertAlign w:val="subscript"/>
+        </w:rPr>
+        <w:t>αβ</w:t>
+      </w:r>
+      <w:r>
+        <w:t>F</w:t>
+      </w:r>
+      <w:r>
+        <w:rPr>
+          <w:vertAlign w:val="superscript"/>
+        </w:rPr>
+        <w:t>αβ</w:t>
+      </w:r>
+      <w:r>
+        <w:t>, since ℒ = −(1/4)F</w:t>
+      </w:r>
+      <w:r>
+        <w:rPr>
+          <w:vertAlign w:val="subscript"/>
+        </w:rPr>
+        <w:t>αβ</w:t>
+      </w:r>
+      <w:r>
+        <w:t>F</w:t>
+      </w:r>
+      <w:r>
+        <w:rPr>
+          <w:vertAlign w:val="superscript"/>
+        </w:rPr>
+        <w:t>αβ</w:t>
+      </w:r>
+      <w:r>
+        <w:t>.</w:t>
       </w:r>
     </w:p>
     <w:p>
@@ -3596,13 +7640,340 @@
         <w:rPr>
           <w:b/>
         </w:rPr>
-        <w:t>7.</w:t>
+        <w:t>6.</w:t>
       </w:r>
       <w:r>
         <w:t xml:space="preserve"> </w:t>
       </w:r>
       <w:r>
-        <w:t>F^(0)_i = F^(0j)g_(ji) = −F^(0i) = Eᵢ, so F^(0λ)F^0_λ = Σᵢ(−Eᵢ)(Eᵢ) = −E², and −F^(0λ)F^0_λ = E². With (1/4)g^(00)F² = (1/4)·2(B² − E²) = (1/2)(B² − E²), T_Θ^(00) = (1/2)(E² + B²). For T_Θ^(0i) = −F^(0j)F^i_j, with F^i_j = F^(ik)g_(kj) = −F^(ij) = ε_(ijk)B_k, T_Θ^(0i) = −(−Eⱼ)ε_(ijk)B_k = ε_(ijk)EⱼB_k = (E × B)ᵢ.</w:t>
+        <w:t>F</w:t>
+      </w:r>
+      <w:r>
+        <w:rPr>
+          <w:vertAlign w:val="superscript"/>
+        </w:rPr>
+        <w:t>ν</w:t>
+      </w:r>
+      <w:r>
+        <w:rPr>
+          <w:vertAlign w:val="subscript"/>
+        </w:rPr>
+        <w:t>λ</w:t>
+      </w:r>
+      <w:r>
+        <w:t xml:space="preserve"> = ∂</w:t>
+      </w:r>
+      <w:r>
+        <w:rPr>
+          <w:vertAlign w:val="superscript"/>
+        </w:rPr>
+        <w:t>ν</w:t>
+      </w:r>
+      <w:r>
+        <w:t>A</w:t>
+      </w:r>
+      <w:r>
+        <w:rPr>
+          <w:vertAlign w:val="subscript"/>
+        </w:rPr>
+        <w:t>λ</w:t>
+      </w:r>
+      <w:r>
+        <w:t xml:space="preserve"> − ∂</w:t>
+      </w:r>
+      <w:r>
+        <w:rPr>
+          <w:vertAlign w:val="subscript"/>
+        </w:rPr>
+        <w:t>λ</w:t>
+      </w:r>
+      <w:r>
+        <w:t>A</w:t>
+      </w:r>
+      <w:r>
+        <w:rPr>
+          <w:vertAlign w:val="superscript"/>
+        </w:rPr>
+        <w:t>ν</w:t>
+      </w:r>
+      <w:r>
+        <w:t>, so −F</w:t>
+      </w:r>
+      <w:r>
+        <w:rPr>
+          <w:vertAlign w:val="superscript"/>
+        </w:rPr>
+        <w:t>μλ</w:t>
+      </w:r>
+      <w:r>
+        <w:t>F</w:t>
+      </w:r>
+      <w:r>
+        <w:rPr>
+          <w:vertAlign w:val="superscript"/>
+        </w:rPr>
+        <w:t>ν</w:t>
+      </w:r>
+      <w:r>
+        <w:rPr>
+          <w:vertAlign w:val="subscript"/>
+        </w:rPr>
+        <w:t>λ</w:t>
+      </w:r>
+      <w:r>
+        <w:t xml:space="preserve"> = −F</w:t>
+      </w:r>
+      <w:r>
+        <w:rPr>
+          <w:vertAlign w:val="superscript"/>
+        </w:rPr>
+        <w:t>μλ</w:t>
+      </w:r>
+      <w:r>
+        <w:t>∂</w:t>
+      </w:r>
+      <w:r>
+        <w:rPr>
+          <w:vertAlign w:val="superscript"/>
+        </w:rPr>
+        <w:t>ν</w:t>
+      </w:r>
+      <w:r>
+        <w:t>A</w:t>
+      </w:r>
+      <w:r>
+        <w:rPr>
+          <w:vertAlign w:val="subscript"/>
+        </w:rPr>
+        <w:t>λ</w:t>
+      </w:r>
+      <w:r>
+        <w:t xml:space="preserve"> + F</w:t>
+      </w:r>
+      <w:r>
+        <w:rPr>
+          <w:vertAlign w:val="superscript"/>
+        </w:rPr>
+        <w:t>μλ</w:t>
+      </w:r>
+      <w:r>
+        <w:t>∂</w:t>
+      </w:r>
+      <w:r>
+        <w:rPr>
+          <w:vertAlign w:val="subscript"/>
+        </w:rPr>
+        <w:t>λ</w:t>
+      </w:r>
+      <w:r>
+        <w:t>A</w:t>
+      </w:r>
+      <w:r>
+        <w:rPr>
+          <w:vertAlign w:val="superscript"/>
+        </w:rPr>
+        <w:t>ν</w:t>
+      </w:r>
+      <w:r>
+        <w:t>. Adding (1/4)g</w:t>
+      </w:r>
+      <w:r>
+        <w:rPr>
+          <w:vertAlign w:val="superscript"/>
+        </w:rPr>
+        <w:t>μν</w:t>
+      </w:r>
+      <w:r>
+        <w:t>F², T</w:t>
+      </w:r>
+      <w:r>
+        <w:rPr>
+          <w:vertAlign w:val="subscript"/>
+        </w:rPr>
+        <w:t>Θ</w:t>
+      </w:r>
+      <w:r>
+        <w:rPr>
+          <w:vertAlign w:val="superscript"/>
+        </w:rPr>
+        <w:t>μν</w:t>
+      </w:r>
+      <w:r>
+        <w:t xml:space="preserve"> = T</w:t>
+      </w:r>
+      <w:r>
+        <w:rPr>
+          <w:vertAlign w:val="subscript"/>
+        </w:rPr>
+        <w:t>c</w:t>
+      </w:r>
+      <w:r>
+        <w:rPr>
+          <w:vertAlign w:val="superscript"/>
+        </w:rPr>
+        <w:t>μν</w:t>
+      </w:r>
+      <w:r>
+        <w:t xml:space="preserve"> + F</w:t>
+      </w:r>
+      <w:r>
+        <w:rPr>
+          <w:vertAlign w:val="superscript"/>
+        </w:rPr>
+        <w:t>μλ</w:t>
+      </w:r>
+      <w:r>
+        <w:t>∂</w:t>
+      </w:r>
+      <w:r>
+        <w:rPr>
+          <w:vertAlign w:val="subscript"/>
+        </w:rPr>
+        <w:t>λ</w:t>
+      </w:r>
+      <w:r>
+        <w:t>A</w:t>
+      </w:r>
+      <w:r>
+        <w:rPr>
+          <w:vertAlign w:val="superscript"/>
+        </w:rPr>
+        <w:t>ν</w:t>
+      </w:r>
+      <w:r>
+        <w:t>. In vacuum ∂</w:t>
+      </w:r>
+      <w:r>
+        <w:rPr>
+          <w:vertAlign w:val="subscript"/>
+        </w:rPr>
+        <w:t>λ</w:t>
+      </w:r>
+      <w:r>
+        <w:t>F</w:t>
+      </w:r>
+      <w:r>
+        <w:rPr>
+          <w:vertAlign w:val="superscript"/>
+        </w:rPr>
+        <w:t>μλ</w:t>
+      </w:r>
+      <w:r>
+        <w:t xml:space="preserve"> = 0, so ∂</w:t>
+      </w:r>
+      <w:r>
+        <w:rPr>
+          <w:vertAlign w:val="subscript"/>
+        </w:rPr>
+        <w:t>λ</w:t>
+      </w:r>
+      <w:r>
+        <w:t>(F</w:t>
+      </w:r>
+      <w:r>
+        <w:rPr>
+          <w:vertAlign w:val="superscript"/>
+        </w:rPr>
+        <w:t>μλ</w:t>
+      </w:r>
+      <w:r>
+        <w:t>A</w:t>
+      </w:r>
+      <w:r>
+        <w:rPr>
+          <w:vertAlign w:val="superscript"/>
+        </w:rPr>
+        <w:t>ν</w:t>
+      </w:r>
+      <w:r>
+        <w:t>) = F</w:t>
+      </w:r>
+      <w:r>
+        <w:rPr>
+          <w:vertAlign w:val="superscript"/>
+        </w:rPr>
+        <w:t>μλ</w:t>
+      </w:r>
+      <w:r>
+        <w:t>∂</w:t>
+      </w:r>
+      <w:r>
+        <w:rPr>
+          <w:vertAlign w:val="subscript"/>
+        </w:rPr>
+        <w:t>λ</w:t>
+      </w:r>
+      <w:r>
+        <w:t>A</w:t>
+      </w:r>
+      <w:r>
+        <w:rPr>
+          <w:vertAlign w:val="superscript"/>
+        </w:rPr>
+        <w:t>ν</w:t>
+      </w:r>
+      <w:r>
+        <w:t>. The tensor is symmetric because F</w:t>
+      </w:r>
+      <w:r>
+        <w:rPr>
+          <w:vertAlign w:val="superscript"/>
+        </w:rPr>
+        <w:t>μλ</w:t>
+      </w:r>
+      <w:r>
+        <w:t>F</w:t>
+      </w:r>
+      <w:r>
+        <w:rPr>
+          <w:vertAlign w:val="superscript"/>
+        </w:rPr>
+        <w:t>ν</w:t>
+      </w:r>
+      <w:r>
+        <w:rPr>
+          <w:vertAlign w:val="subscript"/>
+        </w:rPr>
+        <w:t>λ</w:t>
+      </w:r>
+      <w:r>
+        <w:t xml:space="preserve"> = F</w:t>
+      </w:r>
+      <w:r>
+        <w:rPr>
+          <w:vertAlign w:val="superscript"/>
+        </w:rPr>
+        <w:t>μλ</w:t>
+      </w:r>
+      <w:r>
+        <w:t>F</w:t>
+      </w:r>
+      <w:r>
+        <w:rPr>
+          <w:vertAlign w:val="superscript"/>
+        </w:rPr>
+        <w:t>νρ</w:t>
+      </w:r>
+      <w:r>
+        <w:t>g</w:t>
+      </w:r>
+      <w:r>
+        <w:rPr>
+          <w:vertAlign w:val="subscript"/>
+        </w:rPr>
+        <w:t>λρ</w:t>
+      </w:r>
+      <w:r>
+        <w:t xml:space="preserve"> is unchanged under μ ↔ ν, as is g</w:t>
+      </w:r>
+      <w:r>
+        <w:rPr>
+          <w:vertAlign w:val="superscript"/>
+        </w:rPr>
+        <w:t>μν</w:t>
+      </w:r>
+      <w:r>
+        <w:t>F². It is gauge invariant because it is built from F only.</w:t>
       </w:r>
     </w:p>
     <w:p>
@@ -3610,13 +7981,265 @@
         <w:rPr>
           <w:b/>
         </w:rPr>
-        <w:t>8.</w:t>
+        <w:t>7.</w:t>
       </w:r>
       <w:r>
         <w:t xml:space="preserve"> </w:t>
       </w:r>
       <w:r>
-        <w:t>T_Θ^μ_μ = g_(μν)T_Θ^(μν) = −F^(μλ)F_(μλ) + (1/4)·4·F_αβF^(αβ) = −F² + F² = 0. For the scalar, T^μ_μ = ∂_μφ∂^μφ − 4ℒ = ∂_μφ∂^μφ − 2∂_μφ∂^μφ + 2m²φ² = −∂_μφ∂^μφ + 2m²φ². For m = 0 this is −∂_μφ∂^μφ, which is nonzero for general configurations, so the canonical scalar tensor is not traceless even for a massless field.</w:t>
+        <w:t>F</w:t>
+      </w:r>
+      <w:r>
+        <w:rPr>
+          <w:vertAlign w:val="superscript"/>
+        </w:rPr>
+        <w:t>(0)</w:t>
+      </w:r>
+      <w:r>
+        <w:rPr>
+          <w:vertAlign w:val="subscript"/>
+        </w:rPr>
+        <w:t>i</w:t>
+      </w:r>
+      <w:r>
+        <w:t xml:space="preserve"> = F</w:t>
+      </w:r>
+      <w:r>
+        <w:rPr>
+          <w:vertAlign w:val="superscript"/>
+        </w:rPr>
+        <w:t>0j</w:t>
+      </w:r>
+      <w:r>
+        <w:t>g</w:t>
+      </w:r>
+      <w:r>
+        <w:rPr>
+          <w:vertAlign w:val="subscript"/>
+        </w:rPr>
+        <w:t>ji</w:t>
+      </w:r>
+      <w:r>
+        <w:t xml:space="preserve"> = −F</w:t>
+      </w:r>
+      <w:r>
+        <w:rPr>
+          <w:vertAlign w:val="superscript"/>
+        </w:rPr>
+        <w:t>0i</w:t>
+      </w:r>
+      <w:r>
+        <w:t xml:space="preserve"> = Eᵢ, so F</w:t>
+      </w:r>
+      <w:r>
+        <w:rPr>
+          <w:vertAlign w:val="superscript"/>
+        </w:rPr>
+        <w:t>0λ</w:t>
+      </w:r>
+      <w:r>
+        <w:t>F</w:t>
+      </w:r>
+      <w:r>
+        <w:rPr>
+          <w:vertAlign w:val="superscript"/>
+        </w:rPr>
+        <w:t>0</w:t>
+      </w:r>
+      <w:r>
+        <w:t>_λ = Σᵢ(−Eᵢ)(Eᵢ) = −E², and −F</w:t>
+      </w:r>
+      <w:r>
+        <w:rPr>
+          <w:vertAlign w:val="superscript"/>
+        </w:rPr>
+        <w:t>0λ</w:t>
+      </w:r>
+      <w:r>
+        <w:t>F</w:t>
+      </w:r>
+      <w:r>
+        <w:rPr>
+          <w:vertAlign w:val="superscript"/>
+        </w:rPr>
+        <w:t>0</w:t>
+      </w:r>
+      <w:r>
+        <w:t>_λ = E². With (1/4)g</w:t>
+      </w:r>
+      <w:r>
+        <w:rPr>
+          <w:vertAlign w:val="superscript"/>
+        </w:rPr>
+        <w:t>(00)</w:t>
+      </w:r>
+      <w:r>
+        <w:t>F² = (1/4)·2(B² − E²) = (1/2)(B² − E²), T</w:t>
+      </w:r>
+      <w:r>
+        <w:rPr>
+          <w:vertAlign w:val="subscript"/>
+        </w:rPr>
+        <w:t>Θ</w:t>
+      </w:r>
+      <w:r>
+        <w:rPr>
+          <w:vertAlign w:val="superscript"/>
+        </w:rPr>
+        <w:t>(00)</w:t>
+      </w:r>
+      <w:r>
+        <w:t xml:space="preserve"> = (1/2)(E² + B²). For T</w:t>
+      </w:r>
+      <w:r>
+        <w:rPr>
+          <w:vertAlign w:val="subscript"/>
+        </w:rPr>
+        <w:t>Θ</w:t>
+      </w:r>
+      <w:r>
+        <w:rPr>
+          <w:vertAlign w:val="superscript"/>
+        </w:rPr>
+        <w:t>0i</w:t>
+      </w:r>
+      <w:r>
+        <w:t xml:space="preserve"> = −F</w:t>
+      </w:r>
+      <w:r>
+        <w:rPr>
+          <w:vertAlign w:val="superscript"/>
+        </w:rPr>
+        <w:t>0j</w:t>
+      </w:r>
+      <w:r>
+        <w:t>F</w:t>
+      </w:r>
+      <w:r>
+        <w:rPr>
+          <w:vertAlign w:val="superscript"/>
+        </w:rPr>
+        <w:t>i</w:t>
+      </w:r>
+      <w:r>
+        <w:rPr>
+          <w:vertAlign w:val="subscript"/>
+        </w:rPr>
+        <w:t>j</w:t>
+      </w:r>
+      <w:r>
+        <w:t>, with F</w:t>
+      </w:r>
+      <w:r>
+        <w:rPr>
+          <w:vertAlign w:val="superscript"/>
+        </w:rPr>
+        <w:t>i</w:t>
+      </w:r>
+      <w:r>
+        <w:rPr>
+          <w:vertAlign w:val="subscript"/>
+        </w:rPr>
+        <w:t>j</w:t>
+      </w:r>
+      <w:r>
+        <w:t xml:space="preserve"> = F</w:t>
+      </w:r>
+      <w:r>
+        <w:rPr>
+          <w:vertAlign w:val="superscript"/>
+        </w:rPr>
+        <w:t>ik</w:t>
+      </w:r>
+      <w:r>
+        <w:t>g</w:t>
+      </w:r>
+      <w:r>
+        <w:rPr>
+          <w:vertAlign w:val="subscript"/>
+        </w:rPr>
+        <w:t>kj</w:t>
+      </w:r>
+      <w:r>
+        <w:t xml:space="preserve"> = −F</w:t>
+      </w:r>
+      <w:r>
+        <w:rPr>
+          <w:vertAlign w:val="superscript"/>
+        </w:rPr>
+        <w:t>ij</w:t>
+      </w:r>
+      <w:r>
+        <w:t xml:space="preserve"> = ε</w:t>
+      </w:r>
+      <w:r>
+        <w:rPr>
+          <w:vertAlign w:val="subscript"/>
+        </w:rPr>
+        <w:t>ijk</w:t>
+      </w:r>
+      <w:r>
+        <w:t>B</w:t>
+      </w:r>
+      <w:r>
+        <w:rPr>
+          <w:vertAlign w:val="subscript"/>
+        </w:rPr>
+        <w:t>k</w:t>
+      </w:r>
+      <w:r>
+        <w:t>, T</w:t>
+      </w:r>
+      <w:r>
+        <w:rPr>
+          <w:vertAlign w:val="subscript"/>
+        </w:rPr>
+        <w:t>Θ</w:t>
+      </w:r>
+      <w:r>
+        <w:rPr>
+          <w:vertAlign w:val="superscript"/>
+        </w:rPr>
+        <w:t>0i</w:t>
+      </w:r>
+      <w:r>
+        <w:t xml:space="preserve"> = −(−Eⱼ)ε</w:t>
+      </w:r>
+      <w:r>
+        <w:rPr>
+          <w:vertAlign w:val="subscript"/>
+        </w:rPr>
+        <w:t>ijk</w:t>
+      </w:r>
+      <w:r>
+        <w:t>B</w:t>
+      </w:r>
+      <w:r>
+        <w:rPr>
+          <w:vertAlign w:val="subscript"/>
+        </w:rPr>
+        <w:t>k</w:t>
+      </w:r>
+      <w:r>
+        <w:t xml:space="preserve"> = ε</w:t>
+      </w:r>
+      <w:r>
+        <w:rPr>
+          <w:vertAlign w:val="subscript"/>
+        </w:rPr>
+        <w:t>ijk</w:t>
+      </w:r>
+      <w:r>
+        <w:t>EⱼB</w:t>
+      </w:r>
+      <w:r>
+        <w:rPr>
+          <w:vertAlign w:val="subscript"/>
+        </w:rPr>
+        <w:t>k</w:t>
+      </w:r>
+      <w:r>
+        <w:t xml:space="preserve"> = (E × B)ᵢ.</w:t>
       </w:r>
     </w:p>
     <w:p>
@@ -3624,13 +8247,199 @@
         <w:rPr>
           <w:b/>
         </w:rPr>
-        <w:t>9.</w:t>
+        <w:t>8.</w:t>
       </w:r>
       <w:r>
         <w:t xml:space="preserve"> </w:t>
       </w:r>
       <w:r>
-        <w:t>From Solution 4, T^(0i) = 2Ep^i. For the other component, T^(i0) = iψ̄γ^i∂⁰ψ = iψ̄γ^i(−iE)ψ = Eψ̄γ^iψ = Eūγ^iu = E · 2p^i = 2Ep^i, using ūγ^μu = 2p^μ (Lesson 24, Section 4.2). So T^(0i) = T^(i0).</w:t>
+        <w:t>T</w:t>
+      </w:r>
+      <w:r>
+        <w:rPr>
+          <w:vertAlign w:val="subscript"/>
+        </w:rPr>
+        <w:t>Θ</w:t>
+      </w:r>
+      <w:r>
+        <w:rPr>
+          <w:vertAlign w:val="superscript"/>
+        </w:rPr>
+        <w:t>μ</w:t>
+      </w:r>
+      <w:r>
+        <w:rPr>
+          <w:vertAlign w:val="subscript"/>
+        </w:rPr>
+        <w:t>μ</w:t>
+      </w:r>
+      <w:r>
+        <w:t xml:space="preserve"> = g</w:t>
+      </w:r>
+      <w:r>
+        <w:rPr>
+          <w:vertAlign w:val="subscript"/>
+        </w:rPr>
+        <w:t>μν</w:t>
+      </w:r>
+      <w:r>
+        <w:t>T</w:t>
+      </w:r>
+      <w:r>
+        <w:rPr>
+          <w:vertAlign w:val="subscript"/>
+        </w:rPr>
+        <w:t>Θ</w:t>
+      </w:r>
+      <w:r>
+        <w:rPr>
+          <w:vertAlign w:val="superscript"/>
+        </w:rPr>
+        <w:t>μν</w:t>
+      </w:r>
+      <w:r>
+        <w:t xml:space="preserve"> = −F</w:t>
+      </w:r>
+      <w:r>
+        <w:rPr>
+          <w:vertAlign w:val="superscript"/>
+        </w:rPr>
+        <w:t>μλ</w:t>
+      </w:r>
+      <w:r>
+        <w:t>F</w:t>
+      </w:r>
+      <w:r>
+        <w:rPr>
+          <w:vertAlign w:val="subscript"/>
+        </w:rPr>
+        <w:t>μλ</w:t>
+      </w:r>
+      <w:r>
+        <w:t xml:space="preserve"> + (1/4)·4·F</w:t>
+      </w:r>
+      <w:r>
+        <w:rPr>
+          <w:vertAlign w:val="subscript"/>
+        </w:rPr>
+        <w:t>αβ</w:t>
+      </w:r>
+      <w:r>
+        <w:t>F</w:t>
+      </w:r>
+      <w:r>
+        <w:rPr>
+          <w:vertAlign w:val="superscript"/>
+        </w:rPr>
+        <w:t>αβ</w:t>
+      </w:r>
+      <w:r>
+        <w:t xml:space="preserve"> = −F² + F² = 0. For the scalar, T</w:t>
+      </w:r>
+      <w:r>
+        <w:rPr>
+          <w:vertAlign w:val="superscript"/>
+        </w:rPr>
+        <w:t>μ</w:t>
+      </w:r>
+      <w:r>
+        <w:rPr>
+          <w:vertAlign w:val="subscript"/>
+        </w:rPr>
+        <w:t>μ</w:t>
+      </w:r>
+      <w:r>
+        <w:t xml:space="preserve"> = ∂</w:t>
+      </w:r>
+      <w:r>
+        <w:rPr>
+          <w:vertAlign w:val="subscript"/>
+        </w:rPr>
+        <w:t>μ</w:t>
+      </w:r>
+      <w:r>
+        <w:t>φ∂</w:t>
+      </w:r>
+      <w:r>
+        <w:rPr>
+          <w:vertAlign w:val="superscript"/>
+        </w:rPr>
+        <w:t>μ</w:t>
+      </w:r>
+      <w:r>
+        <w:t>φ − 4ℒ = ∂</w:t>
+      </w:r>
+      <w:r>
+        <w:rPr>
+          <w:vertAlign w:val="subscript"/>
+        </w:rPr>
+        <w:t>μ</w:t>
+      </w:r>
+      <w:r>
+        <w:t>φ∂</w:t>
+      </w:r>
+      <w:r>
+        <w:rPr>
+          <w:vertAlign w:val="superscript"/>
+        </w:rPr>
+        <w:t>μ</w:t>
+      </w:r>
+      <w:r>
+        <w:t>φ − 2∂</w:t>
+      </w:r>
+      <w:r>
+        <w:rPr>
+          <w:vertAlign w:val="subscript"/>
+        </w:rPr>
+        <w:t>μ</w:t>
+      </w:r>
+      <w:r>
+        <w:t>φ∂</w:t>
+      </w:r>
+      <w:r>
+        <w:rPr>
+          <w:vertAlign w:val="superscript"/>
+        </w:rPr>
+        <w:t>μ</w:t>
+      </w:r>
+      <w:r>
+        <w:t>φ + 2m²φ² = −∂</w:t>
+      </w:r>
+      <w:r>
+        <w:rPr>
+          <w:vertAlign w:val="subscript"/>
+        </w:rPr>
+        <w:t>μ</w:t>
+      </w:r>
+      <w:r>
+        <w:t>φ∂</w:t>
+      </w:r>
+      <w:r>
+        <w:rPr>
+          <w:vertAlign w:val="superscript"/>
+        </w:rPr>
+        <w:t>μ</w:t>
+      </w:r>
+      <w:r>
+        <w:t>φ + 2m²φ². For m = 0 this is −∂</w:t>
+      </w:r>
+      <w:r>
+        <w:rPr>
+          <w:vertAlign w:val="subscript"/>
+        </w:rPr>
+        <w:t>μ</w:t>
+      </w:r>
+      <w:r>
+        <w:t>φ∂</w:t>
+      </w:r>
+      <w:r>
+        <w:rPr>
+          <w:vertAlign w:val="superscript"/>
+        </w:rPr>
+        <w:t>μ</w:t>
+      </w:r>
+      <w:r>
+        <w:t>φ, which is nonzero for general configurations, so the canonical scalar tensor is not traceless even for a massless field.</w:t>
       </w:r>
     </w:p>
     <w:p>
@@ -3638,13 +8447,130 @@
         <w:rPr>
           <w:b/>
         </w:rPr>
-        <w:t>10.</w:t>
+        <w:t>9.</w:t>
       </w:r>
       <w:r>
         <w:t xml:space="preserve"> </w:t>
       </w:r>
       <w:r>
-        <w:t>dK^i/dt = ∫d³x x^i∂_tT^(00) − ∫d³x T^(0i) − t∫d³x ∂_tT^(0i). From ∂_μT^(μ0) = 0, ∂_tT^(00) = −∂ⱼT^(j0), and integrating by parts (surface terms vanish), ∫x^i(−∂ⱼT^(j0)) = ∫T^(i0). From ∂_μT^(μi) = 0, ∫∂_tT^(0i) = −∫∂ⱼT^(ji) = 0. So dK^i/dt = ∫T^(i0) − ∫T^(0i) = 0 when T^(i0) = T^(0i). Since ∫x^iT^(00) = HX^i_cm, this says d(HX_cm)/dt = P, so the center of energy moves with velocity P/H.</w:t>
+        <w:t>From Solution 4, T</w:t>
+      </w:r>
+      <w:r>
+        <w:rPr>
+          <w:vertAlign w:val="superscript"/>
+        </w:rPr>
+        <w:t>0i</w:t>
+      </w:r>
+      <w:r>
+        <w:t xml:space="preserve"> = 2Ep</w:t>
+      </w:r>
+      <w:r>
+        <w:rPr>
+          <w:vertAlign w:val="superscript"/>
+        </w:rPr>
+        <w:t>i</w:t>
+      </w:r>
+      <w:r>
+        <w:t>. For the other component, T</w:t>
+      </w:r>
+      <w:r>
+        <w:rPr>
+          <w:vertAlign w:val="superscript"/>
+        </w:rPr>
+        <w:t>i0</w:t>
+      </w:r>
+      <w:r>
+        <w:t xml:space="preserve"> = iψ̄γ</w:t>
+      </w:r>
+      <w:r>
+        <w:rPr>
+          <w:vertAlign w:val="superscript"/>
+        </w:rPr>
+        <w:t>i</w:t>
+      </w:r>
+      <w:r>
+        <w:t>∂⁰ψ = iψ̄γ</w:t>
+      </w:r>
+      <w:r>
+        <w:rPr>
+          <w:vertAlign w:val="superscript"/>
+        </w:rPr>
+        <w:t>i</w:t>
+      </w:r>
+      <w:r>
+        <w:t>(−iE)ψ = Eψ̄γ</w:t>
+      </w:r>
+      <w:r>
+        <w:rPr>
+          <w:vertAlign w:val="superscript"/>
+        </w:rPr>
+        <w:t>i</w:t>
+      </w:r>
+      <w:r>
+        <w:t>ψ = Eūγ</w:t>
+      </w:r>
+      <w:r>
+        <w:rPr>
+          <w:vertAlign w:val="superscript"/>
+        </w:rPr>
+        <w:t>i</w:t>
+      </w:r>
+      <w:r>
+        <w:t>u = E · 2p</w:t>
+      </w:r>
+      <w:r>
+        <w:rPr>
+          <w:vertAlign w:val="superscript"/>
+        </w:rPr>
+        <w:t>i</w:t>
+      </w:r>
+      <w:r>
+        <w:t xml:space="preserve"> = 2Ep</w:t>
+      </w:r>
+      <w:r>
+        <w:rPr>
+          <w:vertAlign w:val="superscript"/>
+        </w:rPr>
+        <w:t>i</w:t>
+      </w:r>
+      <w:r>
+        <w:t>, using ūγ</w:t>
+      </w:r>
+      <w:r>
+        <w:rPr>
+          <w:vertAlign w:val="superscript"/>
+        </w:rPr>
+        <w:t>μ</w:t>
+      </w:r>
+      <w:r>
+        <w:t>u = 2p</w:t>
+      </w:r>
+      <w:r>
+        <w:rPr>
+          <w:vertAlign w:val="superscript"/>
+        </w:rPr>
+        <w:t>μ</w:t>
+      </w:r>
+      <w:r>
+        <w:t xml:space="preserve"> (Lesson 24, Section 4.2). So T</w:t>
+      </w:r>
+      <w:r>
+        <w:rPr>
+          <w:vertAlign w:val="superscript"/>
+        </w:rPr>
+        <w:t>0i</w:t>
+      </w:r>
+      <w:r>
+        <w:t xml:space="preserve"> = T</w:t>
+      </w:r>
+      <w:r>
+        <w:rPr>
+          <w:vertAlign w:val="superscript"/>
+        </w:rPr>
+        <w:t>i0</w:t>
+      </w:r>
+      <w:r>
+        <w:t>.</w:t>
       </w:r>
     </w:p>
     <w:p>
@@ -3652,13 +8578,280 @@
         <w:rPr>
           <w:b/>
         </w:rPr>
-        <w:t>11.</w:t>
+        <w:t>10.</w:t>
       </w:r>
       <w:r>
         <w:t xml:space="preserve"> </w:t>
       </w:r>
       <w:r>
-        <w:t>For ψ = u₁e^(−imt) with u₁ = √(2m)(1, 0, 0, 0)ᵀ, the spinor is uniform in space, so p̂ψ = 0 and the orbital term x × p̂ contributes nothing. The spin term is ψ†(Σ_z/2)ψ = (1/2)ψ†ψ, since Σ_zu₁ = u₁ (Lesson 22, Worked example 3). Integrating, J_z = (1/2)∫ψ†ψ d³x, which is 1/2 for each particle.</w:t>
+        <w:t>dK</w:t>
+      </w:r>
+      <w:r>
+        <w:rPr>
+          <w:vertAlign w:val="superscript"/>
+        </w:rPr>
+        <w:t>i</w:t>
+      </w:r>
+      <w:r>
+        <w:t>/dt = ∫d³x x</w:t>
+      </w:r>
+      <w:r>
+        <w:rPr>
+          <w:vertAlign w:val="superscript"/>
+        </w:rPr>
+        <w:t>i</w:t>
+      </w:r>
+      <w:r>
+        <w:t>∂</w:t>
+      </w:r>
+      <w:r>
+        <w:rPr>
+          <w:vertAlign w:val="subscript"/>
+        </w:rPr>
+        <w:t>t</w:t>
+      </w:r>
+      <w:r>
+        <w:t>T</w:t>
+      </w:r>
+      <w:r>
+        <w:rPr>
+          <w:vertAlign w:val="superscript"/>
+        </w:rPr>
+        <w:t>(00)</w:t>
+      </w:r>
+      <w:r>
+        <w:t xml:space="preserve"> − ∫d³x T</w:t>
+      </w:r>
+      <w:r>
+        <w:rPr>
+          <w:vertAlign w:val="superscript"/>
+        </w:rPr>
+        <w:t>0i</w:t>
+      </w:r>
+      <w:r>
+        <w:t xml:space="preserve"> − t∫d³x ∂</w:t>
+      </w:r>
+      <w:r>
+        <w:rPr>
+          <w:vertAlign w:val="subscript"/>
+        </w:rPr>
+        <w:t>t</w:t>
+      </w:r>
+      <w:r>
+        <w:t>T</w:t>
+      </w:r>
+      <w:r>
+        <w:rPr>
+          <w:vertAlign w:val="superscript"/>
+        </w:rPr>
+        <w:t>0i</w:t>
+      </w:r>
+      <w:r>
+        <w:t>. From ∂</w:t>
+      </w:r>
+      <w:r>
+        <w:rPr>
+          <w:vertAlign w:val="subscript"/>
+        </w:rPr>
+        <w:t>μ</w:t>
+      </w:r>
+      <w:r>
+        <w:t>T</w:t>
+      </w:r>
+      <w:r>
+        <w:rPr>
+          <w:vertAlign w:val="superscript"/>
+        </w:rPr>
+        <w:t>μ0</w:t>
+      </w:r>
+      <w:r>
+        <w:t xml:space="preserve"> = 0, ∂</w:t>
+      </w:r>
+      <w:r>
+        <w:rPr>
+          <w:vertAlign w:val="subscript"/>
+        </w:rPr>
+        <w:t>t</w:t>
+      </w:r>
+      <w:r>
+        <w:t>T</w:t>
+      </w:r>
+      <w:r>
+        <w:rPr>
+          <w:vertAlign w:val="superscript"/>
+        </w:rPr>
+        <w:t>(00)</w:t>
+      </w:r>
+      <w:r>
+        <w:t xml:space="preserve"> = −∂ⱼT</w:t>
+      </w:r>
+      <w:r>
+        <w:rPr>
+          <w:vertAlign w:val="superscript"/>
+        </w:rPr>
+        <w:t>j0</w:t>
+      </w:r>
+      <w:r>
+        <w:t>, and integrating by parts (surface terms vanish), ∫x</w:t>
+      </w:r>
+      <w:r>
+        <w:rPr>
+          <w:vertAlign w:val="superscript"/>
+        </w:rPr>
+        <w:t>i</w:t>
+      </w:r>
+      <w:r>
+        <w:t>(−∂ⱼT</w:t>
+      </w:r>
+      <w:r>
+        <w:rPr>
+          <w:vertAlign w:val="superscript"/>
+        </w:rPr>
+        <w:t>j0</w:t>
+      </w:r>
+      <w:r>
+        <w:t>) = ∫T</w:t>
+      </w:r>
+      <w:r>
+        <w:rPr>
+          <w:vertAlign w:val="superscript"/>
+        </w:rPr>
+        <w:t>i0</w:t>
+      </w:r>
+      <w:r>
+        <w:t>. From ∂</w:t>
+      </w:r>
+      <w:r>
+        <w:rPr>
+          <w:vertAlign w:val="subscript"/>
+        </w:rPr>
+        <w:t>μ</w:t>
+      </w:r>
+      <w:r>
+        <w:t>T</w:t>
+      </w:r>
+      <w:r>
+        <w:rPr>
+          <w:vertAlign w:val="superscript"/>
+        </w:rPr>
+        <w:t>μi</w:t>
+      </w:r>
+      <w:r>
+        <w:t xml:space="preserve"> = 0, ∫∂</w:t>
+      </w:r>
+      <w:r>
+        <w:rPr>
+          <w:vertAlign w:val="subscript"/>
+        </w:rPr>
+        <w:t>t</w:t>
+      </w:r>
+      <w:r>
+        <w:t>T</w:t>
+      </w:r>
+      <w:r>
+        <w:rPr>
+          <w:vertAlign w:val="superscript"/>
+        </w:rPr>
+        <w:t>0i</w:t>
+      </w:r>
+      <w:r>
+        <w:t xml:space="preserve"> = −∫∂ⱼT</w:t>
+      </w:r>
+      <w:r>
+        <w:rPr>
+          <w:vertAlign w:val="superscript"/>
+        </w:rPr>
+        <w:t>ji</w:t>
+      </w:r>
+      <w:r>
+        <w:t xml:space="preserve"> = 0. So dK</w:t>
+      </w:r>
+      <w:r>
+        <w:rPr>
+          <w:vertAlign w:val="superscript"/>
+        </w:rPr>
+        <w:t>i</w:t>
+      </w:r>
+      <w:r>
+        <w:t>/dt = ∫T</w:t>
+      </w:r>
+      <w:r>
+        <w:rPr>
+          <w:vertAlign w:val="superscript"/>
+        </w:rPr>
+        <w:t>i0</w:t>
+      </w:r>
+      <w:r>
+        <w:t xml:space="preserve"> − ∫T</w:t>
+      </w:r>
+      <w:r>
+        <w:rPr>
+          <w:vertAlign w:val="superscript"/>
+        </w:rPr>
+        <w:t>0i</w:t>
+      </w:r>
+      <w:r>
+        <w:t xml:space="preserve"> = 0 when T</w:t>
+      </w:r>
+      <w:r>
+        <w:rPr>
+          <w:vertAlign w:val="superscript"/>
+        </w:rPr>
+        <w:t>i0</w:t>
+      </w:r>
+      <w:r>
+        <w:t xml:space="preserve"> = T</w:t>
+      </w:r>
+      <w:r>
+        <w:rPr>
+          <w:vertAlign w:val="superscript"/>
+        </w:rPr>
+        <w:t>0i</w:t>
+      </w:r>
+      <w:r>
+        <w:t>. Since ∫x</w:t>
+      </w:r>
+      <w:r>
+        <w:rPr>
+          <w:vertAlign w:val="superscript"/>
+        </w:rPr>
+        <w:t>i</w:t>
+      </w:r>
+      <w:r>
+        <w:t>T</w:t>
+      </w:r>
+      <w:r>
+        <w:rPr>
+          <w:vertAlign w:val="superscript"/>
+        </w:rPr>
+        <w:t>(00)</w:t>
+      </w:r>
+      <w:r>
+        <w:t xml:space="preserve"> = HX</w:t>
+      </w:r>
+      <w:r>
+        <w:rPr>
+          <w:vertAlign w:val="superscript"/>
+        </w:rPr>
+        <w:t>i</w:t>
+      </w:r>
+      <w:r>
+        <w:rPr>
+          <w:vertAlign w:val="subscript"/>
+        </w:rPr>
+        <w:t>cm</w:t>
+      </w:r>
+      <w:r>
+        <w:t>, this says d(HX</w:t>
+      </w:r>
+      <w:r>
+        <w:rPr>
+          <w:vertAlign w:val="subscript"/>
+        </w:rPr>
+        <w:t>cm</w:t>
+      </w:r>
+      <w:r>
+        <w:t>)/dt = P, so the center of energy moves with velocity P/H.</w:t>
       </w:r>
     </w:p>
     <w:p>
@@ -3666,13 +8859,49 @@
         <w:rPr>
           <w:b/>
         </w:rPr>
-        <w:t>12.</w:t>
+        <w:t>11.</w:t>
       </w:r>
       <w:r>
         <w:t xml:space="preserve"> </w:t>
       </w:r>
       <w:r>
-        <w:t>For ν = 0, ∂_μT_Θ^(μ0) = ∂_tT_Θ^(00) + ∂ᵢT_Θ^(i0) = ∂_tu + ∇·S, using T_Θ^(i0) = T_Θ^(0i) = Sᵢ. The right side is −F^(0λ)j_λ = −F^(0i)j_i = −(−Eᵢ)(−jⁱ) = −E·j, since j_i = −jⁱ. So ∂_tu + ∇·S = −E·j. For ν = i, −F^(iλ)j_λ = −(F^(i0)j₀ + F^(ij)j_j) with F^(i0) = Eᵢ, j₀ = ρ, F^(ij) = −ε_(ijk)B_k, and j_j = −j^j, giving −(Eᵢρ + ε_(ijk)B_kj^j) = −(ρE + j × B)ᵢ.</w:t>
+        <w:t>For ψ = u₁e</w:t>
+      </w:r>
+      <w:r>
+        <w:rPr>
+          <w:vertAlign w:val="superscript"/>
+        </w:rPr>
+        <w:t>−imt</w:t>
+      </w:r>
+      <w:r>
+        <w:t xml:space="preserve"> with u₁ = √(2m)(1, 0, 0, 0)ᵀ, the spinor is uniform in space, so p̂ψ = 0 and the orbital term x × p̂ contributes nothing. The spin term is ψ†(Σ</w:t>
+      </w:r>
+      <w:r>
+        <w:rPr>
+          <w:vertAlign w:val="subscript"/>
+        </w:rPr>
+        <w:t>z</w:t>
+      </w:r>
+      <w:r>
+        <w:t>/2)ψ = (1/2)ψ†ψ, since Σ</w:t>
+      </w:r>
+      <w:r>
+        <w:rPr>
+          <w:vertAlign w:val="subscript"/>
+        </w:rPr>
+        <w:t>z</w:t>
+      </w:r>
+      <w:r>
+        <w:t>u₁ = u₁ (Lesson 22, Worked example 3). Integrating, J</w:t>
+      </w:r>
+      <w:r>
+        <w:rPr>
+          <w:vertAlign w:val="subscript"/>
+        </w:rPr>
+        <w:t>z</w:t>
+      </w:r>
+      <w:r>
+        <w:t xml:space="preserve"> = (1/2)∫ψ†ψ d³x, which is 1/2 for each particle.</w:t>
       </w:r>
     </w:p>
     <w:p>
@@ -3680,13 +8909,292 @@
         <w:rPr>
           <w:b/>
         </w:rPr>
-        <w:t>13.</w:t>
+        <w:t>12.</w:t>
       </w:r>
       <w:r>
         <w:t xml:space="preserve"> </w:t>
       </w:r>
       <w:r>
-        <w:t>Q = −e∫d³x ψ†ψ = −e · 1 = −e for a normalized wave function. A plane wave normalized as ψ†ψ = 2E has ∫d³xψ†ψ = 2EV over a box of volume V, so to describe one particle it is rescaled by 1/√(2EV), which makes ∫ψ†ψ d³x = 1.</w:t>
+        <w:t>For ν = 0, ∂</w:t>
+      </w:r>
+      <w:r>
+        <w:rPr>
+          <w:vertAlign w:val="subscript"/>
+        </w:rPr>
+        <w:t>μ</w:t>
+      </w:r>
+      <w:r>
+        <w:t>T</w:t>
+      </w:r>
+      <w:r>
+        <w:rPr>
+          <w:vertAlign w:val="subscript"/>
+        </w:rPr>
+        <w:t>Θ</w:t>
+      </w:r>
+      <w:r>
+        <w:rPr>
+          <w:vertAlign w:val="superscript"/>
+        </w:rPr>
+        <w:t>μ0</w:t>
+      </w:r>
+      <w:r>
+        <w:t xml:space="preserve"> = ∂</w:t>
+      </w:r>
+      <w:r>
+        <w:rPr>
+          <w:vertAlign w:val="subscript"/>
+        </w:rPr>
+        <w:t>t</w:t>
+      </w:r>
+      <w:r>
+        <w:t>T</w:t>
+      </w:r>
+      <w:r>
+        <w:rPr>
+          <w:vertAlign w:val="subscript"/>
+        </w:rPr>
+        <w:t>Θ</w:t>
+      </w:r>
+      <w:r>
+        <w:rPr>
+          <w:vertAlign w:val="superscript"/>
+        </w:rPr>
+        <w:t>(00)</w:t>
+      </w:r>
+      <w:r>
+        <w:t xml:space="preserve"> + ∂ᵢT</w:t>
+      </w:r>
+      <w:r>
+        <w:rPr>
+          <w:vertAlign w:val="subscript"/>
+        </w:rPr>
+        <w:t>Θ</w:t>
+      </w:r>
+      <w:r>
+        <w:rPr>
+          <w:vertAlign w:val="superscript"/>
+        </w:rPr>
+        <w:t>i0</w:t>
+      </w:r>
+      <w:r>
+        <w:t xml:space="preserve"> = ∂</w:t>
+      </w:r>
+      <w:r>
+        <w:rPr>
+          <w:vertAlign w:val="subscript"/>
+        </w:rPr>
+        <w:t>t</w:t>
+      </w:r>
+      <w:r>
+        <w:t>u + ∇·S, using T</w:t>
+      </w:r>
+      <w:r>
+        <w:rPr>
+          <w:vertAlign w:val="subscript"/>
+        </w:rPr>
+        <w:t>Θ</w:t>
+      </w:r>
+      <w:r>
+        <w:rPr>
+          <w:vertAlign w:val="superscript"/>
+        </w:rPr>
+        <w:t>i0</w:t>
+      </w:r>
+      <w:r>
+        <w:t xml:space="preserve"> = T</w:t>
+      </w:r>
+      <w:r>
+        <w:rPr>
+          <w:vertAlign w:val="subscript"/>
+        </w:rPr>
+        <w:t>Θ</w:t>
+      </w:r>
+      <w:r>
+        <w:rPr>
+          <w:vertAlign w:val="superscript"/>
+        </w:rPr>
+        <w:t>0i</w:t>
+      </w:r>
+      <w:r>
+        <w:t xml:space="preserve"> = Sᵢ. The right side is −F</w:t>
+      </w:r>
+      <w:r>
+        <w:rPr>
+          <w:vertAlign w:val="superscript"/>
+        </w:rPr>
+        <w:t>0λ</w:t>
+      </w:r>
+      <w:r>
+        <w:t>j</w:t>
+      </w:r>
+      <w:r>
+        <w:rPr>
+          <w:vertAlign w:val="subscript"/>
+        </w:rPr>
+        <w:t>λ</w:t>
+      </w:r>
+      <w:r>
+        <w:t xml:space="preserve"> = −F</w:t>
+      </w:r>
+      <w:r>
+        <w:rPr>
+          <w:vertAlign w:val="superscript"/>
+        </w:rPr>
+        <w:t>0i</w:t>
+      </w:r>
+      <w:r>
+        <w:t>j</w:t>
+      </w:r>
+      <w:r>
+        <w:rPr>
+          <w:vertAlign w:val="subscript"/>
+        </w:rPr>
+        <w:t>i</w:t>
+      </w:r>
+      <w:r>
+        <w:t xml:space="preserve"> = −(−Eᵢ)(−jⁱ) = −E·j, since j</w:t>
+      </w:r>
+      <w:r>
+        <w:rPr>
+          <w:vertAlign w:val="subscript"/>
+        </w:rPr>
+        <w:t>i</w:t>
+      </w:r>
+      <w:r>
+        <w:t xml:space="preserve"> = −jⁱ. So ∂</w:t>
+      </w:r>
+      <w:r>
+        <w:rPr>
+          <w:vertAlign w:val="subscript"/>
+        </w:rPr>
+        <w:t>t</w:t>
+      </w:r>
+      <w:r>
+        <w:t>u + ∇·S = −E·j. For ν = i, −F</w:t>
+      </w:r>
+      <w:r>
+        <w:rPr>
+          <w:vertAlign w:val="superscript"/>
+        </w:rPr>
+        <w:t>iλ</w:t>
+      </w:r>
+      <w:r>
+        <w:t>j</w:t>
+      </w:r>
+      <w:r>
+        <w:rPr>
+          <w:vertAlign w:val="subscript"/>
+        </w:rPr>
+        <w:t>λ</w:t>
+      </w:r>
+      <w:r>
+        <w:t xml:space="preserve"> = −(F</w:t>
+      </w:r>
+      <w:r>
+        <w:rPr>
+          <w:vertAlign w:val="superscript"/>
+        </w:rPr>
+        <w:t>i0</w:t>
+      </w:r>
+      <w:r>
+        <w:t>j₀ + F</w:t>
+      </w:r>
+      <w:r>
+        <w:rPr>
+          <w:vertAlign w:val="superscript"/>
+        </w:rPr>
+        <w:t>ij</w:t>
+      </w:r>
+      <w:r>
+        <w:t>j</w:t>
+      </w:r>
+      <w:r>
+        <w:rPr>
+          <w:vertAlign w:val="subscript"/>
+        </w:rPr>
+        <w:t>j</w:t>
+      </w:r>
+      <w:r>
+        <w:t>) with F</w:t>
+      </w:r>
+      <w:r>
+        <w:rPr>
+          <w:vertAlign w:val="superscript"/>
+        </w:rPr>
+        <w:t>i0</w:t>
+      </w:r>
+      <w:r>
+        <w:t xml:space="preserve"> = Eᵢ, j₀ = ρ, F</w:t>
+      </w:r>
+      <w:r>
+        <w:rPr>
+          <w:vertAlign w:val="superscript"/>
+        </w:rPr>
+        <w:t>ij</w:t>
+      </w:r>
+      <w:r>
+        <w:t xml:space="preserve"> = −ε</w:t>
+      </w:r>
+      <w:r>
+        <w:rPr>
+          <w:vertAlign w:val="subscript"/>
+        </w:rPr>
+        <w:t>ijk</w:t>
+      </w:r>
+      <w:r>
+        <w:t>B</w:t>
+      </w:r>
+      <w:r>
+        <w:rPr>
+          <w:vertAlign w:val="subscript"/>
+        </w:rPr>
+        <w:t>k</w:t>
+      </w:r>
+      <w:r>
+        <w:t>, and j</w:t>
+      </w:r>
+      <w:r>
+        <w:rPr>
+          <w:vertAlign w:val="subscript"/>
+        </w:rPr>
+        <w:t>j</w:t>
+      </w:r>
+      <w:r>
+        <w:t xml:space="preserve"> = −j</w:t>
+      </w:r>
+      <w:r>
+        <w:rPr>
+          <w:vertAlign w:val="superscript"/>
+        </w:rPr>
+        <w:t>j</w:t>
+      </w:r>
+      <w:r>
+        <w:t>, giving −(Eᵢρ + ε</w:t>
+      </w:r>
+      <w:r>
+        <w:rPr>
+          <w:vertAlign w:val="subscript"/>
+        </w:rPr>
+        <w:t>ijk</w:t>
+      </w:r>
+      <w:r>
+        <w:t>B</w:t>
+      </w:r>
+      <w:r>
+        <w:rPr>
+          <w:vertAlign w:val="subscript"/>
+        </w:rPr>
+        <w:t>kj</w:t>
+      </w:r>
+      <w:r>
+        <w:rPr>
+          <w:vertAlign w:val="superscript"/>
+        </w:rPr>
+        <w:t>j</w:t>
+      </w:r>
+      <w:r>
+        <w:t>) = −(ρE + j × B)ᵢ.</w:t>
       </w:r>
     </w:p>
     <w:p>
@@ -3694,13 +9202,13 @@
         <w:rPr>
           <w:b/>
         </w:rPr>
-        <w:t>14.</w:t>
+        <w:t>13.</w:t>
       </w:r>
       <w:r>
         <w:t xml:space="preserve"> </w:t>
       </w:r>
       <w:r>
-        <w:t>Under A_λ → A_λ + ∂_λχ, F^(μλ) is unchanged, so only ∂^νA_λ changes, by ∂^ν∂_λχ, and T_c^(μν) changes by −F^(μλ)∂^ν∂_λχ. In vacuum ∂_λF^(μλ) = 0, so this equals −∂_λ(F^(μλ)∂^νχ), a total derivative of a quantity antisymmetric in (μ, λ). The change in P^ν = ∫d³x T_c^(0ν) is then −∫d³x ∂_λ(F^(0λ)∂^νχ) = −∫d³x ∂ᵢ(F^(0i)∂^νχ), a surface integral that vanishes for fields decaying at infinity. The local density depends on the gauge, but the total momentum does not.</w:t>
+        <w:t>Q = −e∫d³x ψ†ψ = −e · 1 = −e for a normalized wave function. A plane wave normalized as ψ†ψ = 2E has ∫d³xψ†ψ = 2EV over a box of volume V, so to describe one particle it is rescaled by 1/√(2EV), which makes ∫ψ†ψ d³x = 1.</w:t>
       </w:r>
     </w:p>
     <w:p>
@@ -3708,13 +9216,241 @@
         <w:rPr>
           <w:b/>
         </w:rPr>
-        <w:t>15.</w:t>
+        <w:t>14.</w:t>
       </w:r>
       <w:r>
         <w:t xml:space="preserve"> </w:t>
       </w:r>
       <w:r>
-        <w:t>For a plane wave E ⊥ B and |E| = |B|, so |S| = |E × B| = |E||B| = E². The energy density is (1/2)(E² + B²) = E². Hence |T^(0i)| = T^(00). For a photon of energy E and momentum p this is the statement E = |p|, the relation for a massless particle in Lesson 3, Section 5.4.</w:t>
+        <w:t>Under A</w:t>
+      </w:r>
+      <w:r>
+        <w:rPr>
+          <w:vertAlign w:val="subscript"/>
+        </w:rPr>
+        <w:t>λ</w:t>
+      </w:r>
+      <w:r>
+        <w:t xml:space="preserve"> → A</w:t>
+      </w:r>
+      <w:r>
+        <w:rPr>
+          <w:vertAlign w:val="subscript"/>
+        </w:rPr>
+        <w:t>λ</w:t>
+      </w:r>
+      <w:r>
+        <w:t xml:space="preserve"> + ∂</w:t>
+      </w:r>
+      <w:r>
+        <w:rPr>
+          <w:vertAlign w:val="subscript"/>
+        </w:rPr>
+        <w:t>λ</w:t>
+      </w:r>
+      <w:r>
+        <w:t>χ, F</w:t>
+      </w:r>
+      <w:r>
+        <w:rPr>
+          <w:vertAlign w:val="superscript"/>
+        </w:rPr>
+        <w:t>μλ</w:t>
+      </w:r>
+      <w:r>
+        <w:t xml:space="preserve"> is unchanged, so only ∂</w:t>
+      </w:r>
+      <w:r>
+        <w:rPr>
+          <w:vertAlign w:val="superscript"/>
+        </w:rPr>
+        <w:t>ν</w:t>
+      </w:r>
+      <w:r>
+        <w:t>A</w:t>
+      </w:r>
+      <w:r>
+        <w:rPr>
+          <w:vertAlign w:val="subscript"/>
+        </w:rPr>
+        <w:t>λ</w:t>
+      </w:r>
+      <w:r>
+        <w:t xml:space="preserve"> changes, by ∂</w:t>
+      </w:r>
+      <w:r>
+        <w:rPr>
+          <w:vertAlign w:val="superscript"/>
+        </w:rPr>
+        <w:t>ν</w:t>
+      </w:r>
+      <w:r>
+        <w:t>∂</w:t>
+      </w:r>
+      <w:r>
+        <w:rPr>
+          <w:vertAlign w:val="subscript"/>
+        </w:rPr>
+        <w:t>λ</w:t>
+      </w:r>
+      <w:r>
+        <w:t>χ, and T</w:t>
+      </w:r>
+      <w:r>
+        <w:rPr>
+          <w:vertAlign w:val="subscript"/>
+        </w:rPr>
+        <w:t>c</w:t>
+      </w:r>
+      <w:r>
+        <w:rPr>
+          <w:vertAlign w:val="superscript"/>
+        </w:rPr>
+        <w:t>μν</w:t>
+      </w:r>
+      <w:r>
+        <w:t xml:space="preserve"> changes by −F</w:t>
+      </w:r>
+      <w:r>
+        <w:rPr>
+          <w:vertAlign w:val="superscript"/>
+        </w:rPr>
+        <w:t>μλ</w:t>
+      </w:r>
+      <w:r>
+        <w:t>∂</w:t>
+      </w:r>
+      <w:r>
+        <w:rPr>
+          <w:vertAlign w:val="superscript"/>
+        </w:rPr>
+        <w:t>ν</w:t>
+      </w:r>
+      <w:r>
+        <w:t>∂</w:t>
+      </w:r>
+      <w:r>
+        <w:rPr>
+          <w:vertAlign w:val="subscript"/>
+        </w:rPr>
+        <w:t>λ</w:t>
+      </w:r>
+      <w:r>
+        <w:t>χ. In vacuum ∂</w:t>
+      </w:r>
+      <w:r>
+        <w:rPr>
+          <w:vertAlign w:val="subscript"/>
+        </w:rPr>
+        <w:t>λ</w:t>
+      </w:r>
+      <w:r>
+        <w:t>F</w:t>
+      </w:r>
+      <w:r>
+        <w:rPr>
+          <w:vertAlign w:val="superscript"/>
+        </w:rPr>
+        <w:t>μλ</w:t>
+      </w:r>
+      <w:r>
+        <w:t xml:space="preserve"> = 0, so this equals −∂</w:t>
+      </w:r>
+      <w:r>
+        <w:rPr>
+          <w:vertAlign w:val="subscript"/>
+        </w:rPr>
+        <w:t>λ</w:t>
+      </w:r>
+      <w:r>
+        <w:t>(F</w:t>
+      </w:r>
+      <w:r>
+        <w:rPr>
+          <w:vertAlign w:val="superscript"/>
+        </w:rPr>
+        <w:t>μλ</w:t>
+      </w:r>
+      <w:r>
+        <w:t>∂</w:t>
+      </w:r>
+      <w:r>
+        <w:rPr>
+          <w:vertAlign w:val="superscript"/>
+        </w:rPr>
+        <w:t>ν</w:t>
+      </w:r>
+      <w:r>
+        <w:t>χ), a total derivative of a quantity antisymmetric in (μ, λ). The change in P</w:t>
+      </w:r>
+      <w:r>
+        <w:rPr>
+          <w:vertAlign w:val="superscript"/>
+        </w:rPr>
+        <w:t>ν</w:t>
+      </w:r>
+      <w:r>
+        <w:t xml:space="preserve"> = ∫d³x T</w:t>
+      </w:r>
+      <w:r>
+        <w:rPr>
+          <w:vertAlign w:val="subscript"/>
+        </w:rPr>
+        <w:t>c</w:t>
+      </w:r>
+      <w:r>
+        <w:rPr>
+          <w:vertAlign w:val="superscript"/>
+        </w:rPr>
+        <w:t>0ν</w:t>
+      </w:r>
+      <w:r>
+        <w:t xml:space="preserve"> is then −∫d³x ∂</w:t>
+      </w:r>
+      <w:r>
+        <w:rPr>
+          <w:vertAlign w:val="subscript"/>
+        </w:rPr>
+        <w:t>λ</w:t>
+      </w:r>
+      <w:r>
+        <w:t>(F</w:t>
+      </w:r>
+      <w:r>
+        <w:rPr>
+          <w:vertAlign w:val="superscript"/>
+        </w:rPr>
+        <w:t>0λ</w:t>
+      </w:r>
+      <w:r>
+        <w:t>∂</w:t>
+      </w:r>
+      <w:r>
+        <w:rPr>
+          <w:vertAlign w:val="superscript"/>
+        </w:rPr>
+        <w:t>ν</w:t>
+      </w:r>
+      <w:r>
+        <w:t>χ) = −∫d³x ∂ᵢ(F</w:t>
+      </w:r>
+      <w:r>
+        <w:rPr>
+          <w:vertAlign w:val="superscript"/>
+        </w:rPr>
+        <w:t>0i</w:t>
+      </w:r>
+      <w:r>
+        <w:t>∂</w:t>
+      </w:r>
+      <w:r>
+        <w:rPr>
+          <w:vertAlign w:val="superscript"/>
+        </w:rPr>
+        <w:t>ν</w:t>
+      </w:r>
+      <w:r>
+        <w:t>χ), a surface integral that vanishes for fields decaying at infinity. The local density depends on the gauge, but the total momentum does not.</w:t>
       </w:r>
     </w:p>
     <w:p>
@@ -3722,13 +9458,339 @@
         <w:rPr>
           <w:b/>
         </w:rPr>
+        <w:t>15.</w:t>
+      </w:r>
+      <w:r>
+        <w:t xml:space="preserve"> </w:t>
+      </w:r>
+      <w:r>
+        <w:t>For a plane wave E ⊥ B and |E| = |B|, so |S| = |E × B| = |E||B| = E². The energy density is (1/2)(E² + B²) = E². Hence |T</w:t>
+      </w:r>
+      <w:r>
+        <w:rPr>
+          <w:vertAlign w:val="superscript"/>
+        </w:rPr>
+        <w:t>0i</w:t>
+      </w:r>
+      <w:r>
+        <w:t>| = T</w:t>
+      </w:r>
+      <w:r>
+        <w:rPr>
+          <w:vertAlign w:val="superscript"/>
+        </w:rPr>
+        <w:t>(00)</w:t>
+      </w:r>
+      <w:r>
+        <w:t>. For a photon of energy E and momentum p this is the statement E = |p|, the relation for a massless particle in Lesson 3, Section 5.4.</w:t>
+      </w:r>
+    </w:p>
+    <w:p>
+      <w:r>
+        <w:rPr>
+          <w:b/>
+        </w:rPr>
         <w:t>16.</w:t>
       </w:r>
       <w:r>
         <w:t xml:space="preserve"> </w:t>
       </w:r>
       <w:r>
-        <w:t>By the product rule, ∂_μ(x^αT^(μβ)) = δ^α_μT^(μβ) + x^α∂_μT^(μβ) = T^(αβ), using ∂_μT^(μβ) = 0. So ∂_μM^(μαβ) = T^(αβ) − T^(βα) = 0 because T^(αβ) = ∂^αφ∂^βφ − g^(αβ)ℒ is symmetric. The charge J^(ij) = ∫d³x(x^iT^(0j) − x^jT^(0i)) = −∫d³x π(x^i∂ⱼ − x^j∂ᵢ)φ, using T^(0j) = −π∂ⱼφ. The angular momentum vector is J^k = (1/2)ε_(kij)J^(ij) = −∫d³x π(x × ∇φ)_k, the moment x × (−π∇φ) of the momentum density T^(0i) = −π∂ᵢφ of Section 2.1, which is what the angular momentum of a distribution of momentum should be.</w:t>
+        <w:t>By the product rule, ∂</w:t>
+      </w:r>
+      <w:r>
+        <w:rPr>
+          <w:vertAlign w:val="subscript"/>
+        </w:rPr>
+        <w:t>μ</w:t>
+      </w:r>
+      <w:r>
+        <w:t>(x</w:t>
+      </w:r>
+      <w:r>
+        <w:rPr>
+          <w:vertAlign w:val="superscript"/>
+        </w:rPr>
+        <w:t>α</w:t>
+      </w:r>
+      <w:r>
+        <w:t>T</w:t>
+      </w:r>
+      <w:r>
+        <w:rPr>
+          <w:vertAlign w:val="superscript"/>
+        </w:rPr>
+        <w:t>μβ</w:t>
+      </w:r>
+      <w:r>
+        <w:t>) = δ</w:t>
+      </w:r>
+      <w:r>
+        <w:rPr>
+          <w:vertAlign w:val="superscript"/>
+        </w:rPr>
+        <w:t>α</w:t>
+      </w:r>
+      <w:r>
+        <w:rPr>
+          <w:vertAlign w:val="subscript"/>
+        </w:rPr>
+        <w:t>μ</w:t>
+      </w:r>
+      <w:r>
+        <w:t>T</w:t>
+      </w:r>
+      <w:r>
+        <w:rPr>
+          <w:vertAlign w:val="superscript"/>
+        </w:rPr>
+        <w:t>μβ</w:t>
+      </w:r>
+      <w:r>
+        <w:t xml:space="preserve"> + x</w:t>
+      </w:r>
+      <w:r>
+        <w:rPr>
+          <w:vertAlign w:val="superscript"/>
+        </w:rPr>
+        <w:t>α</w:t>
+      </w:r>
+      <w:r>
+        <w:t>∂</w:t>
+      </w:r>
+      <w:r>
+        <w:rPr>
+          <w:vertAlign w:val="subscript"/>
+        </w:rPr>
+        <w:t>μ</w:t>
+      </w:r>
+      <w:r>
+        <w:t>T</w:t>
+      </w:r>
+      <w:r>
+        <w:rPr>
+          <w:vertAlign w:val="superscript"/>
+        </w:rPr>
+        <w:t>μβ</w:t>
+      </w:r>
+      <w:r>
+        <w:t xml:space="preserve"> = T</w:t>
+      </w:r>
+      <w:r>
+        <w:rPr>
+          <w:vertAlign w:val="superscript"/>
+        </w:rPr>
+        <w:t>αβ</w:t>
+      </w:r>
+      <w:r>
+        <w:t>, using ∂</w:t>
+      </w:r>
+      <w:r>
+        <w:rPr>
+          <w:vertAlign w:val="subscript"/>
+        </w:rPr>
+        <w:t>μ</w:t>
+      </w:r>
+      <w:r>
+        <w:t>T</w:t>
+      </w:r>
+      <w:r>
+        <w:rPr>
+          <w:vertAlign w:val="superscript"/>
+        </w:rPr>
+        <w:t>μβ</w:t>
+      </w:r>
+      <w:r>
+        <w:t xml:space="preserve"> = 0. So ∂</w:t>
+      </w:r>
+      <w:r>
+        <w:rPr>
+          <w:vertAlign w:val="subscript"/>
+        </w:rPr>
+        <w:t>μ</w:t>
+      </w:r>
+      <w:r>
+        <w:t>M</w:t>
+      </w:r>
+      <w:r>
+        <w:rPr>
+          <w:vertAlign w:val="superscript"/>
+        </w:rPr>
+        <w:t>μαβ</w:t>
+      </w:r>
+      <w:r>
+        <w:t xml:space="preserve"> = T</w:t>
+      </w:r>
+      <w:r>
+        <w:rPr>
+          <w:vertAlign w:val="superscript"/>
+        </w:rPr>
+        <w:t>αβ</w:t>
+      </w:r>
+      <w:r>
+        <w:t xml:space="preserve"> − T</w:t>
+      </w:r>
+      <w:r>
+        <w:rPr>
+          <w:vertAlign w:val="superscript"/>
+        </w:rPr>
+        <w:t>βα</w:t>
+      </w:r>
+      <w:r>
+        <w:t xml:space="preserve"> = 0 because T</w:t>
+      </w:r>
+      <w:r>
+        <w:rPr>
+          <w:vertAlign w:val="superscript"/>
+        </w:rPr>
+        <w:t>αβ</w:t>
+      </w:r>
+      <w:r>
+        <w:t xml:space="preserve"> = ∂</w:t>
+      </w:r>
+      <w:r>
+        <w:rPr>
+          <w:vertAlign w:val="superscript"/>
+        </w:rPr>
+        <w:t>α</w:t>
+      </w:r>
+      <w:r>
+        <w:t>φ∂</w:t>
+      </w:r>
+      <w:r>
+        <w:rPr>
+          <w:vertAlign w:val="superscript"/>
+        </w:rPr>
+        <w:t>β</w:t>
+      </w:r>
+      <w:r>
+        <w:t>φ − g</w:t>
+      </w:r>
+      <w:r>
+        <w:rPr>
+          <w:vertAlign w:val="superscript"/>
+        </w:rPr>
+        <w:t>αβ</w:t>
+      </w:r>
+      <w:r>
+        <w:t>ℒ is symmetric. The charge J</w:t>
+      </w:r>
+      <w:r>
+        <w:rPr>
+          <w:vertAlign w:val="superscript"/>
+        </w:rPr>
+        <w:t>ij</w:t>
+      </w:r>
+      <w:r>
+        <w:t xml:space="preserve"> = ∫d³x(x</w:t>
+      </w:r>
+      <w:r>
+        <w:rPr>
+          <w:vertAlign w:val="superscript"/>
+        </w:rPr>
+        <w:t>i</w:t>
+      </w:r>
+      <w:r>
+        <w:t>T</w:t>
+      </w:r>
+      <w:r>
+        <w:rPr>
+          <w:vertAlign w:val="superscript"/>
+        </w:rPr>
+        <w:t>0j</w:t>
+      </w:r>
+      <w:r>
+        <w:t xml:space="preserve"> − x</w:t>
+      </w:r>
+      <w:r>
+        <w:rPr>
+          <w:vertAlign w:val="superscript"/>
+        </w:rPr>
+        <w:t>j</w:t>
+      </w:r>
+      <w:r>
+        <w:t>T</w:t>
+      </w:r>
+      <w:r>
+        <w:rPr>
+          <w:vertAlign w:val="superscript"/>
+        </w:rPr>
+        <w:t>0i</w:t>
+      </w:r>
+      <w:r>
+        <w:t>) = −∫d³x π(x</w:t>
+      </w:r>
+      <w:r>
+        <w:rPr>
+          <w:vertAlign w:val="superscript"/>
+        </w:rPr>
+        <w:t>i</w:t>
+      </w:r>
+      <w:r>
+        <w:t>∂ⱼ − x</w:t>
+      </w:r>
+      <w:r>
+        <w:rPr>
+          <w:vertAlign w:val="superscript"/>
+        </w:rPr>
+        <w:t>j</w:t>
+      </w:r>
+      <w:r>
+        <w:t>∂ᵢ)φ, using T</w:t>
+      </w:r>
+      <w:r>
+        <w:rPr>
+          <w:vertAlign w:val="superscript"/>
+        </w:rPr>
+        <w:t>0j</w:t>
+      </w:r>
+      <w:r>
+        <w:t xml:space="preserve"> = −π∂ⱼφ. The angular momentum vector is J</w:t>
+      </w:r>
+      <w:r>
+        <w:rPr>
+          <w:vertAlign w:val="superscript"/>
+        </w:rPr>
+        <w:t>k</w:t>
+      </w:r>
+      <w:r>
+        <w:t xml:space="preserve"> = (1/2)ε</w:t>
+      </w:r>
+      <w:r>
+        <w:rPr>
+          <w:vertAlign w:val="subscript"/>
+        </w:rPr>
+        <w:t>kij</w:t>
+      </w:r>
+      <w:r>
+        <w:t>J</w:t>
+      </w:r>
+      <w:r>
+        <w:rPr>
+          <w:vertAlign w:val="superscript"/>
+        </w:rPr>
+        <w:t>ij</w:t>
+      </w:r>
+      <w:r>
+        <w:t xml:space="preserve"> = −∫d³x π(x × ∇φ)</w:t>
+      </w:r>
+      <w:r>
+        <w:rPr>
+          <w:vertAlign w:val="subscript"/>
+        </w:rPr>
+        <w:t>k</w:t>
+      </w:r>
+      <w:r>
+        <w:t>, the moment x × (−π∇φ) of the momentum density T</w:t>
+      </w:r>
+      <w:r>
+        <w:rPr>
+          <w:vertAlign w:val="superscript"/>
+        </w:rPr>
+        <w:t>0i</w:t>
+      </w:r>
+      <w:r>
+        <w:t xml:space="preserve"> = −π∂ᵢφ of Section 2.1, which is what the angular momentum of a distribution of momentum should be.</w:t>
       </w:r>
     </w:p>
     <w:p>
@@ -3736,71 +9798,12 @@
         <w:pStyle w:val="Heading2"/>
       </w:pPr>
       <w:r>
-        <w:t>Mastery checklist</w:t>
+        <w:t>Mastery check</w:t>
       </w:r>
     </w:p>
     <w:p>
-      <w:pPr>
-        <w:pStyle w:val="ListBullet"/>
-      </w:pPr>
-      <w:r>
-        <w:t>I can write the canonical energy-momentum tensor for a given Lagrangian density and identify the energy and momentum densities.</w:t>
-      </w:r>
-    </w:p>
-    <w:p>
-      <w:pPr>
-        <w:pStyle w:val="ListBullet"/>
-      </w:pPr>
-      <w:r>
-        <w:t>I can compute T^(μν) for the scalar and Dirac fields and check the results against earlier quantities.</w:t>
-      </w:r>
-    </w:p>
-    <w:p>
-      <w:pPr>
-        <w:pStyle w:val="ListBullet"/>
-      </w:pPr>
-      <w:r>
-        <w:t>I can explain why the canonical electromagnetic tensor is not acceptable and construct the symmetric, gauge-invariant tensor.</w:t>
-      </w:r>
-    </w:p>
-    <w:p>
-      <w:pPr>
-        <w:pStyle w:val="ListBullet"/>
-      </w:pPr>
-      <w:r>
-        <w:t>I can derive T^(00) = (1/2)(E² + B²) and T^(0i) = (E × B)^i from F^(μν).</w:t>
-      </w:r>
-    </w:p>
-    <w:p>
-      <w:pPr>
-        <w:pStyle w:val="ListBullet"/>
-      </w:pPr>
-      <w:r>
-        <w:t>I can show that a symmetric energy-momentum tensor gives conserved angular momentum and boost charges.</w:t>
-      </w:r>
-    </w:p>
-    <w:p>
-      <w:pPr>
-        <w:pStyle w:val="ListBullet"/>
-      </w:pPr>
-      <w:r>
-        <w:t>I can explain the spin contribution to the angular momentum of the Dirac field.</w:t>
-      </w:r>
-    </w:p>
-    <w:p>
-      <w:pPr>
-        <w:pStyle w:val="ListBullet"/>
-      </w:pPr>
-      <w:r>
-        <w:t>I can derive ∂_μT^(μν) = −F^(νλ)j_λ and recognize Poynting's theorem and the Lorentz force in it.</w:t>
-      </w:r>
-    </w:p>
-    <w:p>
-      <w:pPr>
-        <w:pStyle w:val="ListBullet"/>
-      </w:pPr>
-      <w:r>
-        <w:t>I can state the electromagnetic current and charge of the Dirac field.</w:t>
+      <w:r>
+        <w:t>Before moving on, do the Core exercises without looking at the solutions and state this lesson's main result from memory. If both go smoothly, continue; if not, reread the sections the missed exercises cite.</w:t>
       </w:r>
     </w:p>
     <w:p>
@@ -3852,7 +9855,7 @@
         <w:color w:val="5A5A5A"/>
         <w:sz w:val="16"/>
       </w:rPr>
-      <w:t>QED Course   Lesson 30</w:t>
+      <w:t>A QED Course   Lesson 30</w:t>
     </w:r>
   </w:p>
 </w:hdr>
